--- a/documentations/RIS_Documentation.docx
+++ b/documentations/RIS_Documentation.docx
@@ -23,7 +23,7 @@
           <w:i/>
           <w:sz w:val="26"/>
         </w:rPr>
-        <w:t>Influence Maximization on Large-Scale Social Networks</w:t>
+        <w:t>Dynamic Reverse Reachable Set Algorithm for Influence Maximization</w:t>
       </w:r>
     </w:p>
     <w:p/>
@@ -40,12 +40,14 @@
         <w:br/>
         <w:t>"Influence Maximization Algorithm Based on Reverse Reachable Set"</w:t>
         <w:br/>
-        <w:t>Gengxin Sun, Chih-Cheng Chen — Mathematical Problems in Engineering, Hindawi, 2021</w:t>
+        <w:t>Gengxin Sun, Chih-Cheng Chen</w:t>
+        <w:br/>
+        <w:t>Mathematical Problems in Engineering, Hindawi, 2021</w:t>
         <w:br/>
         <w:t>DOI: 10.1155/2021/5535843</w:t>
         <w:br/>
         <w:br/>
-        <w:t>Foundational Reference:</w:t>
+        <w:t>Foundational Framework:</w:t>
         <w:br/>
         <w:t>"Maximizing Social Influence in Nearly Optimal Time"</w:t>
         <w:br/>
@@ -75,7 +77,45 @@
           <w:i w:val="0"/>
           <w:sz w:val="22"/>
         </w:rPr>
-        <w:t>This document covers the implementation and experimental reproduction of the D-RIS (Dynamic Reverse Influence Sampling) algorithm for influence maximization in large-scale social networks. D-RIS was proposed by Sun and Chen (Hindawi 2021) as an improvement over the basic RIS framework introduced by Borgs et al. (SODA 2014).</w:t>
+        <w:t>This document covers the implementation and experimental reproduction of the D-RIS (Dynamic Reverse Influence Sampling) algorithm for influence maximization in large-scale social networks. D-RIS was proposed by Sun &amp; Chen (2021) as an improvement over the basic RIS framework of Borgs et al. (2014).</w:t>
+      </w:r>
+    </w:p>
+    <w:p>
+      <w:r>
+        <w:rPr>
+          <w:b/>
+          <w:i w:val="0"/>
+          <w:sz w:val="22"/>
+        </w:rPr>
+        <w:t>The core problem with Monte Carlo-based methods (Greedy, CELF):</w:t>
+      </w:r>
+    </w:p>
+    <w:p>
+      <w:pPr>
+        <w:pStyle w:val="ListBullet"/>
+        <w:ind w:left="432"/>
+      </w:pPr>
+      <w:r>
+        <w:t>Computing σ(S) requires thousands of IC simulations — O(k × N × MC_runs) for Greedy</w:t>
+      </w:r>
+    </w:p>
+    <w:p>
+      <w:pPr>
+        <w:pStyle w:val="ListBullet"/>
+        <w:ind w:left="432"/>
+      </w:pPr>
+      <w:r>
+        <w:t>Even CELF, which reduces evaluations via lazy-forward, is still slow on 80k+ node graphs</w:t>
+      </w:r>
+    </w:p>
+    <w:p>
+      <w:r>
+        <w:rPr>
+          <w:b/>
+          <w:i w:val="0"/>
+          <w:sz w:val="22"/>
+        </w:rPr>
+        <w:t>The RIS insight:</w:t>
       </w:r>
     </w:p>
     <w:p>
@@ -85,75 +125,47 @@
           <w:i w:val="0"/>
           <w:sz w:val="22"/>
         </w:rPr>
-        <w:t>The core problem:</w:t>
+        <w:t>Instead of simulating forward from seeds, sample Random Reverse Reachable (RRR) sets and pick seeds that cover the most sets. This converts the problem from expensive simulation to efficient set cover — no MC simulation needed during seed selection.</w:t>
       </w:r>
     </w:p>
     <w:p>
       <w:r>
         <w:rPr>
-          <w:b w:val="0"/>
+          <w:b/>
           <w:i w:val="0"/>
           <w:sz w:val="22"/>
         </w:rPr>
-        <w:t>Given a social network G = (V, E, p) and a budget k, find a seed set S ⊆ V of size k that maximizes the expected influence spread σ(S) under the Independent Cascade (IC) model.</w:t>
-      </w:r>
-    </w:p>
-    <w:p>
-      <w:r>
-        <w:rPr>
-          <w:b w:val="0"/>
-          <w:i w:val="0"/>
-          <w:sz w:val="22"/>
-        </w:rPr>
-        <w:t>Why existing algorithms are slow:</w:t>
+        <w:t>D-RIS improvement over basic RIS:</w:t>
       </w:r>
     </w:p>
     <w:p>
       <w:pPr>
         <w:pStyle w:val="ListBullet"/>
+        <w:ind w:left="432"/>
       </w:pPr>
       <w:r>
-        <w:t>Naive Greedy (Kempe et al. 2003): O(k × N × MC_runs) — evaluates all N nodes at every step. For 80k nodes, k=50, 10k runs: 40 billion simulations.</w:t>
+        <w:t>Basic RIS uses a fixed conservative θ (number of RRR sets) — often over-samples</w:t>
       </w:r>
     </w:p>
     <w:p>
       <w:pPr>
         <w:pStyle w:val="ListBullet"/>
+        <w:ind w:left="432"/>
       </w:pPr>
       <w:r>
-        <w:t>CELF (Leskovec et al. 2007): Reduces evaluations via submodularity but still requires Monte Carlo simulation per evaluation. Slow on large graphs.</w:t>
+        <w:t>D-RIS dynamically estimates OPT from an initial batch, then recomputes θ — generates only as many RRR sets as needed</w:t>
       </w:r>
     </w:p>
     <w:p>
+      <w:pPr>
+        <w:pStyle w:val="ListBullet"/>
+        <w:ind w:left="432"/>
+      </w:pPr>
       <w:r>
-        <w:rPr>
-          <w:b w:val="0"/>
-          <w:i w:val="0"/>
-          <w:sz w:val="22"/>
-        </w:rPr>
-        <w:t>RIS/D-RIS addresses both issues by replacing forward Monte Carlo simulation with backward Reverse Reachable (RR) set sampling, achieving near-linear time complexity with the same (1−1/e−ε) approximation guarantee.</w:t>
+        <w:t>Result: near-identical quality to CELF, significantly faster than both CELF and RIS</w:t>
       </w:r>
     </w:p>
-    <w:p>
-      <w:r>
-        <w:rPr>
-          <w:b w:val="0"/>
-          <w:i w:val="0"/>
-          <w:sz w:val="22"/>
-        </w:rPr>
-        <w:t>D-RIS key improvement over basic RIS:</w:t>
-      </w:r>
-    </w:p>
-    <w:p>
-      <w:r>
-        <w:rPr>
-          <w:b w:val="0"/>
-          <w:i w:val="0"/>
-          <w:sz w:val="22"/>
-        </w:rPr>
-        <w:t>D-RIS introduces an automatic debugging method to dynamically determine the critical number of RR sets (θ). This avoids over-sampling (wasted computation) and under-sampling (poor approximation), making it significantly faster than both CELF and basic RIS while maintaining competitive influence spread.</w:t>
-      </w:r>
-    </w:p>
+    <w:p/>
     <w:p>
       <w:pPr>
         <w:pStyle w:val="Heading1"/>
@@ -162,7 +174,7 @@
         <w:rPr>
           <w:color w:val="1F497D"/>
         </w:rPr>
-        <w:t>2. Background</w:t>
+        <w:t>2. Key Concept — Random Reverse Reachable Sets</w:t>
       </w:r>
     </w:p>
     <w:p>
@@ -173,7 +185,7 @@
         <w:rPr>
           <w:color w:val="1F497D"/>
         </w:rPr>
-        <w:t>2.1 Independent Cascade Model</w:t>
+        <w:t>2.1 What is a RRR Set?</w:t>
       </w:r>
     </w:p>
     <w:p>
@@ -183,7 +195,34 @@
           <w:i w:val="0"/>
           <w:sz w:val="22"/>
         </w:rPr>
-        <w:t>The IC model is a stochastic diffusion model on a directed graph G = (V, E, p). Each edge (u, v) has a propagation probability p[u][v] ∈ (0, 1]. Starting from a seed set S, at each step every newly active node u tries to activate each inactive out-neighbor v with probability p[u][v]. Activation is permanent.</w:t>
+        <w:t>A Reverse Reachable (RR) set for node v is generated by:</w:t>
+      </w:r>
+    </w:p>
+    <w:p>
+      <w:pPr>
+        <w:pStyle w:val="ListBullet"/>
+        <w:ind w:left="432"/>
+      </w:pPr>
+      <w:r>
+        <w:t>Sample a graph g from G — keep edge (u→v) with probability p(u,v)</w:t>
+      </w:r>
+    </w:p>
+    <w:p>
+      <w:pPr>
+        <w:pStyle w:val="ListBullet"/>
+        <w:ind w:left="432"/>
+      </w:pPr>
+      <w:r>
+        <w:t>Find all nodes in g that have a directed path to v (backward BFS from v)</w:t>
+      </w:r>
+    </w:p>
+    <w:p>
+      <w:pPr>
+        <w:pStyle w:val="ListBullet"/>
+        <w:ind w:left="432"/>
+      </w:pPr>
+      <w:r>
+        <w:t>The resulting set of ancestors is the RR set for v</w:t>
       </w:r>
     </w:p>
     <w:p>
@@ -193,7 +232,7 @@
           <w:i w:val="0"/>
           <w:sz w:val="22"/>
         </w:rPr>
-        <w:t>Influence spread: σ(S) = expected number of activated nodes = Σⱼ P(j gets activated)</w:t>
+        <w:t>A Random RRR set is a RR set for a uniformly random node v ∈ V.</w:t>
       </w:r>
     </w:p>
     <w:p>
@@ -204,7 +243,7 @@
         <w:rPr>
           <w:color w:val="1F497D"/>
         </w:rPr>
-        <w:t>2.2 Submodularity</w:t>
+        <w:t>2.2 Key Lemma (Borgs et al. 2014)</w:t>
       </w:r>
     </w:p>
     <w:p>
@@ -214,21 +253,17 @@
           <w:i w:val="0"/>
           <w:sz w:val="22"/>
         </w:rPr>
-        <w:t>A set function f: 2^V → ℝ is submodular if:</w:t>
+        <w:t>The probability that a diffusion from seed set S activates node v equals the probability that at least one node in S appears in a RR set for v.</w:t>
       </w:r>
     </w:p>
     <w:p>
-      <w:pPr>
-        <w:spacing w:before="80" w:after="80"/>
-        <w:ind w:left="720"/>
-      </w:pPr>
       <w:r>
         <w:rPr>
-          <w:rFonts w:ascii="Courier New" w:hAnsi="Courier New"/>
-          <w:color w:val="1A1A2E"/>
-          <w:sz w:val="18"/>
+          <w:b/>
+          <w:i w:val="0"/>
+          <w:sz w:val="22"/>
         </w:rPr>
-        <w:t>f(S ∪ {w}) − f(S)  ≥  f(T ∪ {w}) − f(T)    for all S ⊆ T ⊆ V, w ∉ T</w:t>
+        <w:t>Consequence:</w:t>
       </w:r>
     </w:p>
     <w:p>
@@ -238,7 +273,7 @@
           <w:i w:val="0"/>
           <w:sz w:val="22"/>
         </w:rPr>
-        <w:t>The influence spread function σ(S) is submodular under the IC model (Kempe et al. 2003). This means adding a node to a smaller seed set gives at least as much gain as adding it to a larger one. Both CELF and RIS exploit this property.</w:t>
+        <w:t>The fraction of RRR sets covered by seed set S is an unbiased estimator of σ(S)/n. So maximizing RRR set coverage ≈ maximizing influence spread — without any MC simulation.</w:t>
       </w:r>
     </w:p>
     <w:p>
@@ -249,24 +284,132 @@
         <w:rPr>
           <w:color w:val="1F497D"/>
         </w:rPr>
-        <w:t>2.3 Probability Models</w:t>
+        <w:t>2.3 Greedy Coverage</w:t>
+      </w:r>
+    </w:p>
+    <w:p>
+      <w:r>
+        <w:rPr>
+          <w:b w:val="0"/>
+          <w:i w:val="0"/>
+          <w:sz w:val="22"/>
+        </w:rPr>
+        <w:t>Once θ RRR sets are generated, seed selection is pure greedy set cover:</w:t>
+      </w:r>
+    </w:p>
+    <w:p>
+      <w:pPr>
+        <w:spacing w:before="40" w:after="40"/>
+        <w:ind w:left="576"/>
+      </w:pPr>
+      <w:r>
+        <w:rPr>
+          <w:rFonts w:ascii="Courier New" w:hAnsi="Courier New"/>
+          <w:color w:val="1A1A2E"/>
+          <w:sz w:val="18"/>
+        </w:rPr>
+        <w:t>for i = 1 to k:</w:t>
+        <w:br/>
+        <w:t xml:space="preserve">    u* = node appearing most often across all remaining RRR sets</w:t>
+        <w:br/>
+        <w:t xml:space="preserve">    S = S ∪ {u*}</w:t>
+        <w:br/>
+        <w:t xml:space="preserve">    Remove all RRR sets that contain u* from R</w:t>
+      </w:r>
+    </w:p>
+    <w:p>
+      <w:r>
+        <w:rPr>
+          <w:b w:val="0"/>
+          <w:i w:val="0"/>
+          <w:sz w:val="22"/>
+        </w:rPr>
+        <w:t>This is O(k × θ) — much faster than O(k × N × MC_runs) for CELF.</w:t>
+      </w:r>
+    </w:p>
+    <w:p/>
+    <w:p>
+      <w:pPr>
+        <w:pStyle w:val="Heading1"/>
+      </w:pPr>
+      <w:r>
+        <w:rPr>
+          <w:color w:val="1F497D"/>
+        </w:rPr>
+        <w:t>3. Algorithms</w:t>
+      </w:r>
+    </w:p>
+    <w:p>
+      <w:pPr>
+        <w:pStyle w:val="Heading2"/>
+      </w:pPr>
+      <w:r>
+        <w:rPr>
+          <w:color w:val="1F497D"/>
+        </w:rPr>
+        <w:t>3.1 RIS — Basic Reverse Influence Sampling (Borgs et al. 2014)</w:t>
+      </w:r>
+    </w:p>
+    <w:p>
+      <w:pPr>
+        <w:spacing w:before="40" w:after="40"/>
+        <w:ind w:left="576"/>
+      </w:pPr>
+      <w:r>
+        <w:rPr>
+          <w:rFonts w:ascii="Courier New" w:hAnsi="Courier New"/>
+          <w:color w:val="1A1A2E"/>
+          <w:sz w:val="18"/>
+        </w:rPr>
+        <w:t>Input: G=(V,E,p), k, ε, l</w:t>
+        <w:br/>
+        <w:br/>
+        <w:t>1. Compute θ using conservative formula:</w:t>
+        <w:br/>
+        <w:t xml:space="preserve">   log_nCk = Σᵢ [log(n-i) - log(i+1)]  for i=0..k-1</w:t>
+        <w:br/>
+        <w:t xml:space="preserve">   θ = n × (8+2ε) × (l×ln(n) + log_nCk + ln(2)) / (ε² × k)</w:t>
+        <w:br/>
+        <w:br/>
+        <w:t>2. Generate θ RRR sets:</w:t>
+        <w:br/>
+        <w:t xml:space="preserve">   for i = 1 to θ:</w:t>
+        <w:br/>
+        <w:t xml:space="preserve">       v = random node from V</w:t>
+        <w:br/>
+        <w:t xml:space="preserve">       BFS backward from v in sampled graph g</w:t>
+        <w:br/>
+        <w:t xml:space="preserve">       R.append(ancestor_set)</w:t>
+        <w:br/>
+        <w:br/>
+        <w:t>3. Greedy maximum coverage:</w:t>
+        <w:br/>
+        <w:t xml:space="preserve">   for i = 1 to k:</w:t>
+        <w:br/>
+        <w:t xml:space="preserve">       u* = most frequent node in R</w:t>
+        <w:br/>
+        <w:t xml:space="preserve">       S = S ∪ {u*}</w:t>
+        <w:br/>
+        <w:t xml:space="preserve">       R = R \ {sets containing u*}</w:t>
+        <w:br/>
+        <w:t>4. Return S</w:t>
       </w:r>
     </w:p>
     <w:tbl>
       <w:tblPr>
         <w:tblStyle w:val="TableGrid"/>
         <w:tblW w:type="auto" w:w="0"/>
+        <w:jc w:val="center"/>
         <w:tblLook w:firstColumn="1" w:firstRow="1" w:lastColumn="0" w:lastRow="0" w:noHBand="0" w:noVBand="1" w:val="04A0"/>
       </w:tblPr>
       <w:tblGrid>
-        <w:gridCol w:w="2880"/>
-        <w:gridCol w:w="2880"/>
-        <w:gridCol w:w="2880"/>
+        <w:gridCol w:w="4320"/>
+        <w:gridCol w:w="4320"/>
       </w:tblGrid>
       <w:tr>
         <w:tc>
           <w:tcPr>
-            <w:tcW w:type="dxa" w:w="2880"/>
+            <w:tcW w:type="dxa" w:w="2268"/>
             <w:shd w:fill="1F497D" w:val="clear"/>
           </w:tcPr>
           <w:p>
@@ -276,13 +419,13 @@
                 <w:color w:val="FFFFFF"/>
                 <w:sz w:val="18"/>
               </w:rPr>
-              <w:t>Model</w:t>
+              <w:t>Property</w:t>
             </w:r>
           </w:p>
         </w:tc>
         <w:tc>
           <w:tcPr>
-            <w:tcW w:type="dxa" w:w="2880"/>
+            <w:tcW w:type="dxa" w:w="7370"/>
             <w:shd w:fill="1F497D" w:val="clear"/>
           </w:tcPr>
           <w:p>
@@ -292,13 +435,820 @@
                 <w:color w:val="FFFFFF"/>
                 <w:sz w:val="18"/>
               </w:rPr>
-              <w:t>Formula</w:t>
+              <w:t>Value</w:t>
+            </w:r>
+          </w:p>
+        </w:tc>
+      </w:tr>
+      <w:tr>
+        <w:tc>
+          <w:tcPr>
+            <w:tcW w:type="dxa" w:w="2268"/>
+          </w:tcPr>
+          <w:p>
+            <w:r>
+              <w:rPr>
+                <w:sz w:val="18"/>
+              </w:rPr>
+              <w:t>Approximation</w:t>
             </w:r>
           </w:p>
         </w:tc>
         <w:tc>
           <w:tcPr>
-            <w:tcW w:type="dxa" w:w="2880"/>
+            <w:tcW w:type="dxa" w:w="7370"/>
+          </w:tcPr>
+          <w:p>
+            <w:r>
+              <w:rPr>
+                <w:sz w:val="18"/>
+              </w:rPr>
+              <w:t>(1 − 1/e − ε) × OPT with prob ≥ 1 − n^(−l)</w:t>
+            </w:r>
+          </w:p>
+        </w:tc>
+      </w:tr>
+      <w:tr>
+        <w:tc>
+          <w:tcPr>
+            <w:tcW w:type="dxa" w:w="2268"/>
+          </w:tcPr>
+          <w:p>
+            <w:r>
+              <w:rPr>
+                <w:sz w:val="18"/>
+              </w:rPr>
+              <w:t>θ formula</w:t>
+            </w:r>
+          </w:p>
+        </w:tc>
+        <w:tc>
+          <w:tcPr>
+            <w:tcW w:type="dxa" w:w="7370"/>
+          </w:tcPr>
+          <w:p>
+            <w:r>
+              <w:rPr>
+                <w:sz w:val="18"/>
+              </w:rPr>
+              <w:t>Conservative — uses OPT ≥ k lower bound</w:t>
+            </w:r>
+          </w:p>
+        </w:tc>
+      </w:tr>
+      <w:tr>
+        <w:tc>
+          <w:tcPr>
+            <w:tcW w:type="dxa" w:w="2268"/>
+          </w:tcPr>
+          <w:p>
+            <w:r>
+              <w:rPr>
+                <w:sz w:val="18"/>
+              </w:rPr>
+              <w:t>Weakness</w:t>
+            </w:r>
+          </w:p>
+        </w:tc>
+        <w:tc>
+          <w:tcPr>
+            <w:tcW w:type="dxa" w:w="7370"/>
+          </w:tcPr>
+          <w:p>
+            <w:r>
+              <w:rPr>
+                <w:sz w:val="18"/>
+              </w:rPr>
+              <w:t>Over-samples when OPT &gt;&gt; k (generates too many RRR sets)</w:t>
+            </w:r>
+          </w:p>
+        </w:tc>
+      </w:tr>
+      <w:tr>
+        <w:tc>
+          <w:tcPr>
+            <w:tcW w:type="dxa" w:w="2268"/>
+          </w:tcPr>
+          <w:p>
+            <w:r>
+              <w:rPr>
+                <w:sz w:val="18"/>
+              </w:rPr>
+              <w:t>Complexity</w:t>
+            </w:r>
+          </w:p>
+        </w:tc>
+        <w:tc>
+          <w:tcPr>
+            <w:tcW w:type="dxa" w:w="7370"/>
+          </w:tcPr>
+          <w:p>
+            <w:r>
+              <w:rPr>
+                <w:sz w:val="18"/>
+              </w:rPr>
+              <w:t>O(θ × avg_RRS_size + k × θ)</w:t>
+            </w:r>
+          </w:p>
+        </w:tc>
+      </w:tr>
+    </w:tbl>
+    <w:p/>
+    <w:p>
+      <w:pPr>
+        <w:pStyle w:val="Heading2"/>
+      </w:pPr>
+      <w:r>
+        <w:rPr>
+          <w:color w:val="1F497D"/>
+        </w:rPr>
+        <w:t>3.2 D-RIS — Dynamic RIS (Sun &amp; Chen 2021)</w:t>
+      </w:r>
+    </w:p>
+    <w:p>
+      <w:r>
+        <w:rPr>
+          <w:b w:val="0"/>
+          <w:i w:val="0"/>
+          <w:sz w:val="22"/>
+        </w:rPr>
+        <w:t>D-RIS fixes the over-sampling problem by estimating OPT from an initial batch of RRR sets, then recomputing θ with a tighter bound.</w:t>
+      </w:r>
+    </w:p>
+    <w:p>
+      <w:pPr>
+        <w:spacing w:before="40" w:after="40"/>
+        <w:ind w:left="576"/>
+      </w:pPr>
+      <w:r>
+        <w:rPr>
+          <w:rFonts w:ascii="Courier New" w:hAnsi="Courier New"/>
+          <w:color w:val="1A1A2E"/>
+          <w:sz w:val="18"/>
+        </w:rPr>
+        <w:t>Input: G=(V,E,p), k, ε, l</w:t>
+        <w:br/>
+        <w:br/>
+        <w:t>Phase 1 — Initial estimate:</w:t>
+        <w:br/>
+        <w:t xml:space="preserve">   θ₀ = max(n × ln(n) / k, 1000)</w:t>
+        <w:br/>
+        <w:t xml:space="preserve">   Generate θ₀ RRR sets → R</w:t>
+        <w:br/>
+        <w:br/>
+        <w:t>Phase 2 — OPT estimation:</w:t>
+        <w:br/>
+        <w:t xml:space="preserve">   Run greedy coverage on R to get best k nodes</w:t>
+        <w:br/>
+        <w:t xml:space="preserve">   coverage_fraction = |covered sets| / |R|</w:t>
+        <w:br/>
+        <w:t xml:space="preserve">   OPT_est = coverage_fraction × n</w:t>
+        <w:br/>
+        <w:br/>
+        <w:t>Phase 3 — Recompute θ with tighter bound:</w:t>
+        <w:br/>
+        <w:t xml:space="preserve">   θ_new = n × (8+2ε) × (l×ln(n) + log_nCk + ln(2)) / (ε² × OPT_est)</w:t>
+        <w:br/>
+        <w:br/>
+        <w:t>Phase 4 — Generate additional sets if needed:</w:t>
+        <w:br/>
+        <w:t xml:space="preserve">   if θ_new &gt; |R|: generate (θ_new − |R|) more RRR sets</w:t>
+        <w:br/>
+        <w:br/>
+        <w:t>Phase 5 — Final greedy coverage on complete R</w:t>
+        <w:br/>
+        <w:t>Return S</w:t>
+      </w:r>
+    </w:p>
+    <w:tbl>
+      <w:tblPr>
+        <w:tblStyle w:val="TableGrid"/>
+        <w:tblW w:type="auto" w:w="0"/>
+        <w:jc w:val="center"/>
+        <w:tblLook w:firstColumn="1" w:firstRow="1" w:lastColumn="0" w:lastRow="0" w:noHBand="0" w:noVBand="1" w:val="04A0"/>
+      </w:tblPr>
+      <w:tblGrid>
+        <w:gridCol w:w="4320"/>
+        <w:gridCol w:w="4320"/>
+      </w:tblGrid>
+      <w:tr>
+        <w:tc>
+          <w:tcPr>
+            <w:tcW w:type="dxa" w:w="2268"/>
+            <w:shd w:fill="1F497D" w:val="clear"/>
+          </w:tcPr>
+          <w:p>
+            <w:r>
+              <w:rPr>
+                <w:b/>
+                <w:color w:val="FFFFFF"/>
+                <w:sz w:val="18"/>
+              </w:rPr>
+              <w:t>Property</w:t>
+            </w:r>
+          </w:p>
+        </w:tc>
+        <w:tc>
+          <w:tcPr>
+            <w:tcW w:type="dxa" w:w="7370"/>
+            <w:shd w:fill="1F497D" w:val="clear"/>
+          </w:tcPr>
+          <w:p>
+            <w:r>
+              <w:rPr>
+                <w:b/>
+                <w:color w:val="FFFFFF"/>
+                <w:sz w:val="18"/>
+              </w:rPr>
+              <w:t>Value</w:t>
+            </w:r>
+          </w:p>
+        </w:tc>
+      </w:tr>
+      <w:tr>
+        <w:tc>
+          <w:tcPr>
+            <w:tcW w:type="dxa" w:w="2268"/>
+          </w:tcPr>
+          <w:p>
+            <w:r>
+              <w:rPr>
+                <w:sz w:val="18"/>
+              </w:rPr>
+              <w:t>Approximation</w:t>
+            </w:r>
+          </w:p>
+        </w:tc>
+        <w:tc>
+          <w:tcPr>
+            <w:tcW w:type="dxa" w:w="7370"/>
+          </w:tcPr>
+          <w:p>
+            <w:r>
+              <w:rPr>
+                <w:sz w:val="18"/>
+              </w:rPr>
+              <w:t>(1 − 1/e − ε) × OPT with prob ≥ 1 − n^(−l)</w:t>
+            </w:r>
+          </w:p>
+        </w:tc>
+      </w:tr>
+      <w:tr>
+        <w:tc>
+          <w:tcPr>
+            <w:tcW w:type="dxa" w:w="2268"/>
+          </w:tcPr>
+          <w:p>
+            <w:r>
+              <w:rPr>
+                <w:sz w:val="18"/>
+              </w:rPr>
+              <w:t>θ formula</w:t>
+            </w:r>
+          </w:p>
+        </w:tc>
+        <w:tc>
+          <w:tcPr>
+            <w:tcW w:type="dxa" w:w="7370"/>
+          </w:tcPr>
+          <w:p>
+            <w:r>
+              <w:rPr>
+                <w:sz w:val="18"/>
+              </w:rPr>
+              <w:t>Dynamic — uses OPT_est from initial batch (tighter)</w:t>
+            </w:r>
+          </w:p>
+        </w:tc>
+      </w:tr>
+      <w:tr>
+        <w:tc>
+          <w:tcPr>
+            <w:tcW w:type="dxa" w:w="2268"/>
+          </w:tcPr>
+          <w:p>
+            <w:r>
+              <w:rPr>
+                <w:sz w:val="18"/>
+              </w:rPr>
+              <w:t>Advantage</w:t>
+            </w:r>
+          </w:p>
+        </w:tc>
+        <w:tc>
+          <w:tcPr>
+            <w:tcW w:type="dxa" w:w="7370"/>
+          </w:tcPr>
+          <w:p>
+            <w:r>
+              <w:rPr>
+                <w:sz w:val="18"/>
+              </w:rPr>
+              <w:t>Generates fewer RRR sets than basic RIS when OPT &gt;&gt; k</w:t>
+            </w:r>
+          </w:p>
+        </w:tc>
+      </w:tr>
+      <w:tr>
+        <w:tc>
+          <w:tcPr>
+            <w:tcW w:type="dxa" w:w="2268"/>
+          </w:tcPr>
+          <w:p>
+            <w:r>
+              <w:rPr>
+                <w:sz w:val="18"/>
+              </w:rPr>
+              <w:t>Complexity</w:t>
+            </w:r>
+          </w:p>
+        </w:tc>
+        <w:tc>
+          <w:tcPr>
+            <w:tcW w:type="dxa" w:w="7370"/>
+          </w:tcPr>
+          <w:p>
+            <w:r>
+              <w:rPr>
+                <w:sz w:val="18"/>
+              </w:rPr>
+              <w:t>O(θ_dyn × avg_RRS_size + k × θ_dyn)  where θ_dyn ≤ θ_RIS</w:t>
+            </w:r>
+          </w:p>
+        </w:tc>
+      </w:tr>
+    </w:tbl>
+    <w:p/>
+    <w:p>
+      <w:pPr>
+        <w:pStyle w:val="Heading2"/>
+      </w:pPr>
+      <w:r>
+        <w:rPr>
+          <w:color w:val="1F497D"/>
+        </w:rPr>
+        <w:t>3.3 Algorithm Comparison</w:t>
+      </w:r>
+    </w:p>
+    <w:tbl>
+      <w:tblPr>
+        <w:tblStyle w:val="TableGrid"/>
+        <w:tblW w:type="auto" w:w="0"/>
+        <w:jc w:val="center"/>
+        <w:tblLook w:firstColumn="1" w:firstRow="1" w:lastColumn="0" w:lastRow="0" w:noHBand="0" w:noVBand="1" w:val="04A0"/>
+      </w:tblPr>
+      <w:tblGrid>
+        <w:gridCol w:w="1728"/>
+        <w:gridCol w:w="1728"/>
+        <w:gridCol w:w="1728"/>
+        <w:gridCol w:w="1728"/>
+        <w:gridCol w:w="1728"/>
+      </w:tblGrid>
+      <w:tr>
+        <w:tc>
+          <w:tcPr>
+            <w:tcW w:type="dxa" w:w="1701"/>
+            <w:shd w:fill="1F497D" w:val="clear"/>
+          </w:tcPr>
+          <w:p>
+            <w:r>
+              <w:rPr>
+                <w:b/>
+                <w:color w:val="FFFFFF"/>
+                <w:sz w:val="18"/>
+              </w:rPr>
+              <w:t>Algorithm</w:t>
+            </w:r>
+          </w:p>
+        </w:tc>
+        <w:tc>
+          <w:tcPr>
+            <w:tcW w:type="dxa" w:w="2551"/>
+            <w:shd w:fill="1F497D" w:val="clear"/>
+          </w:tcPr>
+          <w:p>
+            <w:r>
+              <w:rPr>
+                <w:b/>
+                <w:color w:val="FFFFFF"/>
+                <w:sz w:val="18"/>
+              </w:rPr>
+              <w:t>θ determination</w:t>
+            </w:r>
+          </w:p>
+        </w:tc>
+        <w:tc>
+          <w:tcPr>
+            <w:tcW w:type="dxa" w:w="2551"/>
+            <w:shd w:fill="1F497D" w:val="clear"/>
+          </w:tcPr>
+          <w:p>
+            <w:r>
+              <w:rPr>
+                <w:b/>
+                <w:color w:val="FFFFFF"/>
+                <w:sz w:val="18"/>
+              </w:rPr>
+              <w:t>Spread quality</w:t>
+            </w:r>
+          </w:p>
+        </w:tc>
+        <w:tc>
+          <w:tcPr>
+            <w:tcW w:type="dxa" w:w="1701"/>
+            <w:shd w:fill="1F497D" w:val="clear"/>
+          </w:tcPr>
+          <w:p>
+            <w:r>
+              <w:rPr>
+                <w:b/>
+                <w:color w:val="FFFFFF"/>
+                <w:sz w:val="18"/>
+              </w:rPr>
+              <w:t>Speed</w:t>
+            </w:r>
+          </w:p>
+        </w:tc>
+        <w:tc>
+          <w:tcPr>
+            <w:tcW w:type="dxa" w:w="2268"/>
+            <w:shd w:fill="1F497D" w:val="clear"/>
+          </w:tcPr>
+          <w:p>
+            <w:r>
+              <w:rPr>
+                <w:b/>
+                <w:color w:val="FFFFFF"/>
+                <w:sz w:val="18"/>
+              </w:rPr>
+              <w:t>Best for</w:t>
+            </w:r>
+          </w:p>
+        </w:tc>
+      </w:tr>
+      <w:tr>
+        <w:tc>
+          <w:tcPr>
+            <w:tcW w:type="dxa" w:w="1701"/>
+          </w:tcPr>
+          <w:p>
+            <w:r>
+              <w:rPr>
+                <w:sz w:val="18"/>
+              </w:rPr>
+              <w:t>Greedy</w:t>
+            </w:r>
+          </w:p>
+        </w:tc>
+        <w:tc>
+          <w:tcPr>
+            <w:tcW w:type="dxa" w:w="2551"/>
+          </w:tcPr>
+          <w:p>
+            <w:r>
+              <w:rPr>
+                <w:sz w:val="18"/>
+              </w:rPr>
+              <w:t>N/A (MC-based)</w:t>
+            </w:r>
+          </w:p>
+        </w:tc>
+        <w:tc>
+          <w:tcPr>
+            <w:tcW w:type="dxa" w:w="2551"/>
+          </w:tcPr>
+          <w:p>
+            <w:r>
+              <w:rPr>
+                <w:sz w:val="18"/>
+              </w:rPr>
+              <w:t>(1-1/e) exact</w:t>
+            </w:r>
+          </w:p>
+        </w:tc>
+        <w:tc>
+          <w:tcPr>
+            <w:tcW w:type="dxa" w:w="1701"/>
+          </w:tcPr>
+          <w:p>
+            <w:r>
+              <w:rPr>
+                <w:sz w:val="18"/>
+              </w:rPr>
+              <w:t>Very slow</w:t>
+            </w:r>
+          </w:p>
+        </w:tc>
+        <w:tc>
+          <w:tcPr>
+            <w:tcW w:type="dxa" w:w="2268"/>
+          </w:tcPr>
+          <w:p>
+            <w:r>
+              <w:rPr>
+                <w:sz w:val="18"/>
+              </w:rPr>
+              <w:t>Small graphs</w:t>
+            </w:r>
+          </w:p>
+        </w:tc>
+      </w:tr>
+      <w:tr>
+        <w:tc>
+          <w:tcPr>
+            <w:tcW w:type="dxa" w:w="1701"/>
+          </w:tcPr>
+          <w:p>
+            <w:r>
+              <w:rPr>
+                <w:sz w:val="18"/>
+              </w:rPr>
+              <w:t>CELF</w:t>
+            </w:r>
+          </w:p>
+        </w:tc>
+        <w:tc>
+          <w:tcPr>
+            <w:tcW w:type="dxa" w:w="2551"/>
+          </w:tcPr>
+          <w:p>
+            <w:r>
+              <w:rPr>
+                <w:sz w:val="18"/>
+              </w:rPr>
+              <w:t>N/A (MC-based)</w:t>
+            </w:r>
+          </w:p>
+        </w:tc>
+        <w:tc>
+          <w:tcPr>
+            <w:tcW w:type="dxa" w:w="2551"/>
+          </w:tcPr>
+          <w:p>
+            <w:r>
+              <w:rPr>
+                <w:sz w:val="18"/>
+              </w:rPr>
+              <w:t>(1-1/e) exact</w:t>
+            </w:r>
+          </w:p>
+        </w:tc>
+        <w:tc>
+          <w:tcPr>
+            <w:tcW w:type="dxa" w:w="1701"/>
+          </w:tcPr>
+          <w:p>
+            <w:r>
+              <w:rPr>
+                <w:sz w:val="18"/>
+              </w:rPr>
+              <w:t>Slow</w:t>
+            </w:r>
+          </w:p>
+        </w:tc>
+        <w:tc>
+          <w:tcPr>
+            <w:tcW w:type="dxa" w:w="2268"/>
+          </w:tcPr>
+          <w:p>
+            <w:r>
+              <w:rPr>
+                <w:sz w:val="18"/>
+              </w:rPr>
+              <w:t>Medium graphs</w:t>
+            </w:r>
+          </w:p>
+        </w:tc>
+      </w:tr>
+      <w:tr>
+        <w:tc>
+          <w:tcPr>
+            <w:tcW w:type="dxa" w:w="1701"/>
+          </w:tcPr>
+          <w:p>
+            <w:r>
+              <w:rPr>
+                <w:sz w:val="18"/>
+              </w:rPr>
+              <w:t>RIS</w:t>
+            </w:r>
+          </w:p>
+        </w:tc>
+        <w:tc>
+          <w:tcPr>
+            <w:tcW w:type="dxa" w:w="2551"/>
+          </w:tcPr>
+          <w:p>
+            <w:r>
+              <w:rPr>
+                <w:sz w:val="18"/>
+              </w:rPr>
+              <w:t>Fixed formula</w:t>
+            </w:r>
+          </w:p>
+        </w:tc>
+        <w:tc>
+          <w:tcPr>
+            <w:tcW w:type="dxa" w:w="2551"/>
+          </w:tcPr>
+          <w:p>
+            <w:r>
+              <w:rPr>
+                <w:sz w:val="18"/>
+              </w:rPr>
+              <w:t>(1-1/e-ε) approx</w:t>
+            </w:r>
+          </w:p>
+        </w:tc>
+        <w:tc>
+          <w:tcPr>
+            <w:tcW w:type="dxa" w:w="1701"/>
+          </w:tcPr>
+          <w:p>
+            <w:r>
+              <w:rPr>
+                <w:sz w:val="18"/>
+              </w:rPr>
+              <w:t>Fast</w:t>
+            </w:r>
+          </w:p>
+        </w:tc>
+        <w:tc>
+          <w:tcPr>
+            <w:tcW w:type="dxa" w:w="2268"/>
+          </w:tcPr>
+          <w:p>
+            <w:r>
+              <w:rPr>
+                <w:sz w:val="18"/>
+              </w:rPr>
+              <w:t>Large graphs</w:t>
+            </w:r>
+          </w:p>
+        </w:tc>
+      </w:tr>
+      <w:tr>
+        <w:tc>
+          <w:tcPr>
+            <w:tcW w:type="dxa" w:w="1701"/>
+          </w:tcPr>
+          <w:p>
+            <w:r>
+              <w:rPr>
+                <w:sz w:val="18"/>
+              </w:rPr>
+              <w:t>D-RIS</w:t>
+            </w:r>
+          </w:p>
+        </w:tc>
+        <w:tc>
+          <w:tcPr>
+            <w:tcW w:type="dxa" w:w="2551"/>
+          </w:tcPr>
+          <w:p>
+            <w:r>
+              <w:rPr>
+                <w:sz w:val="18"/>
+              </w:rPr>
+              <w:t>Dynamic (OPT_est)</w:t>
+            </w:r>
+          </w:p>
+        </w:tc>
+        <w:tc>
+          <w:tcPr>
+            <w:tcW w:type="dxa" w:w="2551"/>
+          </w:tcPr>
+          <w:p>
+            <w:r>
+              <w:rPr>
+                <w:sz w:val="18"/>
+              </w:rPr>
+              <w:t>(1-1/e-ε) approx</w:t>
+            </w:r>
+          </w:p>
+        </w:tc>
+        <w:tc>
+          <w:tcPr>
+            <w:tcW w:type="dxa" w:w="1701"/>
+          </w:tcPr>
+          <w:p>
+            <w:r>
+              <w:rPr>
+                <w:sz w:val="18"/>
+              </w:rPr>
+              <w:t>Fastest</w:t>
+            </w:r>
+          </w:p>
+        </w:tc>
+        <w:tc>
+          <w:tcPr>
+            <w:tcW w:type="dxa" w:w="2268"/>
+          </w:tcPr>
+          <w:p>
+            <w:r>
+              <w:rPr>
+                <w:sz w:val="18"/>
+              </w:rPr>
+              <w:t>Large graphs</w:t>
+            </w:r>
+          </w:p>
+        </w:tc>
+      </w:tr>
+    </w:tbl>
+    <w:p/>
+    <w:p>
+      <w:pPr>
+        <w:pStyle w:val="Heading1"/>
+      </w:pPr>
+      <w:r>
+        <w:rPr>
+          <w:color w:val="1F497D"/>
+        </w:rPr>
+        <w:t>4. Datasets</w:t>
+      </w:r>
+    </w:p>
+    <w:tbl>
+      <w:tblPr>
+        <w:tblStyle w:val="TableGrid"/>
+        <w:tblW w:type="auto" w:w="0"/>
+        <w:jc w:val="center"/>
+        <w:tblLook w:firstColumn="1" w:firstRow="1" w:lastColumn="0" w:lastRow="0" w:noHBand="0" w:noVBand="1" w:val="04A0"/>
+      </w:tblPr>
+      <w:tblGrid>
+        <w:gridCol w:w="1728"/>
+        <w:gridCol w:w="1728"/>
+        <w:gridCol w:w="1728"/>
+        <w:gridCol w:w="1728"/>
+        <w:gridCol w:w="1728"/>
+      </w:tblGrid>
+      <w:tr>
+        <w:tc>
+          <w:tcPr>
+            <w:tcW w:type="dxa" w:w="1701"/>
+            <w:shd w:fill="1F497D" w:val="clear"/>
+          </w:tcPr>
+          <w:p>
+            <w:r>
+              <w:rPr>
+                <w:b/>
+                <w:color w:val="FFFFFF"/>
+                <w:sz w:val="18"/>
+              </w:rPr>
+              <w:t>Dataset</w:t>
+            </w:r>
+          </w:p>
+        </w:tc>
+        <w:tc>
+          <w:tcPr>
+            <w:tcW w:type="dxa" w:w="2835"/>
+            <w:shd w:fill="1F497D" w:val="clear"/>
+          </w:tcPr>
+          <w:p>
+            <w:r>
+              <w:rPr>
+                <w:b/>
+                <w:color w:val="FFFFFF"/>
+                <w:sz w:val="18"/>
+              </w:rPr>
+              <w:t>SNAP File</w:t>
+            </w:r>
+          </w:p>
+        </w:tc>
+        <w:tc>
+          <w:tcPr>
+            <w:tcW w:type="dxa" w:w="1417"/>
+            <w:shd w:fill="1F497D" w:val="clear"/>
+          </w:tcPr>
+          <w:p>
+            <w:r>
+              <w:rPr>
+                <w:b/>
+                <w:color w:val="FFFFFF"/>
+                <w:sz w:val="18"/>
+              </w:rPr>
+              <w:t>Nodes</w:t>
+            </w:r>
+          </w:p>
+        </w:tc>
+        <w:tc>
+          <w:tcPr>
+            <w:tcW w:type="dxa" w:w="1701"/>
+            <w:shd w:fill="1F497D" w:val="clear"/>
+          </w:tcPr>
+          <w:p>
+            <w:r>
+              <w:rPr>
+                <w:b/>
+                <w:color w:val="FFFFFF"/>
+                <w:sz w:val="18"/>
+              </w:rPr>
+              <w:t>Edges</w:t>
+            </w:r>
+          </w:p>
+        </w:tc>
+        <w:tc>
+          <w:tcPr>
+            <w:tcW w:type="dxa" w:w="3969"/>
             <w:shd w:fill="1F497D" w:val="clear"/>
           </w:tcPr>
           <w:p>
@@ -316,40 +1266,66 @@
       <w:tr>
         <w:tc>
           <w:tcPr>
-            <w:tcW w:type="dxa" w:w="2880"/>
+            <w:tcW w:type="dxa" w:w="1701"/>
           </w:tcPr>
           <w:p>
             <w:r>
               <w:rPr>
                 <w:sz w:val="18"/>
               </w:rPr>
-              <w:t>WC (Weighted Cascade)</w:t>
+              <w:t>Slashdot</w:t>
             </w:r>
           </w:p>
         </w:tc>
         <w:tc>
           <w:tcPr>
-            <w:tcW w:type="dxa" w:w="2880"/>
+            <w:tcW w:type="dxa" w:w="2835"/>
           </w:tcPr>
           <w:p>
             <w:r>
               <w:rPr>
                 <w:sz w:val="18"/>
               </w:rPr>
-              <w:t>p(u,v) = 1 / in_degree(v)</w:t>
+              <w:t>soc-Slashdot0902.txt</w:t>
             </w:r>
           </w:p>
         </w:tc>
         <w:tc>
           <w:tcPr>
-            <w:tcW w:type="dxa" w:w="2880"/>
+            <w:tcW w:type="dxa" w:w="1417"/>
           </w:tcPr>
           <w:p>
             <w:r>
               <w:rPr>
                 <w:sz w:val="18"/>
               </w:rPr>
-              <w:t>Nodes with many in-neighbors are harder to activate. Standard benchmark.</w:t>
+              <w:t>82,168</w:t>
+            </w:r>
+          </w:p>
+        </w:tc>
+        <w:tc>
+          <w:tcPr>
+            <w:tcW w:type="dxa" w:w="1701"/>
+          </w:tcPr>
+          <w:p>
+            <w:r>
+              <w:rPr>
+                <w:sz w:val="18"/>
+              </w:rPr>
+              <w:t>948,464</w:t>
+            </w:r>
+          </w:p>
+        </w:tc>
+        <w:tc>
+          <w:tcPr>
+            <w:tcW w:type="dxa" w:w="3969"/>
+          </w:tcPr>
+          <w:p>
+            <w:r>
+              <w:rPr>
+                <w:sz w:val="18"/>
+              </w:rPr>
+              <w:t>Slashdot Zoo social network (Feb 2009). Directed friendship/foe links.</w:t>
             </w:r>
           </w:p>
         </w:tc>
@@ -357,45 +1333,128 @@
       <w:tr>
         <w:tc>
           <w:tcPr>
-            <w:tcW w:type="dxa" w:w="2880"/>
+            <w:tcW w:type="dxa" w:w="1701"/>
           </w:tcPr>
           <w:p>
             <w:r>
               <w:rPr>
                 <w:sz w:val="18"/>
               </w:rPr>
-              <w:t>IC (Uniform)</w:t>
+              <w:t>Epinions</w:t>
             </w:r>
           </w:p>
         </w:tc>
         <w:tc>
           <w:tcPr>
-            <w:tcW w:type="dxa" w:w="2880"/>
+            <w:tcW w:type="dxa" w:w="2835"/>
           </w:tcPr>
           <w:p>
             <w:r>
               <w:rPr>
                 <w:sz w:val="18"/>
               </w:rPr>
-              <w:t>p(u,v) = 0.01 for all edges</w:t>
+              <w:t>soc-Epinions1.txt</w:t>
             </w:r>
           </w:p>
         </w:tc>
         <w:tc>
           <w:tcPr>
-            <w:tcW w:type="dxa" w:w="2880"/>
+            <w:tcW w:type="dxa" w:w="1417"/>
           </w:tcPr>
           <w:p>
             <w:r>
               <w:rPr>
                 <w:sz w:val="18"/>
               </w:rPr>
-              <w:t>Uniform probability. Used in paper for large networks (Slashdot, Epinions).</w:t>
+              <w:t>75,879</w:t>
+            </w:r>
+          </w:p>
+        </w:tc>
+        <w:tc>
+          <w:tcPr>
+            <w:tcW w:type="dxa" w:w="1701"/>
+          </w:tcPr>
+          <w:p>
+            <w:r>
+              <w:rPr>
+                <w:sz w:val="18"/>
+              </w:rPr>
+              <w:t>508,837</w:t>
+            </w:r>
+          </w:p>
+        </w:tc>
+        <w:tc>
+          <w:tcPr>
+            <w:tcW w:type="dxa" w:w="3969"/>
+          </w:tcPr>
+          <w:p>
+            <w:r>
+              <w:rPr>
+                <w:sz w:val="18"/>
+              </w:rPr>
+              <w:t>Directed Epinions trust network. Users rate each other as trusted/distrusted.</w:t>
             </w:r>
           </w:p>
         </w:tc>
       </w:tr>
     </w:tbl>
+    <w:p/>
+    <w:p>
+      <w:r>
+        <w:rPr>
+          <w:b/>
+          <w:i w:val="0"/>
+          <w:sz w:val="22"/>
+        </w:rPr>
+        <w:t>Download URLs:</w:t>
+      </w:r>
+    </w:p>
+    <w:p>
+      <w:pPr>
+        <w:pStyle w:val="ListBullet"/>
+        <w:ind w:left="432"/>
+      </w:pPr>
+      <w:r>
+        <w:t>Slashdot: https://snap.stanford.edu/data/soc-Slashdot0902.html</w:t>
+      </w:r>
+    </w:p>
+    <w:p>
+      <w:pPr>
+        <w:pStyle w:val="ListBullet"/>
+        <w:ind w:left="432"/>
+      </w:pPr>
+      <w:r>
+        <w:t>Epinions: https://snap.stanford.edu/data/soc-Epinions1.html</w:t>
+      </w:r>
+    </w:p>
+    <w:p>
+      <w:r>
+        <w:rPr>
+          <w:b/>
+          <w:i w:val="0"/>
+          <w:sz w:val="22"/>
+        </w:rPr>
+        <w:t>Probability models used:</w:t>
+      </w:r>
+    </w:p>
+    <w:p>
+      <w:pPr>
+        <w:pStyle w:val="ListBullet"/>
+        <w:ind w:left="432"/>
+      </w:pPr>
+      <w:r>
+        <w:t>IC uniform: p(u,v) = 0.01 for all edges (default — suitable for large graphs)</w:t>
+      </w:r>
+    </w:p>
+    <w:p>
+      <w:pPr>
+        <w:pStyle w:val="ListBullet"/>
+        <w:ind w:left="432"/>
+      </w:pPr>
+      <w:r>
+        <w:t>WC: p(u,v) = 1/in_degree(v)</w:t>
+      </w:r>
+    </w:p>
     <w:p/>
     <w:p>
       <w:pPr>
@@ -405,101 +1464,24 @@
         <w:rPr>
           <w:color w:val="1F497D"/>
         </w:rPr>
-        <w:t>3. Key Concept — Random Reverse Reachable Sets</w:t>
-      </w:r>
-    </w:p>
-    <w:p>
-      <w:r>
-        <w:rPr>
-          <w:b w:val="0"/>
-          <w:i w:val="0"/>
-          <w:sz w:val="22"/>
-        </w:rPr>
-        <w:t>A Reverse Reachable (RR) set for a node v is generated by:</w:t>
-      </w:r>
-    </w:p>
-    <w:p>
-      <w:pPr>
-        <w:pStyle w:val="ListBullet"/>
-      </w:pPr>
-      <w:r>
-        <w:t>Sampling a graph g from G — keep edge (u→v) with probability p(u,v)</w:t>
-      </w:r>
-    </w:p>
-    <w:p>
-      <w:pPr>
-        <w:pStyle w:val="ListBullet"/>
-      </w:pPr>
-      <w:r>
-        <w:t>Finding all nodes in g that have a directed path to v (backward BFS from v in g)</w:t>
-      </w:r>
-    </w:p>
-    <w:p>
-      <w:r>
-        <w:rPr>
-          <w:b w:val="0"/>
-          <w:i w:val="0"/>
-          <w:sz w:val="22"/>
-        </w:rPr>
-        <w:t>A Random Reverse Reachable (RRR) set is a RR set for a node v selected uniformly at random from V.</w:t>
-      </w:r>
-    </w:p>
-    <w:p>
-      <w:r>
-        <w:rPr>
-          <w:b w:val="0"/>
-          <w:i w:val="0"/>
-          <w:sz w:val="22"/>
-        </w:rPr>
-        <w:t>Key Lemma (Borgs et al. 2014):</w:t>
-      </w:r>
-    </w:p>
-    <w:p>
-      <w:r>
-        <w:rPr>
-          <w:b w:val="0"/>
-          <w:i w:val="0"/>
-          <w:sz w:val="22"/>
-        </w:rPr>
-        <w:t>The probability that a diffusion process from any seed set S activates any node v equals the probability that at least one node in S appears in a RR set for v.</w:t>
-      </w:r>
-    </w:p>
-    <w:p>
-      <w:r>
-        <w:rPr>
-          <w:b w:val="0"/>
-          <w:i w:val="0"/>
-          <w:sz w:val="22"/>
-        </w:rPr>
-        <w:t>This means: a seed set that covers many RRR sets has high expected influence spread. The fraction of RRR sets covered by S is an unbiased estimator of σ(S) / n.</w:t>
-      </w:r>
-    </w:p>
-    <w:p>
-      <w:r>
-        <w:rPr>
-          <w:b w:val="0"/>
-          <w:i w:val="0"/>
-          <w:sz w:val="22"/>
-        </w:rPr>
-        <w:t>Why RIS is faster than Greedy/CELF:</w:t>
+        <w:t>5. Implementation</w:t>
       </w:r>
     </w:p>
     <w:tbl>
       <w:tblPr>
         <w:tblStyle w:val="TableGrid"/>
         <w:tblW w:type="auto" w:w="0"/>
+        <w:jc w:val="center"/>
         <w:tblLook w:firstColumn="1" w:firstRow="1" w:lastColumn="0" w:lastRow="0" w:noHBand="0" w:noVBand="1" w:val="04A0"/>
       </w:tblPr>
       <w:tblGrid>
-        <w:gridCol w:w="2160"/>
-        <w:gridCol w:w="2160"/>
-        <w:gridCol w:w="2160"/>
-        <w:gridCol w:w="2160"/>
+        <w:gridCol w:w="4320"/>
+        <w:gridCol w:w="4320"/>
       </w:tblGrid>
       <w:tr>
         <w:tc>
           <w:tcPr>
-            <w:tcW w:type="dxa" w:w="2160"/>
+            <w:tcW w:type="dxa" w:w="2268"/>
             <w:shd w:fill="1F497D" w:val="clear"/>
           </w:tcPr>
           <w:p>
@@ -509,991 +1491,13 @@
                 <w:color w:val="FFFFFF"/>
                 <w:sz w:val="18"/>
               </w:rPr>
-              <w:t>Approach</w:t>
+              <w:t>File</w:t>
             </w:r>
           </w:p>
         </w:tc>
         <w:tc>
           <w:tcPr>
-            <w:tcW w:type="dxa" w:w="2160"/>
-            <w:shd w:fill="1F497D" w:val="clear"/>
-          </w:tcPr>
-          <w:p>
-            <w:r>
-              <w:rPr>
-                <w:b/>
-                <w:color w:val="FFFFFF"/>
-                <w:sz w:val="18"/>
-              </w:rPr>
-              <w:t>Spread Estimation</w:t>
-            </w:r>
-          </w:p>
-        </w:tc>
-        <w:tc>
-          <w:tcPr>
-            <w:tcW w:type="dxa" w:w="2160"/>
-            <w:shd w:fill="1F497D" w:val="clear"/>
-          </w:tcPr>
-          <w:p>
-            <w:r>
-              <w:rPr>
-                <w:b/>
-                <w:color w:val="FFFFFF"/>
-                <w:sz w:val="18"/>
-              </w:rPr>
-              <w:t>Seed Selection</w:t>
-            </w:r>
-          </w:p>
-        </w:tc>
-        <w:tc>
-          <w:tcPr>
-            <w:tcW w:type="dxa" w:w="2160"/>
-            <w:shd w:fill="1F497D" w:val="clear"/>
-          </w:tcPr>
-          <w:p>
-            <w:r>
-              <w:rPr>
-                <w:b/>
-                <w:color w:val="FFFFFF"/>
-                <w:sz w:val="18"/>
-              </w:rPr>
-              <w:t>Complexity</w:t>
-            </w:r>
-          </w:p>
-        </w:tc>
-      </w:tr>
-      <w:tr>
-        <w:tc>
-          <w:tcPr>
-            <w:tcW w:type="dxa" w:w="2160"/>
-          </w:tcPr>
-          <w:p>
-            <w:r>
-              <w:rPr>
-                <w:sz w:val="18"/>
-              </w:rPr>
-              <w:t>Greedy</w:t>
-            </w:r>
-          </w:p>
-        </w:tc>
-        <w:tc>
-          <w:tcPr>
-            <w:tcW w:type="dxa" w:w="2160"/>
-          </w:tcPr>
-          <w:p>
-            <w:r>
-              <w:rPr>
-                <w:sz w:val="18"/>
-              </w:rPr>
-              <w:t>Recompute σ(S∪{u}) for every candidate at every step</w:t>
-            </w:r>
-          </w:p>
-        </w:tc>
-        <w:tc>
-          <w:tcPr>
-            <w:tcW w:type="dxa" w:w="2160"/>
-          </w:tcPr>
-          <w:p>
-            <w:r>
-              <w:rPr>
-                <w:sz w:val="18"/>
-              </w:rPr>
-              <w:t>Sequential, k steps</w:t>
-            </w:r>
-          </w:p>
-        </w:tc>
-        <w:tc>
-          <w:tcPr>
-            <w:tcW w:type="dxa" w:w="2160"/>
-          </w:tcPr>
-          <w:p>
-            <w:r>
-              <w:rPr>
-                <w:sz w:val="18"/>
-              </w:rPr>
-              <w:t>O(k × N × MC)</w:t>
-            </w:r>
-          </w:p>
-        </w:tc>
-      </w:tr>
-      <w:tr>
-        <w:tc>
-          <w:tcPr>
-            <w:tcW w:type="dxa" w:w="2160"/>
-          </w:tcPr>
-          <w:p>
-            <w:r>
-              <w:rPr>
-                <w:sz w:val="18"/>
-              </w:rPr>
-              <w:t>CELF</w:t>
-            </w:r>
-          </w:p>
-        </w:tc>
-        <w:tc>
-          <w:tcPr>
-            <w:tcW w:type="dxa" w:w="2160"/>
-          </w:tcPr>
-          <w:p>
-            <w:r>
-              <w:rPr>
-                <w:sz w:val="18"/>
-              </w:rPr>
-              <w:t>Lazy recomputation using submodularity</w:t>
-            </w:r>
-          </w:p>
-        </w:tc>
-        <w:tc>
-          <w:tcPr>
-            <w:tcW w:type="dxa" w:w="2160"/>
-          </w:tcPr>
-          <w:p>
-            <w:r>
-              <w:rPr>
-                <w:sz w:val="18"/>
-              </w:rPr>
-              <w:t>Heap-based, k steps</w:t>
-            </w:r>
-          </w:p>
-        </w:tc>
-        <w:tc>
-          <w:tcPr>
-            <w:tcW w:type="dxa" w:w="2160"/>
-          </w:tcPr>
-          <w:p>
-            <w:r>
-              <w:rPr>
-                <w:sz w:val="18"/>
-              </w:rPr>
-              <w:t>O(N×MC + small×k×MC)</w:t>
-            </w:r>
-          </w:p>
-        </w:tc>
-      </w:tr>
-      <w:tr>
-        <w:tc>
-          <w:tcPr>
-            <w:tcW w:type="dxa" w:w="2160"/>
-          </w:tcPr>
-          <w:p>
-            <w:r>
-              <w:rPr>
-                <w:sz w:val="18"/>
-              </w:rPr>
-              <w:t>RIS/D-RIS</w:t>
-            </w:r>
-          </w:p>
-        </w:tc>
-        <w:tc>
-          <w:tcPr>
-            <w:tcW w:type="dxa" w:w="2160"/>
-          </w:tcPr>
-          <w:p>
-            <w:r>
-              <w:rPr>
-                <w:sz w:val="18"/>
-              </w:rPr>
-              <w:t>Generate θ RRR sets once, reuse for all k seeds</w:t>
-            </w:r>
-          </w:p>
-        </w:tc>
-        <w:tc>
-          <w:tcPr>
-            <w:tcW w:type="dxa" w:w="2160"/>
-          </w:tcPr>
-          <w:p>
-            <w:r>
-              <w:rPr>
-                <w:sz w:val="18"/>
-              </w:rPr>
-              <w:t>Greedy max-coverage</w:t>
-            </w:r>
-          </w:p>
-        </w:tc>
-        <w:tc>
-          <w:tcPr>
-            <w:tcW w:type="dxa" w:w="2160"/>
-          </w:tcPr>
-          <w:p>
-            <w:r>
-              <w:rPr>
-                <w:sz w:val="18"/>
-              </w:rPr>
-              <w:t>O(θ × avg_RRS + k × θ)</w:t>
-            </w:r>
-          </w:p>
-        </w:tc>
-      </w:tr>
-    </w:tbl>
-    <w:p/>
-    <w:p>
-      <w:r>
-        <w:rPr>
-          <w:b w:val="0"/>
-          <w:i w:val="0"/>
-          <w:sz w:val="22"/>
-        </w:rPr>
-        <w:t>RIS performs all sampling up front and reuses the same collection R for all k seed selections. The wasted spread computations of greedy-based methods are eliminated entirely.</w:t>
-      </w:r>
-    </w:p>
-    <w:p>
-      <w:pPr>
-        <w:pStyle w:val="Heading1"/>
-      </w:pPr>
-      <w:r>
-        <w:rPr>
-          <w:color w:val="1F497D"/>
-        </w:rPr>
-        <w:t>4. Algorithms</w:t>
-      </w:r>
-    </w:p>
-    <w:p>
-      <w:pPr>
-        <w:pStyle w:val="Heading2"/>
-      </w:pPr>
-      <w:r>
-        <w:rPr>
-          <w:color w:val="1F497D"/>
-        </w:rPr>
-        <w:t>4.1 RIS — Reverse Influence Sampling (Borgs et al. 2014)</w:t>
-      </w:r>
-    </w:p>
-    <w:p>
-      <w:r>
-        <w:rPr>
-          <w:b w:val="0"/>
-          <w:i w:val="0"/>
-          <w:sz w:val="22"/>
-        </w:rPr>
-        <w:t>The basic RIS algorithm generates a fixed number θ of RRR sets and then runs greedy maximum coverage to select k seeds.</w:t>
-      </w:r>
-    </w:p>
-    <w:p>
-      <w:pPr>
-        <w:spacing w:before="80" w:after="80"/>
-        <w:ind w:left="720"/>
-      </w:pPr>
-      <w:r>
-        <w:rPr>
-          <w:rFonts w:ascii="Courier New" w:hAnsi="Courier New"/>
-          <w:color w:val="1A1A2E"/>
-          <w:sz w:val="18"/>
-        </w:rPr>
-        <w:t>Input:  G = (V, E, p),  k,  ε (approximation parameter)</w:t>
-        <w:br/>
-        <w:t>Output: Seed set S of size k</w:t>
-        <w:br/>
-        <w:br/>
-        <w:t>Step 1 — Compute θ (number of RRR sets):</w:t>
-        <w:br/>
-        <w:t xml:space="preserve">  θ = n × (8+2ε) × (l·ln(n) + ln(C(n,k)) + ln(2)) / (ε² × k)</w:t>
-        <w:br/>
-        <w:t xml:space="preserve">  (conservative: uses OPT ≥ k as lower bound)</w:t>
-        <w:br/>
-        <w:br/>
-        <w:t>Step 2 — Generate θ RRR sets:</w:t>
-        <w:br/>
-        <w:t xml:space="preserve">  For i = 1 to θ:</w:t>
-        <w:br/>
-        <w:t xml:space="preserve">    v = random node from V</w:t>
-        <w:br/>
-        <w:t xml:space="preserve">    g = sample edges: keep (u→v) with prob p[u][v]</w:t>
-        <w:br/>
-        <w:t xml:space="preserve">    RRR_i = backward BFS from v in g</w:t>
-        <w:br/>
-        <w:t xml:space="preserve">  R = {RRR_1, ..., RRR_θ}</w:t>
-        <w:br/>
-        <w:br/>
-        <w:t>Step 3 — Greedy maximum coverage:</w:t>
-        <w:br/>
-        <w:t xml:space="preserve">  S = []</w:t>
-        <w:br/>
-        <w:t xml:space="preserve">  For i = 1 to k:</w:t>
-        <w:br/>
-        <w:t xml:space="preserve">    u* = node appearing most often in R</w:t>
-        <w:br/>
-        <w:t xml:space="preserve">    S.append(u*)</w:t>
-        <w:br/>
-        <w:t xml:space="preserve">    R = R \ {RRR ∈ R : u* ∈ RRR}</w:t>
-        <w:br/>
-        <w:t xml:space="preserve">  Return S</w:t>
-      </w:r>
-    </w:p>
-    <w:p>
-      <w:r>
-        <w:rPr>
-          <w:b w:val="0"/>
-          <w:i w:val="0"/>
-          <w:sz w:val="22"/>
-        </w:rPr>
-        <w:t>Approximation guarantee: σ(S) ≥ (1 − 1/e − ε) × OPT with probability ≥ 1 − n^(−l)</w:t>
-      </w:r>
-    </w:p>
-    <w:p>
-      <w:pPr>
-        <w:pStyle w:val="Heading2"/>
-      </w:pPr>
-      <w:r>
-        <w:rPr>
-          <w:color w:val="1F497D"/>
-        </w:rPr>
-        <w:t>4.2 D-RIS — Dynamic RIS (Sun &amp; Chen 2021)</w:t>
-      </w:r>
-    </w:p>
-    <w:p>
-      <w:r>
-        <w:rPr>
-          <w:b w:val="0"/>
-          <w:i w:val="0"/>
-          <w:sz w:val="22"/>
-        </w:rPr>
-        <w:t>D-RIS improves upon basic RIS by dynamically determining θ using an automatic debugging method. Instead of the conservative OPT ≥ k bound, it iteratively estimates OPT from the current RRR set collection and adjusts θ accordingly.</w:t>
-      </w:r>
-    </w:p>
-    <w:p>
-      <w:pPr>
-        <w:spacing w:before="80" w:after="80"/>
-        <w:ind w:left="720"/>
-      </w:pPr>
-      <w:r>
-        <w:rPr>
-          <w:rFonts w:ascii="Courier New" w:hAnsi="Courier New"/>
-          <w:color w:val="1A1A2E"/>
-          <w:sz w:val="18"/>
-        </w:rPr>
-        <w:t>Input:  G = (V, E, p),  k,  ε,  l</w:t>
-        <w:br/>
-        <w:t>Output: Seed set S of size k</w:t>
-        <w:br/>
-        <w:br/>
-        <w:t>Step 1 — Initial estimate:</w:t>
-        <w:br/>
-        <w:t xml:space="preserve">  θ_0 = n × ln(n) / k</w:t>
-        <w:br/>
-        <w:br/>
-        <w:t>Step 2 — Generate θ_0 RRR sets:</w:t>
-        <w:br/>
-        <w:t xml:space="preserve">  R = {RRR_1, ..., RRR_{θ_0}}</w:t>
-        <w:br/>
-        <w:br/>
-        <w:t>Step 3 — Estimate OPT from coverage:</w:t>
-        <w:br/>
-        <w:t xml:space="preserve">  Run greedy coverage on R to get best k nodes</w:t>
-        <w:br/>
-        <w:t xml:space="preserve">  coverage_fraction = (sets covered by best k nodes) / |θ_0|</w:t>
-        <w:br/>
-        <w:t xml:space="preserve">  OPT_est = coverage_fraction × n</w:t>
-        <w:br/>
-        <w:br/>
-        <w:t>Step 4 — Recompute θ with tighter bound:</w:t>
-        <w:br/>
-        <w:t xml:space="preserve">  θ_new = n×(8+2ε)×(l·ln(n)+ln(C(n,k))+ln(2)) / (ε² × OPT_est)</w:t>
-        <w:br/>
-        <w:br/>
-        <w:t>Step 5 — Generate additional sets if needed:</w:t>
-        <w:br/>
-        <w:t xml:space="preserve">  If θ_new &gt; |R|: generate (θ_new − |R|) more RRR sets</w:t>
-        <w:br/>
-        <w:br/>
-        <w:t>Step 6 — Greedy maximum coverage on final R:</w:t>
-        <w:br/>
-        <w:t xml:space="preserve">  For i = 1 to k:</w:t>
-        <w:br/>
-        <w:t xml:space="preserve">    u* = node appearing most often in R</w:t>
-        <w:br/>
-        <w:t xml:space="preserve">    S.append(u*)</w:t>
-        <w:br/>
-        <w:t xml:space="preserve">    R = R \ {RRR ∈ R : u* ∈ RRR}</w:t>
-        <w:br/>
-        <w:t xml:space="preserve">  Return S</w:t>
-      </w:r>
-    </w:p>
-    <w:p>
-      <w:r>
-        <w:rPr>
-          <w:b w:val="0"/>
-          <w:i w:val="0"/>
-          <w:sz w:val="22"/>
-        </w:rPr>
-        <w:t>The automatic debugging avoids generating far more RRR sets than necessary. When OPT_est &gt;&gt; k, the tighter bound gives a much smaller θ, dramatically reducing computation.</w:t>
-      </w:r>
-    </w:p>
-    <w:p>
-      <w:pPr>
-        <w:pStyle w:val="Heading2"/>
-      </w:pPr>
-      <w:r>
-        <w:rPr>
-          <w:color w:val="1F497D"/>
-        </w:rPr>
-        <w:t>4.3 CELF — Baseline Comparison (Leskovec et al. 2007)</w:t>
-      </w:r>
-    </w:p>
-    <w:p>
-      <w:r>
-        <w:rPr>
-          <w:b w:val="0"/>
-          <w:i w:val="0"/>
-          <w:sz w:val="22"/>
-        </w:rPr>
-        <w:t>CELF is used as the quality baseline. It exploits submodularity via a max-heap: a node's previously computed marginal gain is an upper bound on its current gain, so recomputation is only triggered when a node reaches the top of the heap.</w:t>
-      </w:r>
-    </w:p>
-    <w:p>
-      <w:r>
-        <w:rPr>
-          <w:b w:val="0"/>
-          <w:i w:val="0"/>
-          <w:sz w:val="22"/>
-        </w:rPr>
-        <w:t>Returns (seed_set, spread_history, node_lookups). Guarantees (1−1/e) approximation.</w:t>
-      </w:r>
-    </w:p>
-    <w:p>
-      <w:pPr>
-        <w:pStyle w:val="Heading2"/>
-      </w:pPr>
-      <w:r>
-        <w:rPr>
-          <w:color w:val="1F497D"/>
-        </w:rPr>
-        <w:t>4.4 Algorithm Comparison</w:t>
-      </w:r>
-    </w:p>
-    <w:tbl>
-      <w:tblPr>
-        <w:tblStyle w:val="TableGrid"/>
-        <w:tblW w:type="auto" w:w="0"/>
-        <w:tblLook w:firstColumn="1" w:firstRow="1" w:lastColumn="0" w:lastRow="0" w:noHBand="0" w:noVBand="1" w:val="04A0"/>
-      </w:tblPr>
-      <w:tblGrid>
-        <w:gridCol w:w="1728"/>
-        <w:gridCol w:w="1728"/>
-        <w:gridCol w:w="1728"/>
-        <w:gridCol w:w="1728"/>
-        <w:gridCol w:w="1728"/>
-      </w:tblGrid>
-      <w:tr>
-        <w:tc>
-          <w:tcPr>
-            <w:tcW w:type="dxa" w:w="1728"/>
-            <w:shd w:fill="1F497D" w:val="clear"/>
-          </w:tcPr>
-          <w:p>
-            <w:r>
-              <w:rPr>
-                <w:b/>
-                <w:color w:val="FFFFFF"/>
-                <w:sz w:val="18"/>
-              </w:rPr>
-              <w:t>Algorithm</w:t>
-            </w:r>
-          </w:p>
-        </w:tc>
-        <w:tc>
-          <w:tcPr>
-            <w:tcW w:type="dxa" w:w="1728"/>
-            <w:shd w:fill="1F497D" w:val="clear"/>
-          </w:tcPr>
-          <w:p>
-            <w:r>
-              <w:rPr>
-                <w:b/>
-                <w:color w:val="FFFFFF"/>
-                <w:sz w:val="18"/>
-              </w:rPr>
-              <w:t>Type</w:t>
-            </w:r>
-          </w:p>
-        </w:tc>
-        <w:tc>
-          <w:tcPr>
-            <w:tcW w:type="dxa" w:w="1728"/>
-            <w:shd w:fill="1F497D" w:val="clear"/>
-          </w:tcPr>
-          <w:p>
-            <w:r>
-              <w:rPr>
-                <w:b/>
-                <w:color w:val="FFFFFF"/>
-                <w:sz w:val="18"/>
-              </w:rPr>
-              <w:t>Complexity</w:t>
-            </w:r>
-          </w:p>
-        </w:tc>
-        <w:tc>
-          <w:tcPr>
-            <w:tcW w:type="dxa" w:w="1728"/>
-            <w:shd w:fill="1F497D" w:val="clear"/>
-          </w:tcPr>
-          <w:p>
-            <w:r>
-              <w:rPr>
-                <w:b/>
-                <w:color w:val="FFFFFF"/>
-                <w:sz w:val="18"/>
-              </w:rPr>
-              <w:t>Quality</w:t>
-            </w:r>
-          </w:p>
-        </w:tc>
-        <w:tc>
-          <w:tcPr>
-            <w:tcW w:type="dxa" w:w="1728"/>
-            <w:shd w:fill="1F497D" w:val="clear"/>
-          </w:tcPr>
-          <w:p>
-            <w:r>
-              <w:rPr>
-                <w:b/>
-                <w:color w:val="FFFFFF"/>
-                <w:sz w:val="18"/>
-              </w:rPr>
-              <w:t>Speed</w:t>
-            </w:r>
-          </w:p>
-        </w:tc>
-      </w:tr>
-      <w:tr>
-        <w:tc>
-          <w:tcPr>
-            <w:tcW w:type="dxa" w:w="1728"/>
-          </w:tcPr>
-          <w:p>
-            <w:r>
-              <w:rPr>
-                <w:sz w:val="18"/>
-              </w:rPr>
-              <w:t>D-RIS</w:t>
-            </w:r>
-          </w:p>
-        </w:tc>
-        <w:tc>
-          <w:tcPr>
-            <w:tcW w:type="dxa" w:w="1728"/>
-          </w:tcPr>
-          <w:p>
-            <w:r>
-              <w:rPr>
-                <w:sz w:val="18"/>
-              </w:rPr>
-              <w:t>Reverse sampling (dynamic θ)</w:t>
-            </w:r>
-          </w:p>
-        </w:tc>
-        <w:tc>
-          <w:tcPr>
-            <w:tcW w:type="dxa" w:w="1728"/>
-          </w:tcPr>
-          <w:p>
-            <w:r>
-              <w:rPr>
-                <w:sz w:val="18"/>
-              </w:rPr>
-              <w:t>O(θ_dyn × avg_RRS + k×θ)</w:t>
-            </w:r>
-          </w:p>
-        </w:tc>
-        <w:tc>
-          <w:tcPr>
-            <w:tcW w:type="dxa" w:w="1728"/>
-          </w:tcPr>
-          <w:p>
-            <w:r>
-              <w:rPr>
-                <w:sz w:val="18"/>
-              </w:rPr>
-              <w:t>(1−1/e−ε) guarantee</w:t>
-            </w:r>
-          </w:p>
-        </w:tc>
-        <w:tc>
-          <w:tcPr>
-            <w:tcW w:type="dxa" w:w="1728"/>
-          </w:tcPr>
-          <w:p>
-            <w:r>
-              <w:rPr>
-                <w:sz w:val="18"/>
-              </w:rPr>
-              <w:t>Fastest</w:t>
-            </w:r>
-          </w:p>
-        </w:tc>
-      </w:tr>
-      <w:tr>
-        <w:tc>
-          <w:tcPr>
-            <w:tcW w:type="dxa" w:w="1728"/>
-          </w:tcPr>
-          <w:p>
-            <w:r>
-              <w:rPr>
-                <w:sz w:val="18"/>
-              </w:rPr>
-              <w:t>RIS</w:t>
-            </w:r>
-          </w:p>
-        </w:tc>
-        <w:tc>
-          <w:tcPr>
-            <w:tcW w:type="dxa" w:w="1728"/>
-          </w:tcPr>
-          <w:p>
-            <w:r>
-              <w:rPr>
-                <w:sz w:val="18"/>
-              </w:rPr>
-              <w:t>Reverse sampling (fixed θ)</w:t>
-            </w:r>
-          </w:p>
-        </w:tc>
-        <w:tc>
-          <w:tcPr>
-            <w:tcW w:type="dxa" w:w="1728"/>
-          </w:tcPr>
-          <w:p>
-            <w:r>
-              <w:rPr>
-                <w:sz w:val="18"/>
-              </w:rPr>
-              <w:t>O(θ × avg_RRS + k×θ)</w:t>
-            </w:r>
-          </w:p>
-        </w:tc>
-        <w:tc>
-          <w:tcPr>
-            <w:tcW w:type="dxa" w:w="1728"/>
-          </w:tcPr>
-          <w:p>
-            <w:r>
-              <w:rPr>
-                <w:sz w:val="18"/>
-              </w:rPr>
-              <w:t>(1−1/e−ε) guarantee</w:t>
-            </w:r>
-          </w:p>
-        </w:tc>
-        <w:tc>
-          <w:tcPr>
-            <w:tcW w:type="dxa" w:w="1728"/>
-          </w:tcPr>
-          <w:p>
-            <w:r>
-              <w:rPr>
-                <w:sz w:val="18"/>
-              </w:rPr>
-              <w:t>Fast</w:t>
-            </w:r>
-          </w:p>
-        </w:tc>
-      </w:tr>
-      <w:tr>
-        <w:tc>
-          <w:tcPr>
-            <w:tcW w:type="dxa" w:w="1728"/>
-          </w:tcPr>
-          <w:p>
-            <w:r>
-              <w:rPr>
-                <w:sz w:val="18"/>
-              </w:rPr>
-              <w:t>CELF</w:t>
-            </w:r>
-          </w:p>
-        </w:tc>
-        <w:tc>
-          <w:tcPr>
-            <w:tcW w:type="dxa" w:w="1728"/>
-          </w:tcPr>
-          <w:p>
-            <w:r>
-              <w:rPr>
-                <w:sz w:val="18"/>
-              </w:rPr>
-              <w:t>Greedy + lazy evaluation</w:t>
-            </w:r>
-          </w:p>
-        </w:tc>
-        <w:tc>
-          <w:tcPr>
-            <w:tcW w:type="dxa" w:w="1728"/>
-          </w:tcPr>
-          <w:p>
-            <w:r>
-              <w:rPr>
-                <w:sz w:val="18"/>
-              </w:rPr>
-              <w:t>O(N×MC + small×k×MC)</w:t>
-            </w:r>
-          </w:p>
-        </w:tc>
-        <w:tc>
-          <w:tcPr>
-            <w:tcW w:type="dxa" w:w="1728"/>
-          </w:tcPr>
-          <w:p>
-            <w:r>
-              <w:rPr>
-                <w:sz w:val="18"/>
-              </w:rPr>
-              <w:t>(1−1/e) guarantee</w:t>
-            </w:r>
-          </w:p>
-        </w:tc>
-        <w:tc>
-          <w:tcPr>
-            <w:tcW w:type="dxa" w:w="1728"/>
-          </w:tcPr>
-          <w:p>
-            <w:r>
-              <w:rPr>
-                <w:sz w:val="18"/>
-              </w:rPr>
-              <w:t>Slow</w:t>
-            </w:r>
-          </w:p>
-        </w:tc>
-      </w:tr>
-      <w:tr>
-        <w:tc>
-          <w:tcPr>
-            <w:tcW w:type="dxa" w:w="1728"/>
-          </w:tcPr>
-          <w:p>
-            <w:r>
-              <w:rPr>
-                <w:sz w:val="18"/>
-              </w:rPr>
-              <w:t>HighDegree</w:t>
-            </w:r>
-          </w:p>
-        </w:tc>
-        <w:tc>
-          <w:tcPr>
-            <w:tcW w:type="dxa" w:w="1728"/>
-          </w:tcPr>
-          <w:p>
-            <w:r>
-              <w:rPr>
-                <w:sz w:val="18"/>
-              </w:rPr>
-              <w:t>Heuristic (top-k degree)</w:t>
-            </w:r>
-          </w:p>
-        </w:tc>
-        <w:tc>
-          <w:tcPr>
-            <w:tcW w:type="dxa" w:w="1728"/>
-          </w:tcPr>
-          <w:p>
-            <w:r>
-              <w:rPr>
-                <w:sz w:val="18"/>
-              </w:rPr>
-              <w:t>O(N log N)</w:t>
-            </w:r>
-          </w:p>
-        </w:tc>
-        <w:tc>
-          <w:tcPr>
-            <w:tcW w:type="dxa" w:w="1728"/>
-          </w:tcPr>
-          <w:p>
-            <w:r>
-              <w:rPr>
-                <w:sz w:val="18"/>
-              </w:rPr>
-              <w:t>None</w:t>
-            </w:r>
-          </w:p>
-        </w:tc>
-        <w:tc>
-          <w:tcPr>
-            <w:tcW w:type="dxa" w:w="1728"/>
-          </w:tcPr>
-          <w:p>
-            <w:r>
-              <w:rPr>
-                <w:sz w:val="18"/>
-              </w:rPr>
-              <w:t>Very fast</w:t>
-            </w:r>
-          </w:p>
-        </w:tc>
-      </w:tr>
-      <w:tr>
-        <w:tc>
-          <w:tcPr>
-            <w:tcW w:type="dxa" w:w="1728"/>
-          </w:tcPr>
-          <w:p>
-            <w:r>
-              <w:rPr>
-                <w:sz w:val="18"/>
-              </w:rPr>
-              <w:t>Random</w:t>
-            </w:r>
-          </w:p>
-        </w:tc>
-        <w:tc>
-          <w:tcPr>
-            <w:tcW w:type="dxa" w:w="1728"/>
-          </w:tcPr>
-          <w:p>
-            <w:r>
-              <w:rPr>
-                <w:sz w:val="18"/>
-              </w:rPr>
-              <w:t>Baseline</w:t>
-            </w:r>
-          </w:p>
-        </w:tc>
-        <w:tc>
-          <w:tcPr>
-            <w:tcW w:type="dxa" w:w="1728"/>
-          </w:tcPr>
-          <w:p>
-            <w:r>
-              <w:rPr>
-                <w:sz w:val="18"/>
-              </w:rPr>
-              <w:t>O(k)</w:t>
-            </w:r>
-          </w:p>
-        </w:tc>
-        <w:tc>
-          <w:tcPr>
-            <w:tcW w:type="dxa" w:w="1728"/>
-          </w:tcPr>
-          <w:p>
-            <w:r>
-              <w:rPr>
-                <w:sz w:val="18"/>
-              </w:rPr>
-              <w:t>None</w:t>
-            </w:r>
-          </w:p>
-        </w:tc>
-        <w:tc>
-          <w:tcPr>
-            <w:tcW w:type="dxa" w:w="1728"/>
-          </w:tcPr>
-          <w:p>
-            <w:r>
-              <w:rPr>
-                <w:sz w:val="18"/>
-              </w:rPr>
-              <w:t>Instant</w:t>
-            </w:r>
-          </w:p>
-        </w:tc>
-      </w:tr>
-    </w:tbl>
-    <w:p/>
-    <w:p>
-      <w:pPr>
-        <w:pStyle w:val="Heading1"/>
-      </w:pPr>
-      <w:r>
-        <w:rPr>
-          <w:color w:val="1F497D"/>
-        </w:rPr>
-        <w:t>5. Datasets</w:t>
-      </w:r>
-    </w:p>
-    <w:p>
-      <w:r>
-        <w:rPr>
-          <w:b w:val="0"/>
-          <w:i w:val="0"/>
-          <w:sz w:val="22"/>
-        </w:rPr>
-        <w:t>Both datasets are from Stanford SNAP (https://snap.stanford.edu/data/):</w:t>
-      </w:r>
-    </w:p>
-    <w:tbl>
-      <w:tblPr>
-        <w:tblStyle w:val="TableGrid"/>
-        <w:tblW w:type="auto" w:w="0"/>
-        <w:tblLook w:firstColumn="1" w:firstRow="1" w:lastColumn="0" w:lastRow="0" w:noHBand="0" w:noVBand="1" w:val="04A0"/>
-      </w:tblPr>
-      <w:tblGrid>
-        <w:gridCol w:w="1728"/>
-        <w:gridCol w:w="1728"/>
-        <w:gridCol w:w="1728"/>
-        <w:gridCol w:w="1728"/>
-        <w:gridCol w:w="1728"/>
-      </w:tblGrid>
-      <w:tr>
-        <w:tc>
-          <w:tcPr>
-            <w:tcW w:type="dxa" w:w="1728"/>
-            <w:shd w:fill="1F497D" w:val="clear"/>
-          </w:tcPr>
-          <w:p>
-            <w:r>
-              <w:rPr>
-                <w:b/>
-                <w:color w:val="FFFFFF"/>
-                <w:sz w:val="18"/>
-              </w:rPr>
-              <w:t>Dataset</w:t>
-            </w:r>
-          </w:p>
-        </w:tc>
-        <w:tc>
-          <w:tcPr>
-            <w:tcW w:type="dxa" w:w="1728"/>
-            <w:shd w:fill="1F497D" w:val="clear"/>
-          </w:tcPr>
-          <w:p>
-            <w:r>
-              <w:rPr>
-                <w:b/>
-                <w:color w:val="FFFFFF"/>
-                <w:sz w:val="18"/>
-              </w:rPr>
-              <w:t>SNAP File</w:t>
-            </w:r>
-          </w:p>
-        </w:tc>
-        <w:tc>
-          <w:tcPr>
-            <w:tcW w:type="dxa" w:w="1728"/>
-            <w:shd w:fill="1F497D" w:val="clear"/>
-          </w:tcPr>
-          <w:p>
-            <w:r>
-              <w:rPr>
-                <w:b/>
-                <w:color w:val="FFFFFF"/>
-                <w:sz w:val="18"/>
-              </w:rPr>
-              <w:t>Nodes</w:t>
-            </w:r>
-          </w:p>
-        </w:tc>
-        <w:tc>
-          <w:tcPr>
-            <w:tcW w:type="dxa" w:w="1728"/>
-            <w:shd w:fill="1F497D" w:val="clear"/>
-          </w:tcPr>
-          <w:p>
-            <w:r>
-              <w:rPr>
-                <w:b/>
-                <w:color w:val="FFFFFF"/>
-                <w:sz w:val="18"/>
-              </w:rPr>
-              <w:t>Edges</w:t>
-            </w:r>
-          </w:p>
-        </w:tc>
-        <w:tc>
-          <w:tcPr>
-            <w:tcW w:type="dxa" w:w="1728"/>
+            <w:tcW w:type="dxa" w:w="7370"/>
             <w:shd w:fill="1F497D" w:val="clear"/>
           </w:tcPr>
           <w:p>
@@ -1511,66 +1515,27 @@
       <w:tr>
         <w:tc>
           <w:tcPr>
-            <w:tcW w:type="dxa" w:w="1728"/>
+            <w:tcW w:type="dxa" w:w="2268"/>
           </w:tcPr>
           <w:p>
             <w:r>
               <w:rPr>
                 <w:sz w:val="18"/>
               </w:rPr>
-              <w:t>Slashdot</w:t>
+              <w:t>graph.py</w:t>
             </w:r>
           </w:p>
         </w:tc>
         <w:tc>
           <w:tcPr>
-            <w:tcW w:type="dxa" w:w="1728"/>
+            <w:tcW w:type="dxa" w:w="7370"/>
           </w:tcPr>
           <w:p>
             <w:r>
               <w:rPr>
                 <w:sz w:val="18"/>
               </w:rPr>
-              <w:t>soc-Slashdot0902.txt</w:t>
-            </w:r>
-          </w:p>
-        </w:tc>
-        <w:tc>
-          <w:tcPr>
-            <w:tcW w:type="dxa" w:w="1728"/>
-          </w:tcPr>
-          <w:p>
-            <w:r>
-              <w:rPr>
-                <w:sz w:val="18"/>
-              </w:rPr>
-              <w:t>82,168</w:t>
-            </w:r>
-          </w:p>
-        </w:tc>
-        <w:tc>
-          <w:tcPr>
-            <w:tcW w:type="dxa" w:w="1728"/>
-          </w:tcPr>
-          <w:p>
-            <w:r>
-              <w:rPr>
-                <w:sz w:val="18"/>
-              </w:rPr>
-              <w:t>948,464</w:t>
-            </w:r>
-          </w:p>
-        </w:tc>
-        <w:tc>
-          <w:tcPr>
-            <w:tcW w:type="dxa" w:w="1728"/>
-          </w:tcPr>
-          <w:p>
-            <w:r>
-              <w:rPr>
-                <w:sz w:val="18"/>
-              </w:rPr>
-              <w:t>Slashdot Zoo social network (Feb 2009). Users tag each other as friend or foe.</w:t>
+              <w:t>Loads SNAP directed networks, applies IC/WC probability model, BFS subgraph sampler</w:t>
             </w:r>
           </w:p>
         </w:tc>
@@ -1578,66 +1543,111 @@
       <w:tr>
         <w:tc>
           <w:tcPr>
-            <w:tcW w:type="dxa" w:w="1728"/>
+            <w:tcW w:type="dxa" w:w="2268"/>
           </w:tcPr>
           <w:p>
             <w:r>
               <w:rPr>
                 <w:sz w:val="18"/>
               </w:rPr>
-              <w:t>Epinions</w:t>
+              <w:t>monte_carlo.py</w:t>
             </w:r>
           </w:p>
         </w:tc>
         <w:tc>
           <w:tcPr>
-            <w:tcW w:type="dxa" w:w="1728"/>
+            <w:tcW w:type="dxa" w:w="7370"/>
           </w:tcPr>
           <w:p>
             <w:r>
               <w:rPr>
                 <w:sz w:val="18"/>
               </w:rPr>
-              <w:t>soc-Epinions1.txt</w:t>
+              <w:t>IC simulation for evaluating final seed set spread (not used during RIS selection)</w:t>
             </w:r>
           </w:p>
         </w:tc>
+      </w:tr>
+      <w:tr>
         <w:tc>
           <w:tcPr>
-            <w:tcW w:type="dxa" w:w="1728"/>
+            <w:tcW w:type="dxa" w:w="2268"/>
           </w:tcPr>
           <w:p>
             <w:r>
               <w:rPr>
                 <w:sz w:val="18"/>
               </w:rPr>
-              <w:t>75,879</w:t>
+              <w:t>algorithms.py</w:t>
             </w:r>
           </w:p>
         </w:tc>
         <w:tc>
           <w:tcPr>
-            <w:tcW w:type="dxa" w:w="1728"/>
+            <w:tcW w:type="dxa" w:w="7370"/>
           </w:tcPr>
           <w:p>
             <w:r>
               <w:rPr>
                 <w:sz w:val="18"/>
               </w:rPr>
-              <w:t>508,837</w:t>
+              <w:t>RIS, D-RIS, CELF — all three with per-step progress output</w:t>
             </w:r>
           </w:p>
         </w:tc>
+      </w:tr>
+      <w:tr>
         <w:tc>
           <w:tcPr>
-            <w:tcW w:type="dxa" w:w="1728"/>
+            <w:tcW w:type="dxa" w:w="2268"/>
           </w:tcPr>
           <w:p>
             <w:r>
               <w:rPr>
                 <w:sz w:val="18"/>
               </w:rPr>
-              <w:t>Directed Epinions trust network. Users indicate who they trust.</w:t>
+              <w:t>experiments.py</w:t>
+            </w:r>
+          </w:p>
+        </w:tc>
+        <w:tc>
+          <w:tcPr>
+            <w:tcW w:type="dxa" w:w="7370"/>
+          </w:tcPr>
+          <w:p>
+            <w:r>
+              <w:rPr>
+                <w:sz w:val="18"/>
+              </w:rPr>
+              <w:t>CLI runner — supports --k N, --eps F, --sub N, --compare flags</w:t>
+            </w:r>
+          </w:p>
+        </w:tc>
+      </w:tr>
+      <w:tr>
+        <w:tc>
+          <w:tcPr>
+            <w:tcW w:type="dxa" w:w="2268"/>
+          </w:tcPr>
+          <w:p>
+            <w:r>
+              <w:rPr>
+                <w:sz w:val="18"/>
+              </w:rPr>
+              <w:t>data/</w:t>
+            </w:r>
+          </w:p>
+        </w:tc>
+        <w:tc>
+          <w:tcPr>
+            <w:tcW w:type="dxa" w:w="7370"/>
+          </w:tcPr>
+          <w:p>
+            <w:r>
+              <w:rPr>
+                <w:sz w:val="18"/>
+              </w:rPr>
+              <w:t>Slashdot0902.txt and soc-Epinions1.txt (downloaded from SNAP)</w:t>
             </w:r>
           </w:p>
         </w:tc>
@@ -1645,29 +1655,181 @@
     </w:tbl>
     <w:p/>
     <w:p>
+      <w:pPr>
+        <w:pStyle w:val="Heading2"/>
+      </w:pPr>
       <w:r>
         <w:rPr>
-          <w:b w:val="0"/>
+          <w:color w:val="1F497D"/>
+        </w:rPr>
+        <w:t>5.1 Key Implementation Details</w:t>
+      </w:r>
+    </w:p>
+    <w:p>
+      <w:r>
+        <w:rPr>
+          <w:b/>
           <w:i w:val="0"/>
           <w:sz w:val="22"/>
         </w:rPr>
-        <w:t>Download URLs:</w:t>
+        <w:t>RRR set generation (algorithms.py):</w:t>
       </w:r>
     </w:p>
     <w:p>
       <w:pPr>
         <w:pStyle w:val="ListBullet"/>
+        <w:ind w:left="432"/>
       </w:pPr>
       <w:r>
-        <w:t>Slashdot:  https://snap.stanford.edu/data/soc-Slashdot0902.html</w:t>
+        <w:t>build_reverse_adjacency() pre-builds rev_p[v] = [(u, prob)] for all edges u→v</w:t>
       </w:r>
     </w:p>
     <w:p>
       <w:pPr>
         <w:pStyle w:val="ListBullet"/>
+        <w:ind w:left="432"/>
       </w:pPr>
       <w:r>
-        <w:t>Epinions:  https://snap.stanford.edu/data/soc-Epinions1.html</w:t>
+        <w:t>generate_rrr_set_fast() does backward BFS from random v, keeping each edge with prob p[u][v]</w:t>
+      </w:r>
+    </w:p>
+    <w:p>
+      <w:pPr>
+        <w:pStyle w:val="ListBullet"/>
+        <w:ind w:left="432"/>
+      </w:pPr>
+      <w:r>
+        <w:t>Pre-building reverse adjacency makes each RRR set O(avg_in_degree × |RRS|) instead of O(N)</w:t>
+      </w:r>
+    </w:p>
+    <w:p>
+      <w:r>
+        <w:rPr>
+          <w:b/>
+          <w:i w:val="0"/>
+          <w:sz w:val="22"/>
+        </w:rPr>
+        <w:t>Greedy coverage (_greedy_coverage):</w:t>
+      </w:r>
+    </w:p>
+    <w:p>
+      <w:pPr>
+        <w:pStyle w:val="ListBullet"/>
+        <w:ind w:left="432"/>
+      </w:pPr>
+      <w:r>
+        <w:t>Uses Counter to count node occurrences across all remaining RRR sets</w:t>
+      </w:r>
+    </w:p>
+    <w:p>
+      <w:pPr>
+        <w:pStyle w:val="ListBullet"/>
+        <w:ind w:left="432"/>
+      </w:pPr>
+      <w:r>
+        <w:t>Picks most frequent node, removes all sets containing it, repeats k times</w:t>
+      </w:r>
+    </w:p>
+    <w:p>
+      <w:pPr>
+        <w:pStyle w:val="ListBullet"/>
+        <w:ind w:left="432"/>
+      </w:pPr>
+      <w:r>
+        <w:t>O(k × θ × avg_RRS_size) — fast compared to MC-based methods</w:t>
+      </w:r>
+    </w:p>
+    <w:p>
+      <w:r>
+        <w:rPr>
+          <w:b/>
+          <w:i w:val="0"/>
+          <w:sz w:val="22"/>
+        </w:rPr>
+        <w:t>D-RIS θ adaptation:</w:t>
+      </w:r>
+    </w:p>
+    <w:p>
+      <w:pPr>
+        <w:pStyle w:val="ListBullet"/>
+        <w:ind w:left="432"/>
+      </w:pPr>
+      <w:r>
+        <w:t>Initial θ₀ = max(n × ln(n) / k, 1000) — conservative starting point</w:t>
+      </w:r>
+    </w:p>
+    <w:p>
+      <w:pPr>
+        <w:pStyle w:val="ListBullet"/>
+        <w:ind w:left="432"/>
+      </w:pPr>
+      <w:r>
+        <w:t>OPT_est = coverage_fraction × n — estimated from initial batch</w:t>
+      </w:r>
+    </w:p>
+    <w:p>
+      <w:pPr>
+        <w:pStyle w:val="ListBullet"/>
+        <w:ind w:left="432"/>
+      </w:pPr>
+      <w:r>
+        <w:t>θ_new uses OPT_est instead of k — tighter bound → fewer sets needed</w:t>
+      </w:r>
+    </w:p>
+    <w:p>
+      <w:pPr>
+        <w:pStyle w:val="Heading2"/>
+      </w:pPr>
+      <w:r>
+        <w:rPr>
+          <w:color w:val="1F497D"/>
+        </w:rPr>
+        <w:t>5.2 How to Run</w:t>
+      </w:r>
+    </w:p>
+    <w:p>
+      <w:pPr>
+        <w:spacing w:before="40" w:after="40"/>
+        <w:ind w:left="576"/>
+      </w:pPr>
+      <w:r>
+        <w:rPr>
+          <w:rFonts w:ascii="Courier New" w:hAnsi="Courier New"/>
+          <w:color w:val="1A1A2E"/>
+          <w:sz w:val="18"/>
+        </w:rPr>
+        <w:t># D-RIS + RIS on Slashdot subgraph (fast, ~2s)</w:t>
+        <w:br/>
+        <w:t>python experiments.py slashdot --sub 2000 --k 20</w:t>
+        <w:br/>
+        <w:br/>
+        <w:t># Include CELF comparison (slow)</w:t>
+        <w:br/>
+        <w:t>python experiments.py slashdot --sub 2000 --k 20 --compare</w:t>
+        <w:br/>
+        <w:br/>
+        <w:t># Epinions subgraph</w:t>
+        <w:br/>
+        <w:t>python experiments.py epinions --sub 2000 --k 20</w:t>
+        <w:br/>
+        <w:br/>
+        <w:t># Full datasets (large — use high memory machine)</w:t>
+        <w:br/>
+        <w:t>python experiments.py slashdot --k 50 --eps 0.5</w:t>
+        <w:br/>
+        <w:t>python experiments.py epinions --k 50 --eps 0.5</w:t>
+      </w:r>
+    </w:p>
+    <w:p/>
+    <w:p>
+      <w:pPr>
+        <w:pStyle w:val="Heading1"/>
+      </w:pPr>
+      <w:r>
+        <w:rPr>
+          <w:color w:val="1F497D"/>
+        </w:rPr>
+        <w:t>6. Our Experimental Results</w:t>
       </w:r>
     </w:p>
     <w:p>
@@ -1677,35 +1839,1230 @@
           <w:i w:val="0"/>
           <w:sz w:val="22"/>
         </w:rPr>
-        <w:t>File format (tab-separated, lines starting with # are comments):</w:t>
+        <w:t>Experiments run on 2000-node BFS subgraphs of both datasets. k=20 seeds, ε=0.5, p=0.01 (uniform IC). Final spread evaluated with 10,000 Monte Carlo runs.</w:t>
       </w:r>
     </w:p>
     <w:p>
       <w:pPr>
-        <w:spacing w:before="80" w:after="80"/>
-        <w:ind w:left="720"/>
+        <w:pStyle w:val="Heading2"/>
       </w:pPr>
       <w:r>
         <w:rPr>
-          <w:rFonts w:ascii="Courier New" w:hAnsi="Courier New"/>
-          <w:color w:val="1A1A2E"/>
-          <w:sz w:val="18"/>
+          <w:color w:val="1F497D"/>
         </w:rPr>
-        <w:t># Nodes: N  Edges: M</w:t>
-        <w:br/>
-        <w:t># FromNodeId</w:t>
-        <w:tab/>
-        <w:t>ToNodeId</w:t>
-        <w:br/>
-        <w:t>0</w:t>
-        <w:tab/>
-        <w:t>1</w:t>
-        <w:br/>
-        <w:t>0</w:t>
-        <w:tab/>
-        <w:t>2</w:t>
-        <w:br/>
-        <w:t>...</w:t>
+        <w:t>6.1 Slashdot Subgraph</w:t>
+      </w:r>
+    </w:p>
+    <w:tbl>
+      <w:tblPr>
+        <w:tblStyle w:val="TableGrid"/>
+        <w:tblW w:type="auto" w:w="0"/>
+        <w:jc w:val="center"/>
+        <w:tblLook w:firstColumn="1" w:firstRow="1" w:lastColumn="0" w:lastRow="0" w:noHBand="0" w:noVBand="1" w:val="04A0"/>
+      </w:tblPr>
+      <w:tblGrid>
+        <w:gridCol w:w="4320"/>
+        <w:gridCol w:w="4320"/>
+      </w:tblGrid>
+      <w:tr>
+        <w:tc>
+          <w:tcPr>
+            <w:tcW w:type="dxa" w:w="3402"/>
+            <w:shd w:fill="1F497D" w:val="clear"/>
+          </w:tcPr>
+          <w:p>
+            <w:r>
+              <w:rPr>
+                <w:b/>
+                <w:color w:val="FFFFFF"/>
+                <w:sz w:val="18"/>
+              </w:rPr>
+              <w:t>Property</w:t>
+            </w:r>
+          </w:p>
+        </w:tc>
+        <w:tc>
+          <w:tcPr>
+            <w:tcW w:type="dxa" w:w="6236"/>
+            <w:shd w:fill="1F497D" w:val="clear"/>
+          </w:tcPr>
+          <w:p>
+            <w:r>
+              <w:rPr>
+                <w:b/>
+                <w:color w:val="FFFFFF"/>
+                <w:sz w:val="18"/>
+              </w:rPr>
+              <w:t>Value</w:t>
+            </w:r>
+          </w:p>
+        </w:tc>
+      </w:tr>
+      <w:tr>
+        <w:tc>
+          <w:tcPr>
+            <w:tcW w:type="dxa" w:w="3402"/>
+          </w:tcPr>
+          <w:p>
+            <w:r>
+              <w:rPr>
+                <w:sz w:val="18"/>
+              </w:rPr>
+              <w:t>Subgraph size</w:t>
+            </w:r>
+          </w:p>
+        </w:tc>
+        <w:tc>
+          <w:tcPr>
+            <w:tcW w:type="dxa" w:w="6236"/>
+          </w:tcPr>
+          <w:p>
+            <w:r>
+              <w:rPr>
+                <w:sz w:val="18"/>
+              </w:rPr>
+              <w:t>2,000 nodes, 13,418 edges</w:t>
+            </w:r>
+          </w:p>
+        </w:tc>
+      </w:tr>
+      <w:tr>
+        <w:tc>
+          <w:tcPr>
+            <w:tcW w:type="dxa" w:w="3402"/>
+          </w:tcPr>
+          <w:p>
+            <w:r>
+              <w:rPr>
+                <w:sz w:val="18"/>
+              </w:rPr>
+              <w:t>Probability model</w:t>
+            </w:r>
+          </w:p>
+        </w:tc>
+        <w:tc>
+          <w:tcPr>
+            <w:tcW w:type="dxa" w:w="6236"/>
+          </w:tcPr>
+          <w:p>
+            <w:r>
+              <w:rPr>
+                <w:sz w:val="18"/>
+              </w:rPr>
+              <w:t>IC uniform: p(u,v) = 0.01</w:t>
+            </w:r>
+          </w:p>
+        </w:tc>
+      </w:tr>
+      <w:tr>
+        <w:tc>
+          <w:tcPr>
+            <w:tcW w:type="dxa" w:w="3402"/>
+          </w:tcPr>
+          <w:p>
+            <w:r>
+              <w:rPr>
+                <w:sz w:val="18"/>
+              </w:rPr>
+              <w:t>Seeds k</w:t>
+            </w:r>
+          </w:p>
+        </w:tc>
+        <w:tc>
+          <w:tcPr>
+            <w:tcW w:type="dxa" w:w="6236"/>
+          </w:tcPr>
+          <w:p>
+            <w:r>
+              <w:rPr>
+                <w:sz w:val="18"/>
+              </w:rPr>
+              <w:t>20</w:t>
+            </w:r>
+          </w:p>
+        </w:tc>
+      </w:tr>
+      <w:tr>
+        <w:tc>
+          <w:tcPr>
+            <w:tcW w:type="dxa" w:w="3402"/>
+          </w:tcPr>
+          <w:p>
+            <w:r>
+              <w:rPr>
+                <w:sz w:val="18"/>
+              </w:rPr>
+              <w:t>ε (approximation)</w:t>
+            </w:r>
+          </w:p>
+        </w:tc>
+        <w:tc>
+          <w:tcPr>
+            <w:tcW w:type="dxa" w:w="6236"/>
+          </w:tcPr>
+          <w:p>
+            <w:r>
+              <w:rPr>
+                <w:sz w:val="18"/>
+              </w:rPr>
+              <w:t>0.5</w:t>
+            </w:r>
+          </w:p>
+        </w:tc>
+      </w:tr>
+      <w:tr>
+        <w:tc>
+          <w:tcPr>
+            <w:tcW w:type="dxa" w:w="3402"/>
+          </w:tcPr>
+          <w:p>
+            <w:r>
+              <w:rPr>
+                <w:sz w:val="18"/>
+              </w:rPr>
+              <w:t>D-RIS initial θ₀</w:t>
+            </w:r>
+          </w:p>
+        </w:tc>
+        <w:tc>
+          <w:tcPr>
+            <w:tcW w:type="dxa" w:w="6236"/>
+          </w:tcPr>
+          <w:p>
+            <w:r>
+              <w:rPr>
+                <w:sz w:val="18"/>
+              </w:rPr>
+              <w:t>1,000</w:t>
+            </w:r>
+          </w:p>
+        </w:tc>
+      </w:tr>
+      <w:tr>
+        <w:tc>
+          <w:tcPr>
+            <w:tcW w:type="dxa" w:w="3402"/>
+          </w:tcPr>
+          <w:p>
+            <w:r>
+              <w:rPr>
+                <w:sz w:val="18"/>
+              </w:rPr>
+              <w:t>D-RIS coverage fraction</w:t>
+            </w:r>
+          </w:p>
+        </w:tc>
+        <w:tc>
+          <w:tcPr>
+            <w:tcW w:type="dxa" w:w="6236"/>
+          </w:tcPr>
+          <w:p>
+            <w:r>
+              <w:rPr>
+                <w:sz w:val="18"/>
+              </w:rPr>
+              <w:t>0.0790</w:t>
+            </w:r>
+          </w:p>
+        </w:tc>
+      </w:tr>
+      <w:tr>
+        <w:tc>
+          <w:tcPr>
+            <w:tcW w:type="dxa" w:w="3402"/>
+          </w:tcPr>
+          <w:p>
+            <w:r>
+              <w:rPr>
+                <w:sz w:val="18"/>
+              </w:rPr>
+              <w:t>D-RIS OPT_est</w:t>
+            </w:r>
+          </w:p>
+        </w:tc>
+        <w:tc>
+          <w:tcPr>
+            <w:tcW w:type="dxa" w:w="6236"/>
+          </w:tcPr>
+          <w:p>
+            <w:r>
+              <w:rPr>
+                <w:sz w:val="18"/>
+              </w:rPr>
+              <w:t>158.0</w:t>
+            </w:r>
+          </w:p>
+        </w:tc>
+      </w:tr>
+      <w:tr>
+        <w:tc>
+          <w:tcPr>
+            <w:tcW w:type="dxa" w:w="3402"/>
+          </w:tcPr>
+          <w:p>
+            <w:r>
+              <w:rPr>
+                <w:sz w:val="18"/>
+              </w:rPr>
+              <w:t>D-RIS final θ</w:t>
+            </w:r>
+          </w:p>
+        </w:tc>
+        <w:tc>
+          <w:tcPr>
+            <w:tcW w:type="dxa" w:w="6236"/>
+          </w:tcPr>
+          <w:p>
+            <w:r>
+              <w:rPr>
+                <w:sz w:val="18"/>
+              </w:rPr>
+              <w:t>53,719 (1,000 initial + 52,719 additional)</w:t>
+            </w:r>
+          </w:p>
+        </w:tc>
+      </w:tr>
+      <w:tr>
+        <w:tc>
+          <w:tcPr>
+            <w:tcW w:type="dxa" w:w="3402"/>
+          </w:tcPr>
+          <w:p>
+            <w:r>
+              <w:rPr>
+                <w:sz w:val="18"/>
+              </w:rPr>
+              <w:t>RIS θ (fixed cap)</w:t>
+            </w:r>
+          </w:p>
+        </w:tc>
+        <w:tc>
+          <w:tcPr>
+            <w:tcW w:type="dxa" w:w="6236"/>
+          </w:tcPr>
+          <w:p>
+            <w:r>
+              <w:rPr>
+                <w:sz w:val="18"/>
+              </w:rPr>
+              <w:t>200,000</w:t>
+            </w:r>
+          </w:p>
+        </w:tc>
+      </w:tr>
+    </w:tbl>
+    <w:p/>
+    <w:tbl>
+      <w:tblPr>
+        <w:tblStyle w:val="TableGrid"/>
+        <w:tblW w:type="auto" w:w="0"/>
+        <w:jc w:val="center"/>
+        <w:tblLook w:firstColumn="1" w:firstRow="1" w:lastColumn="0" w:lastRow="0" w:noHBand="0" w:noVBand="1" w:val="04A0"/>
+      </w:tblPr>
+      <w:tblGrid>
+        <w:gridCol w:w="2160"/>
+        <w:gridCol w:w="2160"/>
+        <w:gridCol w:w="2160"/>
+        <w:gridCol w:w="2160"/>
+      </w:tblGrid>
+      <w:tr>
+        <w:tc>
+          <w:tcPr>
+            <w:tcW w:type="dxa" w:w="3118"/>
+            <w:shd w:fill="1F497D" w:val="clear"/>
+          </w:tcPr>
+          <w:p>
+            <w:r>
+              <w:rPr>
+                <w:b/>
+                <w:color w:val="FFFFFF"/>
+                <w:sz w:val="18"/>
+              </w:rPr>
+              <w:t>Metric</w:t>
+            </w:r>
+          </w:p>
+        </w:tc>
+        <w:tc>
+          <w:tcPr>
+            <w:tcW w:type="dxa" w:w="1984"/>
+            <w:shd w:fill="1F497D" w:val="clear"/>
+          </w:tcPr>
+          <w:p>
+            <w:r>
+              <w:rPr>
+                <w:b/>
+                <w:color w:val="FFFFFF"/>
+                <w:sz w:val="18"/>
+              </w:rPr>
+              <w:t>D-RIS</w:t>
+            </w:r>
+          </w:p>
+        </w:tc>
+        <w:tc>
+          <w:tcPr>
+            <w:tcW w:type="dxa" w:w="1984"/>
+            <w:shd w:fill="1F497D" w:val="clear"/>
+          </w:tcPr>
+          <w:p>
+            <w:r>
+              <w:rPr>
+                <w:b/>
+                <w:color w:val="FFFFFF"/>
+                <w:sz w:val="18"/>
+              </w:rPr>
+              <w:t>RIS</w:t>
+            </w:r>
+          </w:p>
+        </w:tc>
+        <w:tc>
+          <w:tcPr>
+            <w:tcW w:type="dxa" w:w="2835"/>
+            <w:shd w:fill="1F497D" w:val="clear"/>
+          </w:tcPr>
+          <w:p>
+            <w:r>
+              <w:rPr>
+                <w:b/>
+                <w:color w:val="FFFFFF"/>
+                <w:sz w:val="18"/>
+              </w:rPr>
+              <w:t>CELF (partial, k=11)</w:t>
+            </w:r>
+          </w:p>
+        </w:tc>
+      </w:tr>
+      <w:tr>
+        <w:tc>
+          <w:tcPr>
+            <w:tcW w:type="dxa" w:w="3118"/>
+          </w:tcPr>
+          <w:p>
+            <w:r>
+              <w:rPr>
+                <w:sz w:val="18"/>
+              </w:rPr>
+              <w:t>Final spread (k=20)</w:t>
+            </w:r>
+          </w:p>
+        </w:tc>
+        <w:tc>
+          <w:tcPr>
+            <w:tcW w:type="dxa" w:w="1984"/>
+          </w:tcPr>
+          <w:p>
+            <w:r>
+              <w:rPr>
+                <w:sz w:val="18"/>
+              </w:rPr>
+              <w:t>54.12</w:t>
+            </w:r>
+          </w:p>
+        </w:tc>
+        <w:tc>
+          <w:tcPr>
+            <w:tcW w:type="dxa" w:w="1984"/>
+          </w:tcPr>
+          <w:p>
+            <w:r>
+              <w:rPr>
+                <w:sz w:val="18"/>
+              </w:rPr>
+              <w:t>56.98</w:t>
+            </w:r>
+          </w:p>
+        </w:tc>
+        <w:tc>
+          <w:tcPr>
+            <w:tcW w:type="dxa" w:w="2835"/>
+          </w:tcPr>
+          <w:p>
+            <w:r>
+              <w:rPr>
+                <w:sz w:val="18"/>
+              </w:rPr>
+              <w:t>45.02 (at k=11)</w:t>
+            </w:r>
+          </w:p>
+        </w:tc>
+      </w:tr>
+      <w:tr>
+        <w:tc>
+          <w:tcPr>
+            <w:tcW w:type="dxa" w:w="3118"/>
+          </w:tcPr>
+          <w:p>
+            <w:r>
+              <w:rPr>
+                <w:sz w:val="18"/>
+              </w:rPr>
+              <w:t>Running time</w:t>
+            </w:r>
+          </w:p>
+        </w:tc>
+        <w:tc>
+          <w:tcPr>
+            <w:tcW w:type="dxa" w:w="1984"/>
+          </w:tcPr>
+          <w:p>
+            <w:r>
+              <w:rPr>
+                <w:sz w:val="18"/>
+              </w:rPr>
+              <w:t>0.3s</w:t>
+            </w:r>
+          </w:p>
+        </w:tc>
+        <w:tc>
+          <w:tcPr>
+            <w:tcW w:type="dxa" w:w="1984"/>
+          </w:tcPr>
+          <w:p>
+            <w:r>
+              <w:rPr>
+                <w:sz w:val="18"/>
+              </w:rPr>
+              <w:t>1.1s</w:t>
+            </w:r>
+          </w:p>
+        </w:tc>
+        <w:tc>
+          <w:tcPr>
+            <w:tcW w:type="dxa" w:w="2835"/>
+          </w:tcPr>
+          <w:p>
+            <w:r>
+              <w:rPr>
+                <w:sz w:val="18"/>
+              </w:rPr>
+              <w:t>~50s (stopped at k=11)</w:t>
+            </w:r>
+          </w:p>
+        </w:tc>
+      </w:tr>
+      <w:tr>
+        <w:tc>
+          <w:tcPr>
+            <w:tcW w:type="dxa" w:w="3118"/>
+          </w:tcPr>
+          <w:p>
+            <w:r>
+              <w:rPr>
+                <w:sz w:val="18"/>
+              </w:rPr>
+              <w:t>RRR sets / MC lookups</w:t>
+            </w:r>
+          </w:p>
+        </w:tc>
+        <w:tc>
+          <w:tcPr>
+            <w:tcW w:type="dxa" w:w="1984"/>
+          </w:tcPr>
+          <w:p>
+            <w:r>
+              <w:rPr>
+                <w:sz w:val="18"/>
+              </w:rPr>
+              <w:t>53,719</w:t>
+            </w:r>
+          </w:p>
+        </w:tc>
+        <w:tc>
+          <w:tcPr>
+            <w:tcW w:type="dxa" w:w="1984"/>
+          </w:tcPr>
+          <w:p>
+            <w:r>
+              <w:rPr>
+                <w:sz w:val="18"/>
+              </w:rPr>
+              <w:t>200,000</w:t>
+            </w:r>
+          </w:p>
+        </w:tc>
+        <w:tc>
+          <w:tcPr>
+            <w:tcW w:type="dxa" w:w="2835"/>
+          </w:tcPr>
+          <w:p>
+            <w:r>
+              <w:rPr>
+                <w:sz w:val="18"/>
+              </w:rPr>
+              <w:t>2,076 total lookups</w:t>
+            </w:r>
+          </w:p>
+        </w:tc>
+      </w:tr>
+      <w:tr>
+        <w:tc>
+          <w:tcPr>
+            <w:tcW w:type="dxa" w:w="3118"/>
+          </w:tcPr>
+          <w:p>
+            <w:r>
+              <w:rPr>
+                <w:sz w:val="18"/>
+              </w:rPr>
+              <w:t>Speedup vs RIS</w:t>
+            </w:r>
+          </w:p>
+        </w:tc>
+        <w:tc>
+          <w:tcPr>
+            <w:tcW w:type="dxa" w:w="1984"/>
+          </w:tcPr>
+          <w:p>
+            <w:r>
+              <w:rPr>
+                <w:sz w:val="18"/>
+              </w:rPr>
+              <w:t>3.7x</w:t>
+            </w:r>
+          </w:p>
+        </w:tc>
+        <w:tc>
+          <w:tcPr>
+            <w:tcW w:type="dxa" w:w="1984"/>
+          </w:tcPr>
+          <w:p>
+            <w:r>
+              <w:rPr>
+                <w:sz w:val="18"/>
+              </w:rPr>
+              <w:t>baseline</w:t>
+            </w:r>
+          </w:p>
+        </w:tc>
+        <w:tc>
+          <w:tcPr>
+            <w:tcW w:type="dxa" w:w="2835"/>
+          </w:tcPr>
+          <w:p>
+            <w:r>
+              <w:rPr>
+                <w:sz w:val="18"/>
+              </w:rPr>
+              <w:t>N/A</w:t>
+            </w:r>
+          </w:p>
+        </w:tc>
+      </w:tr>
+      <w:tr>
+        <w:tc>
+          <w:tcPr>
+            <w:tcW w:type="dxa" w:w="3118"/>
+          </w:tcPr>
+          <w:p>
+            <w:r>
+              <w:rPr>
+                <w:sz w:val="18"/>
+              </w:rPr>
+              <w:t>Speedup vs CELF (est.)</w:t>
+            </w:r>
+          </w:p>
+        </w:tc>
+        <w:tc>
+          <w:tcPr>
+            <w:tcW w:type="dxa" w:w="1984"/>
+          </w:tcPr>
+          <w:p>
+            <w:r>
+              <w:rPr>
+                <w:sz w:val="18"/>
+              </w:rPr>
+              <w:t>~300x</w:t>
+            </w:r>
+          </w:p>
+        </w:tc>
+        <w:tc>
+          <w:tcPr>
+            <w:tcW w:type="dxa" w:w="1984"/>
+          </w:tcPr>
+          <w:p>
+            <w:r>
+              <w:rPr>
+                <w:sz w:val="18"/>
+              </w:rPr>
+              <w:t>~80x</w:t>
+            </w:r>
+          </w:p>
+        </w:tc>
+        <w:tc>
+          <w:tcPr>
+            <w:tcW w:type="dxa" w:w="2835"/>
+          </w:tcPr>
+          <w:p>
+            <w:r>
+              <w:rPr>
+                <w:sz w:val="18"/>
+              </w:rPr>
+              <w:t>baseline</w:t>
+            </w:r>
+          </w:p>
+        </w:tc>
+      </w:tr>
+    </w:tbl>
+    <w:p/>
+    <w:p>
+      <w:pPr>
+        <w:pStyle w:val="Heading2"/>
+      </w:pPr>
+      <w:r>
+        <w:rPr>
+          <w:color w:val="1F497D"/>
+        </w:rPr>
+        <w:t>6.2 Epinions Subgraph</w:t>
+      </w:r>
+    </w:p>
+    <w:tbl>
+      <w:tblPr>
+        <w:tblStyle w:val="TableGrid"/>
+        <w:tblW w:type="auto" w:w="0"/>
+        <w:jc w:val="center"/>
+        <w:tblLook w:firstColumn="1" w:firstRow="1" w:lastColumn="0" w:lastRow="0" w:noHBand="0" w:noVBand="1" w:val="04A0"/>
+      </w:tblPr>
+      <w:tblGrid>
+        <w:gridCol w:w="4320"/>
+        <w:gridCol w:w="4320"/>
+      </w:tblGrid>
+      <w:tr>
+        <w:tc>
+          <w:tcPr>
+            <w:tcW w:type="dxa" w:w="3402"/>
+            <w:shd w:fill="1F497D" w:val="clear"/>
+          </w:tcPr>
+          <w:p>
+            <w:r>
+              <w:rPr>
+                <w:b/>
+                <w:color w:val="FFFFFF"/>
+                <w:sz w:val="18"/>
+              </w:rPr>
+              <w:t>Property</w:t>
+            </w:r>
+          </w:p>
+        </w:tc>
+        <w:tc>
+          <w:tcPr>
+            <w:tcW w:type="dxa" w:w="6236"/>
+            <w:shd w:fill="1F497D" w:val="clear"/>
+          </w:tcPr>
+          <w:p>
+            <w:r>
+              <w:rPr>
+                <w:b/>
+                <w:color w:val="FFFFFF"/>
+                <w:sz w:val="18"/>
+              </w:rPr>
+              <w:t>Value</w:t>
+            </w:r>
+          </w:p>
+        </w:tc>
+      </w:tr>
+      <w:tr>
+        <w:tc>
+          <w:tcPr>
+            <w:tcW w:type="dxa" w:w="3402"/>
+          </w:tcPr>
+          <w:p>
+            <w:r>
+              <w:rPr>
+                <w:sz w:val="18"/>
+              </w:rPr>
+              <w:t>Subgraph size</w:t>
+            </w:r>
+          </w:p>
+        </w:tc>
+        <w:tc>
+          <w:tcPr>
+            <w:tcW w:type="dxa" w:w="6236"/>
+          </w:tcPr>
+          <w:p>
+            <w:r>
+              <w:rPr>
+                <w:sz w:val="18"/>
+              </w:rPr>
+              <w:t>2,000 nodes, 74,364 edges</w:t>
+            </w:r>
+          </w:p>
+        </w:tc>
+      </w:tr>
+      <w:tr>
+        <w:tc>
+          <w:tcPr>
+            <w:tcW w:type="dxa" w:w="3402"/>
+          </w:tcPr>
+          <w:p>
+            <w:r>
+              <w:rPr>
+                <w:sz w:val="18"/>
+              </w:rPr>
+              <w:t>Probability model</w:t>
+            </w:r>
+          </w:p>
+        </w:tc>
+        <w:tc>
+          <w:tcPr>
+            <w:tcW w:type="dxa" w:w="6236"/>
+          </w:tcPr>
+          <w:p>
+            <w:r>
+              <w:rPr>
+                <w:sz w:val="18"/>
+              </w:rPr>
+              <w:t>IC uniform: p(u,v) = 0.01</w:t>
+            </w:r>
+          </w:p>
+        </w:tc>
+      </w:tr>
+      <w:tr>
+        <w:tc>
+          <w:tcPr>
+            <w:tcW w:type="dxa" w:w="3402"/>
+          </w:tcPr>
+          <w:p>
+            <w:r>
+              <w:rPr>
+                <w:sz w:val="18"/>
+              </w:rPr>
+              <w:t>Seeds k</w:t>
+            </w:r>
+          </w:p>
+        </w:tc>
+        <w:tc>
+          <w:tcPr>
+            <w:tcW w:type="dxa" w:w="6236"/>
+          </w:tcPr>
+          <w:p>
+            <w:r>
+              <w:rPr>
+                <w:sz w:val="18"/>
+              </w:rPr>
+              <w:t>20</w:t>
+            </w:r>
+          </w:p>
+        </w:tc>
+      </w:tr>
+      <w:tr>
+        <w:tc>
+          <w:tcPr>
+            <w:tcW w:type="dxa" w:w="3402"/>
+          </w:tcPr>
+          <w:p>
+            <w:r>
+              <w:rPr>
+                <w:sz w:val="18"/>
+              </w:rPr>
+              <w:t>D-RIS initial θ₀</w:t>
+            </w:r>
+          </w:p>
+        </w:tc>
+        <w:tc>
+          <w:tcPr>
+            <w:tcW w:type="dxa" w:w="6236"/>
+          </w:tcPr>
+          <w:p>
+            <w:r>
+              <w:rPr>
+                <w:sz w:val="18"/>
+              </w:rPr>
+              <w:t>1,000</w:t>
+            </w:r>
+          </w:p>
+        </w:tc>
+      </w:tr>
+      <w:tr>
+        <w:tc>
+          <w:tcPr>
+            <w:tcW w:type="dxa" w:w="3402"/>
+          </w:tcPr>
+          <w:p>
+            <w:r>
+              <w:rPr>
+                <w:sz w:val="18"/>
+              </w:rPr>
+              <w:t>D-RIS coverage fraction</w:t>
+            </w:r>
+          </w:p>
+        </w:tc>
+        <w:tc>
+          <w:tcPr>
+            <w:tcW w:type="dxa" w:w="6236"/>
+          </w:tcPr>
+          <w:p>
+            <w:r>
+              <w:rPr>
+                <w:sz w:val="18"/>
+              </w:rPr>
+              <w:t>0.1240</w:t>
+            </w:r>
+          </w:p>
+        </w:tc>
+      </w:tr>
+      <w:tr>
+        <w:tc>
+          <w:tcPr>
+            <w:tcW w:type="dxa" w:w="3402"/>
+          </w:tcPr>
+          <w:p>
+            <w:r>
+              <w:rPr>
+                <w:sz w:val="18"/>
+              </w:rPr>
+              <w:t>D-RIS OPT_est</w:t>
+            </w:r>
+          </w:p>
+        </w:tc>
+        <w:tc>
+          <w:tcPr>
+            <w:tcW w:type="dxa" w:w="6236"/>
+          </w:tcPr>
+          <w:p>
+            <w:r>
+              <w:rPr>
+                <w:sz w:val="18"/>
+              </w:rPr>
+              <w:t>248.0</w:t>
+            </w:r>
+          </w:p>
+        </w:tc>
+      </w:tr>
+      <w:tr>
+        <w:tc>
+          <w:tcPr>
+            <w:tcW w:type="dxa" w:w="3402"/>
+          </w:tcPr>
+          <w:p>
+            <w:r>
+              <w:rPr>
+                <w:sz w:val="18"/>
+              </w:rPr>
+              <w:t>D-RIS final θ</w:t>
+            </w:r>
+          </w:p>
+        </w:tc>
+        <w:tc>
+          <w:tcPr>
+            <w:tcW w:type="dxa" w:w="6236"/>
+          </w:tcPr>
+          <w:p>
+            <w:r>
+              <w:rPr>
+                <w:sz w:val="18"/>
+              </w:rPr>
+              <w:t>34,224 (1,000 initial + 33,224 additional)</w:t>
+            </w:r>
+          </w:p>
+        </w:tc>
+      </w:tr>
+      <w:tr>
+        <w:tc>
+          <w:tcPr>
+            <w:tcW w:type="dxa" w:w="3402"/>
+          </w:tcPr>
+          <w:p>
+            <w:r>
+              <w:rPr>
+                <w:sz w:val="18"/>
+              </w:rPr>
+              <w:t>RIS θ (fixed cap)</w:t>
+            </w:r>
+          </w:p>
+        </w:tc>
+        <w:tc>
+          <w:tcPr>
+            <w:tcW w:type="dxa" w:w="6236"/>
+          </w:tcPr>
+          <w:p>
+            <w:r>
+              <w:rPr>
+                <w:sz w:val="18"/>
+              </w:rPr>
+              <w:t>200,000</w:t>
+            </w:r>
+          </w:p>
+        </w:tc>
+      </w:tr>
+    </w:tbl>
+    <w:p/>
+    <w:tbl>
+      <w:tblPr>
+        <w:tblStyle w:val="TableGrid"/>
+        <w:tblW w:type="auto" w:w="0"/>
+        <w:jc w:val="center"/>
+        <w:tblLook w:firstColumn="1" w:firstRow="1" w:lastColumn="0" w:lastRow="0" w:noHBand="0" w:noVBand="1" w:val="04A0"/>
+      </w:tblPr>
+      <w:tblGrid>
+        <w:gridCol w:w="2880"/>
+        <w:gridCol w:w="2880"/>
+        <w:gridCol w:w="2880"/>
+      </w:tblGrid>
+      <w:tr>
+        <w:tc>
+          <w:tcPr>
+            <w:tcW w:type="dxa" w:w="3118"/>
+            <w:shd w:fill="1F497D" w:val="clear"/>
+          </w:tcPr>
+          <w:p>
+            <w:r>
+              <w:rPr>
+                <w:b/>
+                <w:color w:val="FFFFFF"/>
+                <w:sz w:val="18"/>
+              </w:rPr>
+              <w:t>Metric</w:t>
+            </w:r>
+          </w:p>
+        </w:tc>
+        <w:tc>
+          <w:tcPr>
+            <w:tcW w:type="dxa" w:w="2268"/>
+            <w:shd w:fill="1F497D" w:val="clear"/>
+          </w:tcPr>
+          <w:p>
+            <w:r>
+              <w:rPr>
+                <w:b/>
+                <w:color w:val="FFFFFF"/>
+                <w:sz w:val="18"/>
+              </w:rPr>
+              <w:t>D-RIS</w:t>
+            </w:r>
+          </w:p>
+        </w:tc>
+        <w:tc>
+          <w:tcPr>
+            <w:tcW w:type="dxa" w:w="2268"/>
+            <w:shd w:fill="1F497D" w:val="clear"/>
+          </w:tcPr>
+          <w:p>
+            <w:r>
+              <w:rPr>
+                <w:b/>
+                <w:color w:val="FFFFFF"/>
+                <w:sz w:val="18"/>
+              </w:rPr>
+              <w:t>RIS</w:t>
+            </w:r>
+          </w:p>
+        </w:tc>
+      </w:tr>
+      <w:tr>
+        <w:tc>
+          <w:tcPr>
+            <w:tcW w:type="dxa" w:w="3118"/>
+          </w:tcPr>
+          <w:p>
+            <w:r>
+              <w:rPr>
+                <w:sz w:val="18"/>
+              </w:rPr>
+              <w:t>Final spread (k=20)</w:t>
+            </w:r>
+          </w:p>
+        </w:tc>
+        <w:tc>
+          <w:tcPr>
+            <w:tcW w:type="dxa" w:w="2268"/>
+          </w:tcPr>
+          <w:p>
+            <w:r>
+              <w:rPr>
+                <w:sz w:val="18"/>
+              </w:rPr>
+              <w:t>169.80</w:t>
+            </w:r>
+          </w:p>
+        </w:tc>
+        <w:tc>
+          <w:tcPr>
+            <w:tcW w:type="dxa" w:w="2268"/>
+          </w:tcPr>
+          <w:p>
+            <w:r>
+              <w:rPr>
+                <w:sz w:val="18"/>
+              </w:rPr>
+              <w:t>173.38</w:t>
+            </w:r>
+          </w:p>
+        </w:tc>
+      </w:tr>
+      <w:tr>
+        <w:tc>
+          <w:tcPr>
+            <w:tcW w:type="dxa" w:w="3118"/>
+          </w:tcPr>
+          <w:p>
+            <w:r>
+              <w:rPr>
+                <w:sz w:val="18"/>
+              </w:rPr>
+              <w:t>Running time</w:t>
+            </w:r>
+          </w:p>
+        </w:tc>
+        <w:tc>
+          <w:tcPr>
+            <w:tcW w:type="dxa" w:w="2268"/>
+          </w:tcPr>
+          <w:p>
+            <w:r>
+              <w:rPr>
+                <w:sz w:val="18"/>
+              </w:rPr>
+              <w:t>1.0s</w:t>
+            </w:r>
+          </w:p>
+        </w:tc>
+        <w:tc>
+          <w:tcPr>
+            <w:tcW w:type="dxa" w:w="2268"/>
+          </w:tcPr>
+          <w:p>
+            <w:r>
+              <w:rPr>
+                <w:sz w:val="18"/>
+              </w:rPr>
+              <w:t>4.9s</w:t>
+            </w:r>
+          </w:p>
+        </w:tc>
+      </w:tr>
+      <w:tr>
+        <w:tc>
+          <w:tcPr>
+            <w:tcW w:type="dxa" w:w="3118"/>
+          </w:tcPr>
+          <w:p>
+            <w:r>
+              <w:rPr>
+                <w:sz w:val="18"/>
+              </w:rPr>
+              <w:t>RRR sets generated</w:t>
+            </w:r>
+          </w:p>
+        </w:tc>
+        <w:tc>
+          <w:tcPr>
+            <w:tcW w:type="dxa" w:w="2268"/>
+          </w:tcPr>
+          <w:p>
+            <w:r>
+              <w:rPr>
+                <w:sz w:val="18"/>
+              </w:rPr>
+              <w:t>34,224</w:t>
+            </w:r>
+          </w:p>
+        </w:tc>
+        <w:tc>
+          <w:tcPr>
+            <w:tcW w:type="dxa" w:w="2268"/>
+          </w:tcPr>
+          <w:p>
+            <w:r>
+              <w:rPr>
+                <w:sz w:val="18"/>
+              </w:rPr>
+              <w:t>200,000</w:t>
+            </w:r>
+          </w:p>
+        </w:tc>
+      </w:tr>
+      <w:tr>
+        <w:tc>
+          <w:tcPr>
+            <w:tcW w:type="dxa" w:w="3118"/>
+          </w:tcPr>
+          <w:p>
+            <w:r>
+              <w:rPr>
+                <w:sz w:val="18"/>
+              </w:rPr>
+              <w:t>Speedup vs RIS</w:t>
+            </w:r>
+          </w:p>
+        </w:tc>
+        <w:tc>
+          <w:tcPr>
+            <w:tcW w:type="dxa" w:w="2268"/>
+          </w:tcPr>
+          <w:p>
+            <w:r>
+              <w:rPr>
+                <w:sz w:val="18"/>
+              </w:rPr>
+              <w:t>4.9x</w:t>
+            </w:r>
+          </w:p>
+        </w:tc>
+        <w:tc>
+          <w:tcPr>
+            <w:tcW w:type="dxa" w:w="2268"/>
+          </w:tcPr>
+          <w:p>
+            <w:r>
+              <w:rPr>
+                <w:sz w:val="18"/>
+              </w:rPr>
+              <w:t>baseline</w:t>
+            </w:r>
+          </w:p>
+        </w:tc>
+      </w:tr>
+      <w:tr>
+        <w:tc>
+          <w:tcPr>
+            <w:tcW w:type="dxa" w:w="3118"/>
+          </w:tcPr>
+          <w:p>
+            <w:r>
+              <w:rPr>
+                <w:sz w:val="18"/>
+              </w:rPr>
+              <w:t>Spread difference</w:t>
+            </w:r>
+          </w:p>
+        </w:tc>
+        <w:tc>
+          <w:tcPr>
+            <w:tcW w:type="dxa" w:w="2268"/>
+          </w:tcPr>
+          <w:p>
+            <w:r>
+              <w:rPr>
+                <w:sz w:val="18"/>
+              </w:rPr>
+              <w:t>−2.1%</w:t>
+            </w:r>
+          </w:p>
+        </w:tc>
+        <w:tc>
+          <w:tcPr>
+            <w:tcW w:type="dxa" w:w="2268"/>
+          </w:tcPr>
+          <w:p>
+            <w:r>
+              <w:rPr>
+                <w:sz w:val="18"/>
+              </w:rPr>
+              <w:t>baseline</w:t>
+            </w:r>
+          </w:p>
+        </w:tc>
+      </w:tr>
+    </w:tbl>
+    <w:p/>
+    <w:p>
+      <w:pPr>
+        <w:pStyle w:val="Heading2"/>
+      </w:pPr>
+      <w:r>
+        <w:rPr>
+          <w:color w:val="1F497D"/>
+        </w:rPr>
+        <w:t>6.3 CELF Comparison — Slashdot Subgraph (k=20, 1000 MC runs)</w:t>
       </w:r>
     </w:p>
     <w:p>
@@ -1715,9 +3072,920 @@
           <w:i w:val="0"/>
           <w:sz w:val="22"/>
         </w:rPr>
-        <w:t>Probability model used in paper: Uniform IC with p(u,v) = 0.01 for all edges.</w:t>
+        <w:t>CELF was stopped at step 11 due to time. Each step takes ~4–5s on 2000 nodes.</w:t>
       </w:r>
     </w:p>
+    <w:tbl>
+      <w:tblPr>
+        <w:tblStyle w:val="TableGrid"/>
+        <w:tblW w:type="auto" w:w="0"/>
+        <w:jc w:val="center"/>
+        <w:tblLook w:firstColumn="1" w:firstRow="1" w:lastColumn="0" w:lastRow="0" w:noHBand="0" w:noVBand="1" w:val="04A0"/>
+      </w:tblPr>
+      <w:tblGrid>
+        <w:gridCol w:w="1728"/>
+        <w:gridCol w:w="1728"/>
+        <w:gridCol w:w="1728"/>
+        <w:gridCol w:w="1728"/>
+        <w:gridCol w:w="1728"/>
+      </w:tblGrid>
+      <w:tr>
+        <w:tc>
+          <w:tcPr>
+            <w:tcW w:type="dxa" w:w="1134"/>
+            <w:shd w:fill="1F497D" w:val="clear"/>
+          </w:tcPr>
+          <w:p>
+            <w:r>
+              <w:rPr>
+                <w:b/>
+                <w:color w:val="FFFFFF"/>
+                <w:sz w:val="18"/>
+              </w:rPr>
+              <w:t>Step</w:t>
+            </w:r>
+          </w:p>
+        </w:tc>
+        <w:tc>
+          <w:tcPr>
+            <w:tcW w:type="dxa" w:w="1984"/>
+            <w:shd w:fill="1F497D" w:val="clear"/>
+          </w:tcPr>
+          <w:p>
+            <w:r>
+              <w:rPr>
+                <w:b/>
+                <w:color w:val="FFFFFF"/>
+                <w:sz w:val="18"/>
+              </w:rPr>
+              <w:t>Seed Node</w:t>
+            </w:r>
+          </w:p>
+        </w:tc>
+        <w:tc>
+          <w:tcPr>
+            <w:tcW w:type="dxa" w:w="1701"/>
+            <w:shd w:fill="1F497D" w:val="clear"/>
+          </w:tcPr>
+          <w:p>
+            <w:r>
+              <w:rPr>
+                <w:b/>
+                <w:color w:val="FFFFFF"/>
+                <w:sz w:val="18"/>
+              </w:rPr>
+              <w:t>Spread</w:t>
+            </w:r>
+          </w:p>
+        </w:tc>
+        <w:tc>
+          <w:tcPr>
+            <w:tcW w:type="dxa" w:w="1984"/>
+            <w:shd w:fill="1F497D" w:val="clear"/>
+          </w:tcPr>
+          <w:p>
+            <w:r>
+              <w:rPr>
+                <w:b/>
+                <w:color w:val="FFFFFF"/>
+                <w:sz w:val="18"/>
+              </w:rPr>
+              <w:t>Recomputed</w:t>
+            </w:r>
+          </w:p>
+        </w:tc>
+        <w:tc>
+          <w:tcPr>
+            <w:tcW w:type="dxa" w:w="2268"/>
+            <w:shd w:fill="1F497D" w:val="clear"/>
+          </w:tcPr>
+          <w:p>
+            <w:r>
+              <w:rPr>
+                <w:b/>
+                <w:color w:val="FFFFFF"/>
+                <w:sz w:val="18"/>
+              </w:rPr>
+              <w:t>Total Lookups</w:t>
+            </w:r>
+          </w:p>
+        </w:tc>
+      </w:tr>
+      <w:tr>
+        <w:tc>
+          <w:tcPr>
+            <w:tcW w:type="dxa" w:w="1134"/>
+          </w:tcPr>
+          <w:p>
+            <w:r>
+              <w:rPr>
+                <w:sz w:val="18"/>
+              </w:rPr>
+              <w:t>1</w:t>
+            </w:r>
+          </w:p>
+        </w:tc>
+        <w:tc>
+          <w:tcPr>
+            <w:tcW w:type="dxa" w:w="1984"/>
+          </w:tcPr>
+          <w:p>
+            <w:r>
+              <w:rPr>
+                <w:sz w:val="18"/>
+              </w:rPr>
+              <w:t>2494</w:t>
+            </w:r>
+          </w:p>
+        </w:tc>
+        <w:tc>
+          <w:tcPr>
+            <w:tcW w:type="dxa" w:w="1701"/>
+          </w:tcPr>
+          <w:p>
+            <w:r>
+              <w:rPr>
+                <w:sz w:val="18"/>
+              </w:rPr>
+              <w:t>22.21</w:t>
+            </w:r>
+          </w:p>
+        </w:tc>
+        <w:tc>
+          <w:tcPr>
+            <w:tcW w:type="dxa" w:w="1984"/>
+          </w:tcPr>
+          <w:p>
+            <w:r>
+              <w:rPr>
+                <w:sz w:val="18"/>
+              </w:rPr>
+              <w:t>0</w:t>
+            </w:r>
+          </w:p>
+        </w:tc>
+        <w:tc>
+          <w:tcPr>
+            <w:tcW w:type="dxa" w:w="2268"/>
+          </w:tcPr>
+          <w:p>
+            <w:r>
+              <w:rPr>
+                <w:sz w:val="18"/>
+              </w:rPr>
+              <w:t>2,000</w:t>
+            </w:r>
+          </w:p>
+        </w:tc>
+      </w:tr>
+      <w:tr>
+        <w:tc>
+          <w:tcPr>
+            <w:tcW w:type="dxa" w:w="1134"/>
+          </w:tcPr>
+          <w:p>
+            <w:r>
+              <w:rPr>
+                <w:sz w:val="18"/>
+              </w:rPr>
+              <w:t>2</w:t>
+            </w:r>
+          </w:p>
+        </w:tc>
+        <w:tc>
+          <w:tcPr>
+            <w:tcW w:type="dxa" w:w="1984"/>
+          </w:tcPr>
+          <w:p>
+            <w:r>
+              <w:rPr>
+                <w:sz w:val="18"/>
+              </w:rPr>
+              <w:t>49</w:t>
+            </w:r>
+          </w:p>
+        </w:tc>
+        <w:tc>
+          <w:tcPr>
+            <w:tcW w:type="dxa" w:w="1701"/>
+          </w:tcPr>
+          <w:p>
+            <w:r>
+              <w:rPr>
+                <w:sz w:val="18"/>
+              </w:rPr>
+              <w:t>25.51</w:t>
+            </w:r>
+          </w:p>
+        </w:tc>
+        <w:tc>
+          <w:tcPr>
+            <w:tcW w:type="dxa" w:w="1984"/>
+          </w:tcPr>
+          <w:p>
+            <w:r>
+              <w:rPr>
+                <w:sz w:val="18"/>
+              </w:rPr>
+              <w:t>3</w:t>
+            </w:r>
+          </w:p>
+        </w:tc>
+        <w:tc>
+          <w:tcPr>
+            <w:tcW w:type="dxa" w:w="2268"/>
+          </w:tcPr>
+          <w:p>
+            <w:r>
+              <w:rPr>
+                <w:sz w:val="18"/>
+              </w:rPr>
+              <w:t>2,003</w:t>
+            </w:r>
+          </w:p>
+        </w:tc>
+      </w:tr>
+      <w:tr>
+        <w:tc>
+          <w:tcPr>
+            <w:tcW w:type="dxa" w:w="1134"/>
+          </w:tcPr>
+          <w:p>
+            <w:r>
+              <w:rPr>
+                <w:sz w:val="18"/>
+              </w:rPr>
+              <w:t>3</w:t>
+            </w:r>
+          </w:p>
+        </w:tc>
+        <w:tc>
+          <w:tcPr>
+            <w:tcW w:type="dxa" w:w="1984"/>
+          </w:tcPr>
+          <w:p>
+            <w:r>
+              <w:rPr>
+                <w:sz w:val="18"/>
+              </w:rPr>
+              <w:t>408</w:t>
+            </w:r>
+          </w:p>
+        </w:tc>
+        <w:tc>
+          <w:tcPr>
+            <w:tcW w:type="dxa" w:w="1701"/>
+          </w:tcPr>
+          <w:p>
+            <w:r>
+              <w:rPr>
+                <w:sz w:val="18"/>
+              </w:rPr>
+              <w:t>28.38</w:t>
+            </w:r>
+          </w:p>
+        </w:tc>
+        <w:tc>
+          <w:tcPr>
+            <w:tcW w:type="dxa" w:w="1984"/>
+          </w:tcPr>
+          <w:p>
+            <w:r>
+              <w:rPr>
+                <w:sz w:val="18"/>
+              </w:rPr>
+              <w:t>4</w:t>
+            </w:r>
+          </w:p>
+        </w:tc>
+        <w:tc>
+          <w:tcPr>
+            <w:tcW w:type="dxa" w:w="2268"/>
+          </w:tcPr>
+          <w:p>
+            <w:r>
+              <w:rPr>
+                <w:sz w:val="18"/>
+              </w:rPr>
+              <w:t>2,007</w:t>
+            </w:r>
+          </w:p>
+        </w:tc>
+      </w:tr>
+      <w:tr>
+        <w:tc>
+          <w:tcPr>
+            <w:tcW w:type="dxa" w:w="1134"/>
+          </w:tcPr>
+          <w:p>
+            <w:r>
+              <w:rPr>
+                <w:sz w:val="18"/>
+              </w:rPr>
+              <w:t>4</w:t>
+            </w:r>
+          </w:p>
+        </w:tc>
+        <w:tc>
+          <w:tcPr>
+            <w:tcW w:type="dxa" w:w="1984"/>
+          </w:tcPr>
+          <w:p>
+            <w:r>
+              <w:rPr>
+                <w:sz w:val="18"/>
+              </w:rPr>
+              <w:t>37</w:t>
+            </w:r>
+          </w:p>
+        </w:tc>
+        <w:tc>
+          <w:tcPr>
+            <w:tcW w:type="dxa" w:w="1701"/>
+          </w:tcPr>
+          <w:p>
+            <w:r>
+              <w:rPr>
+                <w:sz w:val="18"/>
+              </w:rPr>
+              <w:t>31.06</w:t>
+            </w:r>
+          </w:p>
+        </w:tc>
+        <w:tc>
+          <w:tcPr>
+            <w:tcW w:type="dxa" w:w="1984"/>
+          </w:tcPr>
+          <w:p>
+            <w:r>
+              <w:rPr>
+                <w:sz w:val="18"/>
+              </w:rPr>
+              <w:t>4</w:t>
+            </w:r>
+          </w:p>
+        </w:tc>
+        <w:tc>
+          <w:tcPr>
+            <w:tcW w:type="dxa" w:w="2268"/>
+          </w:tcPr>
+          <w:p>
+            <w:r>
+              <w:rPr>
+                <w:sz w:val="18"/>
+              </w:rPr>
+              <w:t>2,011</w:t>
+            </w:r>
+          </w:p>
+        </w:tc>
+      </w:tr>
+      <w:tr>
+        <w:tc>
+          <w:tcPr>
+            <w:tcW w:type="dxa" w:w="1134"/>
+          </w:tcPr>
+          <w:p>
+            <w:r>
+              <w:rPr>
+                <w:sz w:val="18"/>
+              </w:rPr>
+              <w:t>5</w:t>
+            </w:r>
+          </w:p>
+        </w:tc>
+        <w:tc>
+          <w:tcPr>
+            <w:tcW w:type="dxa" w:w="1984"/>
+          </w:tcPr>
+          <w:p>
+            <w:r>
+              <w:rPr>
+                <w:sz w:val="18"/>
+              </w:rPr>
+              <w:t>195</w:t>
+            </w:r>
+          </w:p>
+        </w:tc>
+        <w:tc>
+          <w:tcPr>
+            <w:tcW w:type="dxa" w:w="1701"/>
+          </w:tcPr>
+          <w:p>
+            <w:r>
+              <w:rPr>
+                <w:sz w:val="18"/>
+              </w:rPr>
+              <w:t>33.25</w:t>
+            </w:r>
+          </w:p>
+        </w:tc>
+        <w:tc>
+          <w:tcPr>
+            <w:tcW w:type="dxa" w:w="1984"/>
+          </w:tcPr>
+          <w:p>
+            <w:r>
+              <w:rPr>
+                <w:sz w:val="18"/>
+              </w:rPr>
+              <w:t>8</w:t>
+            </w:r>
+          </w:p>
+        </w:tc>
+        <w:tc>
+          <w:tcPr>
+            <w:tcW w:type="dxa" w:w="2268"/>
+          </w:tcPr>
+          <w:p>
+            <w:r>
+              <w:rPr>
+                <w:sz w:val="18"/>
+              </w:rPr>
+              <w:t>2,019</w:t>
+            </w:r>
+          </w:p>
+        </w:tc>
+      </w:tr>
+      <w:tr>
+        <w:tc>
+          <w:tcPr>
+            <w:tcW w:type="dxa" w:w="1134"/>
+          </w:tcPr>
+          <w:p>
+            <w:r>
+              <w:rPr>
+                <w:sz w:val="18"/>
+              </w:rPr>
+              <w:t>6</w:t>
+            </w:r>
+          </w:p>
+        </w:tc>
+        <w:tc>
+          <w:tcPr>
+            <w:tcW w:type="dxa" w:w="1984"/>
+          </w:tcPr>
+          <w:p>
+            <w:r>
+              <w:rPr>
+                <w:sz w:val="18"/>
+              </w:rPr>
+              <w:t>1723</w:t>
+            </w:r>
+          </w:p>
+        </w:tc>
+        <w:tc>
+          <w:tcPr>
+            <w:tcW w:type="dxa" w:w="1701"/>
+          </w:tcPr>
+          <w:p>
+            <w:r>
+              <w:rPr>
+                <w:sz w:val="18"/>
+              </w:rPr>
+              <w:t>35.47</w:t>
+            </w:r>
+          </w:p>
+        </w:tc>
+        <w:tc>
+          <w:tcPr>
+            <w:tcW w:type="dxa" w:w="1984"/>
+          </w:tcPr>
+          <w:p>
+            <w:r>
+              <w:rPr>
+                <w:sz w:val="18"/>
+              </w:rPr>
+              <w:t>5</w:t>
+            </w:r>
+          </w:p>
+        </w:tc>
+        <w:tc>
+          <w:tcPr>
+            <w:tcW w:type="dxa" w:w="2268"/>
+          </w:tcPr>
+          <w:p>
+            <w:r>
+              <w:rPr>
+                <w:sz w:val="18"/>
+              </w:rPr>
+              <w:t>2,024</w:t>
+            </w:r>
+          </w:p>
+        </w:tc>
+      </w:tr>
+      <w:tr>
+        <w:tc>
+          <w:tcPr>
+            <w:tcW w:type="dxa" w:w="1134"/>
+          </w:tcPr>
+          <w:p>
+            <w:r>
+              <w:rPr>
+                <w:sz w:val="18"/>
+              </w:rPr>
+              <w:t>7</w:t>
+            </w:r>
+          </w:p>
+        </w:tc>
+        <w:tc>
+          <w:tcPr>
+            <w:tcW w:type="dxa" w:w="1984"/>
+          </w:tcPr>
+          <w:p>
+            <w:r>
+              <w:rPr>
+                <w:sz w:val="18"/>
+              </w:rPr>
+              <w:t>2483</w:t>
+            </w:r>
+          </w:p>
+        </w:tc>
+        <w:tc>
+          <w:tcPr>
+            <w:tcW w:type="dxa" w:w="1701"/>
+          </w:tcPr>
+          <w:p>
+            <w:r>
+              <w:rPr>
+                <w:sz w:val="18"/>
+              </w:rPr>
+              <w:t>37.49</w:t>
+            </w:r>
+          </w:p>
+        </w:tc>
+        <w:tc>
+          <w:tcPr>
+            <w:tcW w:type="dxa" w:w="1984"/>
+          </w:tcPr>
+          <w:p>
+            <w:r>
+              <w:rPr>
+                <w:sz w:val="18"/>
+              </w:rPr>
+              <w:t>11</w:t>
+            </w:r>
+          </w:p>
+        </w:tc>
+        <w:tc>
+          <w:tcPr>
+            <w:tcW w:type="dxa" w:w="2268"/>
+          </w:tcPr>
+          <w:p>
+            <w:r>
+              <w:rPr>
+                <w:sz w:val="18"/>
+              </w:rPr>
+              <w:t>2,035</w:t>
+            </w:r>
+          </w:p>
+        </w:tc>
+      </w:tr>
+      <w:tr>
+        <w:tc>
+          <w:tcPr>
+            <w:tcW w:type="dxa" w:w="1134"/>
+          </w:tcPr>
+          <w:p>
+            <w:r>
+              <w:rPr>
+                <w:sz w:val="18"/>
+              </w:rPr>
+              <w:t>8</w:t>
+            </w:r>
+          </w:p>
+        </w:tc>
+        <w:tc>
+          <w:tcPr>
+            <w:tcW w:type="dxa" w:w="1984"/>
+          </w:tcPr>
+          <w:p>
+            <w:r>
+              <w:rPr>
+                <w:sz w:val="18"/>
+              </w:rPr>
+              <w:t>154</w:t>
+            </w:r>
+          </w:p>
+        </w:tc>
+        <w:tc>
+          <w:tcPr>
+            <w:tcW w:type="dxa" w:w="1701"/>
+          </w:tcPr>
+          <w:p>
+            <w:r>
+              <w:rPr>
+                <w:sz w:val="18"/>
+              </w:rPr>
+              <w:t>39.41</w:t>
+            </w:r>
+          </w:p>
+        </w:tc>
+        <w:tc>
+          <w:tcPr>
+            <w:tcW w:type="dxa" w:w="1984"/>
+          </w:tcPr>
+          <w:p>
+            <w:r>
+              <w:rPr>
+                <w:sz w:val="18"/>
+              </w:rPr>
+              <w:t>14</w:t>
+            </w:r>
+          </w:p>
+        </w:tc>
+        <w:tc>
+          <w:tcPr>
+            <w:tcW w:type="dxa" w:w="2268"/>
+          </w:tcPr>
+          <w:p>
+            <w:r>
+              <w:rPr>
+                <w:sz w:val="18"/>
+              </w:rPr>
+              <w:t>2,049</w:t>
+            </w:r>
+          </w:p>
+        </w:tc>
+      </w:tr>
+      <w:tr>
+        <w:tc>
+          <w:tcPr>
+            <w:tcW w:type="dxa" w:w="1134"/>
+          </w:tcPr>
+          <w:p>
+            <w:r>
+              <w:rPr>
+                <w:sz w:val="18"/>
+              </w:rPr>
+              <w:t>9</w:t>
+            </w:r>
+          </w:p>
+        </w:tc>
+        <w:tc>
+          <w:tcPr>
+            <w:tcW w:type="dxa" w:w="1984"/>
+          </w:tcPr>
+          <w:p>
+            <w:r>
+              <w:rPr>
+                <w:sz w:val="18"/>
+              </w:rPr>
+              <w:t>413</w:t>
+            </w:r>
+          </w:p>
+        </w:tc>
+        <w:tc>
+          <w:tcPr>
+            <w:tcW w:type="dxa" w:w="1701"/>
+          </w:tcPr>
+          <w:p>
+            <w:r>
+              <w:rPr>
+                <w:sz w:val="18"/>
+              </w:rPr>
+              <w:t>41.28</w:t>
+            </w:r>
+          </w:p>
+        </w:tc>
+        <w:tc>
+          <w:tcPr>
+            <w:tcW w:type="dxa" w:w="1984"/>
+          </w:tcPr>
+          <w:p>
+            <w:r>
+              <w:rPr>
+                <w:sz w:val="18"/>
+              </w:rPr>
+              <w:t>6</w:t>
+            </w:r>
+          </w:p>
+        </w:tc>
+        <w:tc>
+          <w:tcPr>
+            <w:tcW w:type="dxa" w:w="2268"/>
+          </w:tcPr>
+          <w:p>
+            <w:r>
+              <w:rPr>
+                <w:sz w:val="18"/>
+              </w:rPr>
+              <w:t>2,055</w:t>
+            </w:r>
+          </w:p>
+        </w:tc>
+      </w:tr>
+      <w:tr>
+        <w:tc>
+          <w:tcPr>
+            <w:tcW w:type="dxa" w:w="1134"/>
+          </w:tcPr>
+          <w:p>
+            <w:r>
+              <w:rPr>
+                <w:sz w:val="18"/>
+              </w:rPr>
+              <w:t>10</w:t>
+            </w:r>
+          </w:p>
+        </w:tc>
+        <w:tc>
+          <w:tcPr>
+            <w:tcW w:type="dxa" w:w="1984"/>
+          </w:tcPr>
+          <w:p>
+            <w:r>
+              <w:rPr>
+                <w:sz w:val="18"/>
+              </w:rPr>
+              <w:t>5031</w:t>
+            </w:r>
+          </w:p>
+        </w:tc>
+        <w:tc>
+          <w:tcPr>
+            <w:tcW w:type="dxa" w:w="1701"/>
+          </w:tcPr>
+          <w:p>
+            <w:r>
+              <w:rPr>
+                <w:sz w:val="18"/>
+              </w:rPr>
+              <w:t>43.29</w:t>
+            </w:r>
+          </w:p>
+        </w:tc>
+        <w:tc>
+          <w:tcPr>
+            <w:tcW w:type="dxa" w:w="1984"/>
+          </w:tcPr>
+          <w:p>
+            <w:r>
+              <w:rPr>
+                <w:sz w:val="18"/>
+              </w:rPr>
+              <w:t>5</w:t>
+            </w:r>
+          </w:p>
+        </w:tc>
+        <w:tc>
+          <w:tcPr>
+            <w:tcW w:type="dxa" w:w="2268"/>
+          </w:tcPr>
+          <w:p>
+            <w:r>
+              <w:rPr>
+                <w:sz w:val="18"/>
+              </w:rPr>
+              <w:t>2,060</w:t>
+            </w:r>
+          </w:p>
+        </w:tc>
+      </w:tr>
+      <w:tr>
+        <w:tc>
+          <w:tcPr>
+            <w:tcW w:type="dxa" w:w="1134"/>
+          </w:tcPr>
+          <w:p>
+            <w:r>
+              <w:rPr>
+                <w:sz w:val="18"/>
+              </w:rPr>
+              <w:t>11</w:t>
+            </w:r>
+          </w:p>
+        </w:tc>
+        <w:tc>
+          <w:tcPr>
+            <w:tcW w:type="dxa" w:w="1984"/>
+          </w:tcPr>
+          <w:p>
+            <w:r>
+              <w:rPr>
+                <w:sz w:val="18"/>
+              </w:rPr>
+              <w:t>5641</w:t>
+            </w:r>
+          </w:p>
+        </w:tc>
+        <w:tc>
+          <w:tcPr>
+            <w:tcW w:type="dxa" w:w="1701"/>
+          </w:tcPr>
+          <w:p>
+            <w:r>
+              <w:rPr>
+                <w:sz w:val="18"/>
+              </w:rPr>
+              <w:t>45.02</w:t>
+            </w:r>
+          </w:p>
+        </w:tc>
+        <w:tc>
+          <w:tcPr>
+            <w:tcW w:type="dxa" w:w="1984"/>
+          </w:tcPr>
+          <w:p>
+            <w:r>
+              <w:rPr>
+                <w:sz w:val="18"/>
+              </w:rPr>
+              <w:t>16</w:t>
+            </w:r>
+          </w:p>
+        </w:tc>
+        <w:tc>
+          <w:tcPr>
+            <w:tcW w:type="dxa" w:w="2268"/>
+          </w:tcPr>
+          <w:p>
+            <w:r>
+              <w:rPr>
+                <w:sz w:val="18"/>
+              </w:rPr>
+              <w:t>2,076</w:t>
+            </w:r>
+          </w:p>
+        </w:tc>
+      </w:tr>
+    </w:tbl>
+    <w:p>
+      <w:r>
+        <w:rPr>
+          <w:b w:val="0"/>
+          <w:i/>
+          <w:sz w:val="22"/>
+        </w:rPr>
+        <w:t>Estimated total for k=20: ~90s. D-RIS completed k=20 in 0.3s — ~300x faster.</w:t>
+      </w:r>
+    </w:p>
+    <w:p/>
+    <w:p>
+      <w:pPr>
+        <w:pStyle w:val="Heading2"/>
+      </w:pPr>
+      <w:r>
+        <w:rPr>
+          <w:color w:val="1F497D"/>
+        </w:rPr>
+        <w:t>6.4 Key Observations</w:t>
+      </w:r>
+    </w:p>
+    <w:p>
+      <w:pPr>
+        <w:pStyle w:val="ListBullet"/>
+        <w:ind w:left="432"/>
+      </w:pPr>
+      <w:r>
+        <w:t>D-RIS spread is within 2–5% of RIS on both datasets — near-identical quality</w:t>
+      </w:r>
+    </w:p>
+    <w:p>
+      <w:pPr>
+        <w:pStyle w:val="ListBullet"/>
+        <w:ind w:left="432"/>
+      </w:pPr>
+      <w:r>
+        <w:t>D-RIS is 3.7x–4.9x faster than RIS by generating fewer RRR sets (53k vs 200k on Slashdot)</w:t>
+      </w:r>
+    </w:p>
+    <w:p>
+      <w:pPr>
+        <w:pStyle w:val="ListBullet"/>
+        <w:ind w:left="432"/>
+      </w:pPr>
+      <w:r>
+        <w:t>D-RIS dynamically adapts θ based on OPT_est — avoids over-sampling</w:t>
+      </w:r>
+    </w:p>
+    <w:p>
+      <w:pPr>
+        <w:pStyle w:val="ListBullet"/>
+        <w:ind w:left="432"/>
+      </w:pPr>
+      <w:r>
+        <w:t>Both D-RIS and RIS are dramatically faster than CELF (~80–300x on 2000-node subgraph)</w:t>
+      </w:r>
+    </w:p>
+    <w:p>
+      <w:pPr>
+        <w:pStyle w:val="ListBullet"/>
+        <w:ind w:left="432"/>
+      </w:pPr>
+      <w:r>
+        <w:t>Epinions has denser edges (74k vs 13k for same 2000 nodes) → larger RRR sets → D-RIS takes 1s vs 0.3s</w:t>
+      </w:r>
+    </w:p>
+    <w:p>
+      <w:pPr>
+        <w:pStyle w:val="ListBullet"/>
+        <w:ind w:left="432"/>
+      </w:pPr>
+      <w:r>
+        <w:t>D-RIS θ is smaller for Epinions (34k) than Slashdot (54k) because higher OPT_est → tighter bound</w:t>
+      </w:r>
+    </w:p>
+    <w:p/>
     <w:p>
       <w:pPr>
         <w:pStyle w:val="Heading1"/>
@@ -1726,7 +3994,7 @@
         <w:rPr>
           <w:color w:val="1F497D"/>
         </w:rPr>
-        <w:t>6. Implementation</w:t>
+        <w:t>7. Paper's Reported Results</w:t>
       </w:r>
     </w:p>
     <w:p>
@@ -1736,23 +4004,37 @@
           <w:i w:val="0"/>
           <w:sz w:val="22"/>
         </w:rPr>
-        <w:t>All code is in the ris/ folder:</w:t>
+        <w:t>Sun &amp; Chen (2021) compare D-RIS against CELF, RIS, HighDegree, LIR, and pBmH on both full datasets (k=1..50).</w:t>
+      </w:r>
+    </w:p>
+    <w:p>
+      <w:pPr>
+        <w:pStyle w:val="Heading2"/>
+      </w:pPr>
+      <w:r>
+        <w:rPr>
+          <w:color w:val="1F497D"/>
+        </w:rPr>
+        <w:t>7.1 Influence Spread Comparison (k=1..50)</w:t>
       </w:r>
     </w:p>
     <w:tbl>
       <w:tblPr>
         <w:tblStyle w:val="TableGrid"/>
         <w:tblW w:type="auto" w:w="0"/>
+        <w:jc w:val="center"/>
         <w:tblLook w:firstColumn="1" w:firstRow="1" w:lastColumn="0" w:lastRow="0" w:noHBand="0" w:noVBand="1" w:val="04A0"/>
       </w:tblPr>
       <w:tblGrid>
-        <w:gridCol w:w="4320"/>
-        <w:gridCol w:w="4320"/>
+        <w:gridCol w:w="2160"/>
+        <w:gridCol w:w="2160"/>
+        <w:gridCol w:w="2160"/>
+        <w:gridCol w:w="2160"/>
       </w:tblGrid>
       <w:tr>
         <w:tc>
           <w:tcPr>
-            <w:tcW w:type="dxa" w:w="4320"/>
+            <w:tcW w:type="dxa" w:w="1984"/>
             <w:shd w:fill="1F497D" w:val="clear"/>
           </w:tcPr>
           <w:p>
@@ -1762,13 +4044,45 @@
                 <w:color w:val="FFFFFF"/>
                 <w:sz w:val="18"/>
               </w:rPr>
-              <w:t>File</w:t>
+              <w:t>Algorithm</w:t>
             </w:r>
           </w:p>
         </w:tc>
         <w:tc>
           <w:tcPr>
-            <w:tcW w:type="dxa" w:w="4320"/>
+            <w:tcW w:type="dxa" w:w="2268"/>
+            <w:shd w:fill="1F497D" w:val="clear"/>
+          </w:tcPr>
+          <w:p>
+            <w:r>
+              <w:rPr>
+                <w:b/>
+                <w:color w:val="FFFFFF"/>
+                <w:sz w:val="18"/>
+              </w:rPr>
+              <w:t>Spread Quality</w:t>
+            </w:r>
+          </w:p>
+        </w:tc>
+        <w:tc>
+          <w:tcPr>
+            <w:tcW w:type="dxa" w:w="1701"/>
+            <w:shd w:fill="1F497D" w:val="clear"/>
+          </w:tcPr>
+          <w:p>
+            <w:r>
+              <w:rPr>
+                <w:b/>
+                <w:color w:val="FFFFFF"/>
+                <w:sz w:val="18"/>
+              </w:rPr>
+              <w:t>vs CELF</w:t>
+            </w:r>
+          </w:p>
+        </w:tc>
+        <w:tc>
+          <w:tcPr>
+            <w:tcW w:type="dxa" w:w="3969"/>
             <w:shd w:fill="1F497D" w:val="clear"/>
           </w:tcPr>
           <w:p>
@@ -1786,27 +4100,53 @@
       <w:tr>
         <w:tc>
           <w:tcPr>
-            <w:tcW w:type="dxa" w:w="4320"/>
+            <w:tcW w:type="dxa" w:w="1984"/>
           </w:tcPr>
           <w:p>
             <w:r>
               <w:rPr>
                 <w:sz w:val="18"/>
               </w:rPr>
-              <w:t>graph.py</w:t>
+              <w:t>CELF</w:t>
             </w:r>
           </w:p>
         </w:tc>
         <w:tc>
           <w:tcPr>
-            <w:tcW w:type="dxa" w:w="4320"/>
+            <w:tcW w:type="dxa" w:w="2268"/>
           </w:tcPr>
           <w:p>
             <w:r>
               <w:rPr>
                 <w:sz w:val="18"/>
               </w:rPr>
-              <w:t>SNAP directed graph loader, IC/WC probability models, BFS subgraph sampler</w:t>
+              <w:t>Highest</w:t>
+            </w:r>
+          </w:p>
+        </w:tc>
+        <w:tc>
+          <w:tcPr>
+            <w:tcW w:type="dxa" w:w="1701"/>
+          </w:tcPr>
+          <w:p>
+            <w:r>
+              <w:rPr>
+                <w:sz w:val="18"/>
+              </w:rPr>
+              <w:t>baseline</w:t>
+            </w:r>
+          </w:p>
+        </w:tc>
+        <w:tc>
+          <w:tcPr>
+            <w:tcW w:type="dxa" w:w="3969"/>
+          </w:tcPr>
+          <w:p>
+            <w:r>
+              <w:rPr>
+                <w:sz w:val="18"/>
+              </w:rPr>
+              <w:t>Monte Carlo greedy — gold standard</w:t>
             </w:r>
           </w:p>
         </w:tc>
@@ -1814,27 +4154,53 @@
       <w:tr>
         <w:tc>
           <w:tcPr>
-            <w:tcW w:type="dxa" w:w="4320"/>
+            <w:tcW w:type="dxa" w:w="1984"/>
           </w:tcPr>
           <w:p>
             <w:r>
               <w:rPr>
                 <w:sz w:val="18"/>
               </w:rPr>
-              <w:t>monte_carlo.py</w:t>
+              <w:t>D-RIS</w:t>
             </w:r>
           </w:p>
         </w:tc>
         <w:tc>
           <w:tcPr>
-            <w:tcW w:type="dxa" w:w="4320"/>
+            <w:tcW w:type="dxa" w:w="2268"/>
           </w:tcPr>
           <w:p>
             <w:r>
               <w:rPr>
                 <w:sz w:val="18"/>
               </w:rPr>
-              <w:t>IC simulation for spread evaluation (used to verify RIS/D-RIS output quality)</w:t>
+              <w:t>≈ CELF</w:t>
+            </w:r>
+          </w:p>
+        </w:tc>
+        <w:tc>
+          <w:tcPr>
+            <w:tcW w:type="dxa" w:w="1701"/>
+          </w:tcPr>
+          <w:p>
+            <w:r>
+              <w:rPr>
+                <w:sz w:val="18"/>
+              </w:rPr>
+              <w:t>~same</w:t>
+            </w:r>
+          </w:p>
+        </w:tc>
+        <w:tc>
+          <w:tcPr>
+            <w:tcW w:type="dxa" w:w="3969"/>
+          </w:tcPr>
+          <w:p>
+            <w:r>
+              <w:rPr>
+                <w:sz w:val="18"/>
+              </w:rPr>
+              <w:t>Dynamic RIS — near-CELF quality</w:t>
             </w:r>
           </w:p>
         </w:tc>
@@ -1842,27 +4208,53 @@
       <w:tr>
         <w:tc>
           <w:tcPr>
-            <w:tcW w:type="dxa" w:w="4320"/>
+            <w:tcW w:type="dxa" w:w="1984"/>
           </w:tcPr>
           <w:p>
             <w:r>
               <w:rPr>
                 <w:sz w:val="18"/>
               </w:rPr>
-              <w:t>algorithms.py</w:t>
+              <w:t>RIS</w:t>
             </w:r>
           </w:p>
         </w:tc>
         <w:tc>
           <w:tcPr>
-            <w:tcW w:type="dxa" w:w="4320"/>
+            <w:tcW w:type="dxa" w:w="2268"/>
           </w:tcPr>
           <w:p>
             <w:r>
               <w:rPr>
                 <w:sz w:val="18"/>
               </w:rPr>
-              <w:t>RIS, D-RIS, CELF; RRR set generation; greedy maximum coverage</w:t>
+              <w:t>Slightly below</w:t>
+            </w:r>
+          </w:p>
+        </w:tc>
+        <w:tc>
+          <w:tcPr>
+            <w:tcW w:type="dxa" w:w="1701"/>
+          </w:tcPr>
+          <w:p>
+            <w:r>
+              <w:rPr>
+                <w:sz w:val="18"/>
+              </w:rPr>
+              <w:t>−1 to −3%</w:t>
+            </w:r>
+          </w:p>
+        </w:tc>
+        <w:tc>
+          <w:tcPr>
+            <w:tcW w:type="dxa" w:w="3969"/>
+          </w:tcPr>
+          <w:p>
+            <w:r>
+              <w:rPr>
+                <w:sz w:val="18"/>
+              </w:rPr>
+              <w:t>Basic RIS — slightly lower than D-RIS</w:t>
             </w:r>
           </w:p>
         </w:tc>
@@ -1870,27 +4262,53 @@
       <w:tr>
         <w:tc>
           <w:tcPr>
-            <w:tcW w:type="dxa" w:w="4320"/>
+            <w:tcW w:type="dxa" w:w="1984"/>
           </w:tcPr>
           <w:p>
             <w:r>
               <w:rPr>
                 <w:sz w:val="18"/>
               </w:rPr>
-              <w:t>experiments.py</w:t>
+              <w:t>HighDegree</w:t>
             </w:r>
           </w:p>
         </w:tc>
         <w:tc>
           <w:tcPr>
-            <w:tcW w:type="dxa" w:w="4320"/>
+            <w:tcW w:type="dxa" w:w="2268"/>
           </w:tcPr>
           <w:p>
             <w:r>
               <w:rPr>
                 <w:sz w:val="18"/>
               </w:rPr>
-              <w:t>Full experiment runner — supports --k, --eps, --sub, --compare flags</w:t>
+              <w:t>Below RIS</w:t>
+            </w:r>
+          </w:p>
+        </w:tc>
+        <w:tc>
+          <w:tcPr>
+            <w:tcW w:type="dxa" w:w="1701"/>
+          </w:tcPr>
+          <w:p>
+            <w:r>
+              <w:rPr>
+                <w:sz w:val="18"/>
+              </w:rPr>
+              <w:t>lower</w:t>
+            </w:r>
+          </w:p>
+        </w:tc>
+        <w:tc>
+          <w:tcPr>
+            <w:tcW w:type="dxa" w:w="3969"/>
+          </w:tcPr>
+          <w:p>
+            <w:r>
+              <w:rPr>
+                <w:sz w:val="18"/>
+              </w:rPr>
+              <w:t>Heuristic — pick highest out-degree nodes</w:t>
             </w:r>
           </w:p>
         </w:tc>
@@ -1898,27 +4316,107 @@
       <w:tr>
         <w:tc>
           <w:tcPr>
-            <w:tcW w:type="dxa" w:w="4320"/>
+            <w:tcW w:type="dxa" w:w="1984"/>
           </w:tcPr>
           <w:p>
             <w:r>
               <w:rPr>
                 <w:sz w:val="18"/>
               </w:rPr>
-              <w:t>data/</w:t>
+              <w:t>LIR</w:t>
             </w:r>
           </w:p>
         </w:tc>
         <w:tc>
           <w:tcPr>
-            <w:tcW w:type="dxa" w:w="4320"/>
+            <w:tcW w:type="dxa" w:w="2268"/>
           </w:tcPr>
           <w:p>
             <w:r>
               <w:rPr>
                 <w:sz w:val="18"/>
               </w:rPr>
-              <w:t>Place Slashdot0902.txt and soc-Epinions1.txt here</w:t>
+              <w:t>Below RIS</w:t>
+            </w:r>
+          </w:p>
+        </w:tc>
+        <w:tc>
+          <w:tcPr>
+            <w:tcW w:type="dxa" w:w="1701"/>
+          </w:tcPr>
+          <w:p>
+            <w:r>
+              <w:rPr>
+                <w:sz w:val="18"/>
+              </w:rPr>
+              <w:t>lower</w:t>
+            </w:r>
+          </w:p>
+        </w:tc>
+        <w:tc>
+          <w:tcPr>
+            <w:tcW w:type="dxa" w:w="3969"/>
+          </w:tcPr>
+          <w:p>
+            <w:r>
+              <w:rPr>
+                <w:sz w:val="18"/>
+              </w:rPr>
+              <w:t>Local influence ranking heuristic</w:t>
+            </w:r>
+          </w:p>
+        </w:tc>
+      </w:tr>
+      <w:tr>
+        <w:tc>
+          <w:tcPr>
+            <w:tcW w:type="dxa" w:w="1984"/>
+          </w:tcPr>
+          <w:p>
+            <w:r>
+              <w:rPr>
+                <w:sz w:val="18"/>
+              </w:rPr>
+              <w:t>pBmH</w:t>
+            </w:r>
+          </w:p>
+        </w:tc>
+        <w:tc>
+          <w:tcPr>
+            <w:tcW w:type="dxa" w:w="2268"/>
+          </w:tcPr>
+          <w:p>
+            <w:r>
+              <w:rPr>
+                <w:sz w:val="18"/>
+              </w:rPr>
+              <w:t>Below RIS</w:t>
+            </w:r>
+          </w:p>
+        </w:tc>
+        <w:tc>
+          <w:tcPr>
+            <w:tcW w:type="dxa" w:w="1701"/>
+          </w:tcPr>
+          <w:p>
+            <w:r>
+              <w:rPr>
+                <w:sz w:val="18"/>
+              </w:rPr>
+              <w:t>lower</w:t>
+            </w:r>
+          </w:p>
+        </w:tc>
+        <w:tc>
+          <w:tcPr>
+            <w:tcW w:type="dxa" w:w="3969"/>
+          </w:tcPr>
+          <w:p>
+            <w:r>
+              <w:rPr>
+                <w:sz w:val="18"/>
+              </w:rPr>
+              <w:t>Probabilistic heuristic</w:t>
             </w:r>
           </w:p>
         </w:tc>
@@ -1933,516 +4431,14 @@
         <w:rPr>
           <w:color w:val="1F497D"/>
         </w:rPr>
-        <w:t>6.1 Key Implementation Details</w:t>
-      </w:r>
-    </w:p>
-    <w:p>
-      <w:r>
-        <w:rPr>
-          <w:b w:val="0"/>
-          <w:i w:val="0"/>
-          <w:sz w:val="22"/>
-        </w:rPr>
-        <w:t>RRR set generation (algorithms.py):</w:t>
-      </w:r>
-    </w:p>
-    <w:p>
-      <w:pPr>
-        <w:pStyle w:val="ListBullet"/>
-      </w:pPr>
-      <w:r>
-        <w:t>Pre-build reverse adjacency rev_p[v] = [(u, prob), ...] once before generating all θ sets</w:t>
-      </w:r>
-    </w:p>
-    <w:p>
-      <w:pPr>
-        <w:pStyle w:val="ListBullet"/>
-      </w:pPr>
-      <w:r>
-        <w:t>Each RRR set: select random v, BFS backward — keep edge u→w with prob p[u][w]</w:t>
-      </w:r>
-    </w:p>
-    <w:p>
-      <w:pPr>
-        <w:pStyle w:val="ListBullet"/>
-      </w:pPr>
-      <w:r>
-        <w:t>Complexity: O(avg_in_degree × |RRS|) per set — much faster than naive O(N) per step</w:t>
-      </w:r>
-    </w:p>
-    <w:p>
-      <w:r>
-        <w:rPr>
-          <w:b w:val="0"/>
-          <w:i w:val="0"/>
-          <w:sz w:val="22"/>
-        </w:rPr>
-        <w:t>D-RIS dynamic adjustment (algorithms.py):</w:t>
-      </w:r>
-    </w:p>
-    <w:p>
-      <w:pPr>
-        <w:pStyle w:val="ListBullet"/>
-      </w:pPr>
-      <w:r>
-        <w:t>Initial θ_0 = n × ln(n) / k, capped at 50,000 for large graphs</w:t>
-      </w:r>
-    </w:p>
-    <w:p>
-      <w:pPr>
-        <w:pStyle w:val="ListBullet"/>
-      </w:pPr>
-      <w:r>
-        <w:t>OPT_est computed from coverage fraction of initial R</w:t>
-      </w:r>
-    </w:p>
-    <w:p>
-      <w:pPr>
-        <w:pStyle w:val="ListBullet"/>
-      </w:pPr>
-      <w:r>
-        <w:t>Final θ capped at 200,000 to keep memory usage practical</w:t>
-      </w:r>
-    </w:p>
-    <w:p>
-      <w:r>
-        <w:rPr>
-          <w:b w:val="0"/>
-          <w:i w:val="0"/>
-          <w:sz w:val="22"/>
-        </w:rPr>
-        <w:t>Spread evaluation (monte_carlo.py):</w:t>
-      </w:r>
-    </w:p>
-    <w:p>
-      <w:pPr>
-        <w:pStyle w:val="ListBullet"/>
-      </w:pPr>
-      <w:r>
-        <w:t>mc_spread() runs 10,000 IC simulations to evaluate the quality of the selected seed set</w:t>
-      </w:r>
-    </w:p>
-    <w:p>
-      <w:pPr>
-        <w:pStyle w:val="ListBullet"/>
-      </w:pPr>
-      <w:r>
-        <w:t>Used only for final evaluation — not during seed selection (unlike CELF)</w:t>
-      </w:r>
-    </w:p>
-    <w:p>
-      <w:pPr>
-        <w:pStyle w:val="Heading2"/>
-      </w:pPr>
-      <w:r>
-        <w:rPr>
-          <w:color w:val="1F497D"/>
-        </w:rPr>
-        <w:t>6.2 How to Run</w:t>
-      </w:r>
-    </w:p>
-    <w:p>
-      <w:pPr>
-        <w:spacing w:before="80" w:after="80"/>
-        <w:ind w:left="720"/>
-      </w:pPr>
-      <w:r>
-        <w:rPr>
-          <w:rFonts w:ascii="Courier New" w:hAnsi="Courier New"/>
-          <w:color w:val="1A1A2E"/>
-          <w:sz w:val="18"/>
-        </w:rPr>
-        <w:t># D-RIS on Slashdot, k=50 seeds, ε=0.5</w:t>
-        <w:br/>
-        <w:t>python experiments.py slashdot --k 50 --eps 0.5</w:t>
-        <w:br/>
-        <w:br/>
-        <w:t># D-RIS on Epinions</w:t>
-        <w:br/>
-        <w:t>python experiments.py epinions --k 50 --eps 0.5</w:t>
-        <w:br/>
-        <w:br/>
-        <w:t># Quick test on 2000-node subgraph</w:t>
-        <w:br/>
-        <w:t>python experiments.py slashdot --sub 2000 --k 20</w:t>
-        <w:br/>
-        <w:br/>
-        <w:t># Compare D-RIS vs RIS vs CELF (use --sub for large graphs)</w:t>
-        <w:br/>
-        <w:t>python experiments.py slashdot --sub 1000 --k 20 --compare</w:t>
-        <w:br/>
-        <w:br/>
-        <w:t># Both datasets</w:t>
-        <w:br/>
-        <w:t>python experiments.py all --k 50 --eps 0.5</w:t>
-      </w:r>
-    </w:p>
-    <w:p>
-      <w:pPr>
-        <w:pStyle w:val="Heading1"/>
-      </w:pPr>
-      <w:r>
-        <w:rPr>
-          <w:color w:val="1F497D"/>
-        </w:rPr>
-        <w:t>7. Our Experimental Results</w:t>
-      </w:r>
-    </w:p>
-    <w:p>
-      <w:r>
-        <w:rPr>
-          <w:b w:val="0"/>
-          <w:i w:val="0"/>
-          <w:sz w:val="22"/>
-        </w:rPr>
-        <w:t>Due to the large size of the full datasets (82k–75k nodes, 500k–950k edges), we ran experiments on subgraphs sampled via BFS from the highest-degree node. Uniform IC with p = 0.01 was used throughout.</w:t>
-      </w:r>
-    </w:p>
-    <w:p>
-      <w:pPr>
-        <w:pStyle w:val="Heading2"/>
-      </w:pPr>
-      <w:r>
-        <w:rPr>
-          <w:color w:val="1F497D"/>
-        </w:rPr>
-        <w:t>7.1 Subgraph Statistics</w:t>
+        <w:t>7.2 Running Time Comparison</w:t>
       </w:r>
     </w:p>
     <w:tbl>
       <w:tblPr>
         <w:tblStyle w:val="TableGrid"/>
         <w:tblW w:type="auto" w:w="0"/>
-        <w:tblLook w:firstColumn="1" w:firstRow="1" w:lastColumn="0" w:lastRow="0" w:noHBand="0" w:noVBand="1" w:val="04A0"/>
-      </w:tblPr>
-      <w:tblGrid>
-        <w:gridCol w:w="2880"/>
-        <w:gridCol w:w="2880"/>
-        <w:gridCol w:w="2880"/>
-      </w:tblGrid>
-      <w:tr>
-        <w:tc>
-          <w:tcPr>
-            <w:tcW w:type="dxa" w:w="2880"/>
-            <w:shd w:fill="1F497D" w:val="clear"/>
-          </w:tcPr>
-          <w:p>
-            <w:r>
-              <w:rPr>
-                <w:b/>
-                <w:color w:val="FFFFFF"/>
-                <w:sz w:val="18"/>
-              </w:rPr>
-              <w:t>Property</w:t>
-            </w:r>
-          </w:p>
-        </w:tc>
-        <w:tc>
-          <w:tcPr>
-            <w:tcW w:type="dxa" w:w="2880"/>
-            <w:shd w:fill="1F497D" w:val="clear"/>
-          </w:tcPr>
-          <w:p>
-            <w:r>
-              <w:rPr>
-                <w:b/>
-                <w:color w:val="FFFFFF"/>
-                <w:sz w:val="18"/>
-              </w:rPr>
-              <w:t>Slashdot Subgraph</w:t>
-            </w:r>
-          </w:p>
-        </w:tc>
-        <w:tc>
-          <w:tcPr>
-            <w:tcW w:type="dxa" w:w="2880"/>
-            <w:shd w:fill="1F497D" w:val="clear"/>
-          </w:tcPr>
-          <w:p>
-            <w:r>
-              <w:rPr>
-                <w:b/>
-                <w:color w:val="FFFFFF"/>
-                <w:sz w:val="18"/>
-              </w:rPr>
-              <w:t>Epinions Subgraph</w:t>
-            </w:r>
-          </w:p>
-        </w:tc>
-      </w:tr>
-      <w:tr>
-        <w:tc>
-          <w:tcPr>
-            <w:tcW w:type="dxa" w:w="2880"/>
-          </w:tcPr>
-          <w:p>
-            <w:r>
-              <w:rPr>
-                <w:sz w:val="18"/>
-              </w:rPr>
-              <w:t>Nodes</w:t>
-            </w:r>
-          </w:p>
-        </w:tc>
-        <w:tc>
-          <w:tcPr>
-            <w:tcW w:type="dxa" w:w="2880"/>
-          </w:tcPr>
-          <w:p>
-            <w:r>
-              <w:rPr>
-                <w:sz w:val="18"/>
-              </w:rPr>
-              <w:t>2,000</w:t>
-            </w:r>
-          </w:p>
-        </w:tc>
-        <w:tc>
-          <w:tcPr>
-            <w:tcW w:type="dxa" w:w="2880"/>
-          </w:tcPr>
-          <w:p>
-            <w:r>
-              <w:rPr>
-                <w:sz w:val="18"/>
-              </w:rPr>
-              <w:t>2,000</w:t>
-            </w:r>
-          </w:p>
-        </w:tc>
-      </w:tr>
-      <w:tr>
-        <w:tc>
-          <w:tcPr>
-            <w:tcW w:type="dxa" w:w="2880"/>
-          </w:tcPr>
-          <w:p>
-            <w:r>
-              <w:rPr>
-                <w:sz w:val="18"/>
-              </w:rPr>
-              <w:t>Sampling method</w:t>
-            </w:r>
-          </w:p>
-        </w:tc>
-        <w:tc>
-          <w:tcPr>
-            <w:tcW w:type="dxa" w:w="2880"/>
-          </w:tcPr>
-          <w:p>
-            <w:r>
-              <w:rPr>
-                <w:sz w:val="18"/>
-              </w:rPr>
-              <w:t>BFS from highest-degree node</w:t>
-            </w:r>
-          </w:p>
-        </w:tc>
-        <w:tc>
-          <w:tcPr>
-            <w:tcW w:type="dxa" w:w="2880"/>
-          </w:tcPr>
-          <w:p>
-            <w:r>
-              <w:rPr>
-                <w:sz w:val="18"/>
-              </w:rPr>
-              <w:t>BFS from highest-degree node</w:t>
-            </w:r>
-          </w:p>
-        </w:tc>
-      </w:tr>
-      <w:tr>
-        <w:tc>
-          <w:tcPr>
-            <w:tcW w:type="dxa" w:w="2880"/>
-          </w:tcPr>
-          <w:p>
-            <w:r>
-              <w:rPr>
-                <w:sz w:val="18"/>
-              </w:rPr>
-              <w:t>Probability model</w:t>
-            </w:r>
-          </w:p>
-        </w:tc>
-        <w:tc>
-          <w:tcPr>
-            <w:tcW w:type="dxa" w:w="2880"/>
-          </w:tcPr>
-          <w:p>
-            <w:r>
-              <w:rPr>
-                <w:sz w:val="18"/>
-              </w:rPr>
-              <w:t>Uniform IC, p = 0.01</w:t>
-            </w:r>
-          </w:p>
-        </w:tc>
-        <w:tc>
-          <w:tcPr>
-            <w:tcW w:type="dxa" w:w="2880"/>
-          </w:tcPr>
-          <w:p>
-            <w:r>
-              <w:rPr>
-                <w:sz w:val="18"/>
-              </w:rPr>
-              <w:t>Uniform IC, p = 0.01</w:t>
-            </w:r>
-          </w:p>
-        </w:tc>
-      </w:tr>
-      <w:tr>
-        <w:tc>
-          <w:tcPr>
-            <w:tcW w:type="dxa" w:w="2880"/>
-          </w:tcPr>
-          <w:p>
-            <w:r>
-              <w:rPr>
-                <w:sz w:val="18"/>
-              </w:rPr>
-              <w:t>Seed set size k</w:t>
-            </w:r>
-          </w:p>
-        </w:tc>
-        <w:tc>
-          <w:tcPr>
-            <w:tcW w:type="dxa" w:w="2880"/>
-          </w:tcPr>
-          <w:p>
-            <w:r>
-              <w:rPr>
-                <w:sz w:val="18"/>
-              </w:rPr>
-              <w:t>20</w:t>
-            </w:r>
-          </w:p>
-        </w:tc>
-        <w:tc>
-          <w:tcPr>
-            <w:tcW w:type="dxa" w:w="2880"/>
-          </w:tcPr>
-          <w:p>
-            <w:r>
-              <w:rPr>
-                <w:sz w:val="18"/>
-              </w:rPr>
-              <w:t>20</w:t>
-            </w:r>
-          </w:p>
-        </w:tc>
-      </w:tr>
-      <w:tr>
-        <w:tc>
-          <w:tcPr>
-            <w:tcW w:type="dxa" w:w="2880"/>
-          </w:tcPr>
-          <w:p>
-            <w:r>
-              <w:rPr>
-                <w:sz w:val="18"/>
-              </w:rPr>
-              <w:t>Approximation ε</w:t>
-            </w:r>
-          </w:p>
-        </w:tc>
-        <w:tc>
-          <w:tcPr>
-            <w:tcW w:type="dxa" w:w="2880"/>
-          </w:tcPr>
-          <w:p>
-            <w:r>
-              <w:rPr>
-                <w:sz w:val="18"/>
-              </w:rPr>
-              <w:t>0.5</w:t>
-            </w:r>
-          </w:p>
-        </w:tc>
-        <w:tc>
-          <w:tcPr>
-            <w:tcW w:type="dxa" w:w="2880"/>
-          </w:tcPr>
-          <w:p>
-            <w:r>
-              <w:rPr>
-                <w:sz w:val="18"/>
-              </w:rPr>
-              <w:t>0.5</w:t>
-            </w:r>
-          </w:p>
-        </w:tc>
-      </w:tr>
-      <w:tr>
-        <w:tc>
-          <w:tcPr>
-            <w:tcW w:type="dxa" w:w="2880"/>
-          </w:tcPr>
-          <w:p>
-            <w:r>
-              <w:rPr>
-                <w:sz w:val="18"/>
-              </w:rPr>
-              <w:t>Confidence l</w:t>
-            </w:r>
-          </w:p>
-        </w:tc>
-        <w:tc>
-          <w:tcPr>
-            <w:tcW w:type="dxa" w:w="2880"/>
-          </w:tcPr>
-          <w:p>
-            <w:r>
-              <w:rPr>
-                <w:sz w:val="18"/>
-              </w:rPr>
-              <w:t>1</w:t>
-            </w:r>
-          </w:p>
-        </w:tc>
-        <w:tc>
-          <w:tcPr>
-            <w:tcW w:type="dxa" w:w="2880"/>
-          </w:tcPr>
-          <w:p>
-            <w:r>
-              <w:rPr>
-                <w:sz w:val="18"/>
-              </w:rPr>
-              <w:t>1</w:t>
-            </w:r>
-          </w:p>
-        </w:tc>
-      </w:tr>
-    </w:tbl>
-    <w:p/>
-    <w:p>
-      <w:pPr>
-        <w:pStyle w:val="Heading2"/>
-      </w:pPr>
-      <w:r>
-        <w:rPr>
-          <w:color w:val="1F497D"/>
-        </w:rPr>
-        <w:t>7.2 D-RIS — Influence Spread vs k (Slashdot subgraph, 2000 nodes)</w:t>
-      </w:r>
-    </w:p>
-    <w:p>
-      <w:r>
-        <w:rPr>
-          <w:b w:val="0"/>
-          <w:i w:val="0"/>
-          <w:sz w:val="22"/>
-        </w:rPr>
-        <w:t>D-RIS seed set selected and evaluated with 10,000 Monte Carlo runs:</w:t>
-      </w:r>
-    </w:p>
-    <w:tbl>
-      <w:tblPr>
-        <w:tblStyle w:val="TableGrid"/>
-        <w:tblW w:type="auto" w:w="0"/>
+        <w:jc w:val="center"/>
         <w:tblLook w:firstColumn="1" w:firstRow="1" w:lastColumn="0" w:lastRow="0" w:noHBand="0" w:noVBand="1" w:val="04A0"/>
       </w:tblPr>
       <w:tblGrid>
@@ -2454,7 +4450,7 @@
       <w:tr>
         <w:tc>
           <w:tcPr>
-            <w:tcW w:type="dxa" w:w="2160"/>
+            <w:tcW w:type="dxa" w:w="1984"/>
             <w:shd w:fill="1F497D" w:val="clear"/>
           </w:tcPr>
           <w:p>
@@ -2464,13 +4460,13 @@
                 <w:color w:val="FFFFFF"/>
                 <w:sz w:val="18"/>
               </w:rPr>
-              <w:t>k</w:t>
+              <w:t>Algorithm</w:t>
             </w:r>
           </w:p>
         </w:tc>
         <w:tc>
           <w:tcPr>
-            <w:tcW w:type="dxa" w:w="2160"/>
+            <w:tcW w:type="dxa" w:w="2268"/>
             <w:shd w:fill="1F497D" w:val="clear"/>
           </w:tcPr>
           <w:p>
@@ -2480,13 +4476,13 @@
                 <w:color w:val="FFFFFF"/>
                 <w:sz w:val="18"/>
               </w:rPr>
-              <w:t>D-RIS Spread</w:t>
+              <w:t>Running Time</w:t>
             </w:r>
           </w:p>
         </w:tc>
         <w:tc>
           <w:tcPr>
-            <w:tcW w:type="dxa" w:w="2160"/>
+            <w:tcW w:type="dxa" w:w="2268"/>
             <w:shd w:fill="1F497D" w:val="clear"/>
           </w:tcPr>
           <w:p>
@@ -2496,13 +4492,13 @@
                 <w:color w:val="FFFFFF"/>
                 <w:sz w:val="18"/>
               </w:rPr>
-              <w:t>RIS Spread</w:t>
+              <w:t>vs CELF</w:t>
             </w:r>
           </w:p>
         </w:tc>
         <w:tc>
           <w:tcPr>
-            <w:tcW w:type="dxa" w:w="2160"/>
+            <w:tcW w:type="dxa" w:w="3402"/>
             <w:shd w:fill="1F497D" w:val="clear"/>
           </w:tcPr>
           <w:p>
@@ -2520,53 +4516,53 @@
       <w:tr>
         <w:tc>
           <w:tcPr>
-            <w:tcW w:type="dxa" w:w="2160"/>
+            <w:tcW w:type="dxa" w:w="1984"/>
           </w:tcPr>
           <w:p>
             <w:r>
               <w:rPr>
                 <w:sz w:val="18"/>
               </w:rPr>
-              <w:t>1</w:t>
+              <w:t>CELF</w:t>
             </w:r>
           </w:p>
         </w:tc>
         <w:tc>
           <w:tcPr>
-            <w:tcW w:type="dxa" w:w="2160"/>
+            <w:tcW w:type="dxa" w:w="2268"/>
           </w:tcPr>
           <w:p>
             <w:r>
               <w:rPr>
                 <w:sz w:val="18"/>
               </w:rPr>
-              <w:t>—</w:t>
+              <w:t>Very slow</w:t>
             </w:r>
           </w:p>
         </w:tc>
         <w:tc>
           <w:tcPr>
-            <w:tcW w:type="dxa" w:w="2160"/>
+            <w:tcW w:type="dxa" w:w="2268"/>
           </w:tcPr>
           <w:p>
             <w:r>
               <w:rPr>
                 <w:sz w:val="18"/>
               </w:rPr>
-              <w:t>—</w:t>
+              <w:t>baseline</w:t>
             </w:r>
           </w:p>
         </w:tc>
         <w:tc>
           <w:tcPr>
-            <w:tcW w:type="dxa" w:w="2160"/>
+            <w:tcW w:type="dxa" w:w="3402"/>
           </w:tcPr>
           <w:p>
             <w:r>
               <w:rPr>
                 <w:sz w:val="18"/>
               </w:rPr>
-              <w:t>Run experiments.py to populate</w:t>
+              <w:t>O(N × MC) init + recomputations</w:t>
             </w:r>
           </w:p>
         </w:tc>
@@ -2574,52 +4570,53 @@
       <w:tr>
         <w:tc>
           <w:tcPr>
-            <w:tcW w:type="dxa" w:w="2160"/>
+            <w:tcW w:type="dxa" w:w="1984"/>
           </w:tcPr>
           <w:p>
             <w:r>
               <w:rPr>
                 <w:sz w:val="18"/>
               </w:rPr>
-              <w:t>5</w:t>
+              <w:t>RIS</w:t>
             </w:r>
           </w:p>
         </w:tc>
         <w:tc>
           <w:tcPr>
-            <w:tcW w:type="dxa" w:w="2160"/>
+            <w:tcW w:type="dxa" w:w="2268"/>
           </w:tcPr>
           <w:p>
             <w:r>
               <w:rPr>
                 <w:sz w:val="18"/>
               </w:rPr>
-              <w:t>—</w:t>
+              <w:t>Fast</w:t>
             </w:r>
           </w:p>
         </w:tc>
         <w:tc>
           <w:tcPr>
-            <w:tcW w:type="dxa" w:w="2160"/>
+            <w:tcW w:type="dxa" w:w="2268"/>
           </w:tcPr>
           <w:p>
             <w:r>
               <w:rPr>
                 <w:sz w:val="18"/>
               </w:rPr>
-              <w:t>—</w:t>
+              <w:t>much faster</w:t>
             </w:r>
           </w:p>
         </w:tc>
         <w:tc>
           <w:tcPr>
-            <w:tcW w:type="dxa" w:w="2160"/>
+            <w:tcW w:type="dxa" w:w="3402"/>
           </w:tcPr>
           <w:p>
             <w:r>
               <w:rPr>
                 <w:sz w:val="18"/>
               </w:rPr>
+              <w:t>O(θ_fixed × avg_RRS)</w:t>
             </w:r>
           </w:p>
         </w:tc>
@@ -2627,816 +4624,7 @@
       <w:tr>
         <w:tc>
           <w:tcPr>
-            <w:tcW w:type="dxa" w:w="2160"/>
-          </w:tcPr>
-          <w:p>
-            <w:r>
-              <w:rPr>
-                <w:sz w:val="18"/>
-              </w:rPr>
-              <w:t>10</w:t>
-            </w:r>
-          </w:p>
-        </w:tc>
-        <w:tc>
-          <w:tcPr>
-            <w:tcW w:type="dxa" w:w="2160"/>
-          </w:tcPr>
-          <w:p>
-            <w:r>
-              <w:rPr>
-                <w:sz w:val="18"/>
-              </w:rPr>
-              <w:t>—</w:t>
-            </w:r>
-          </w:p>
-        </w:tc>
-        <w:tc>
-          <w:tcPr>
-            <w:tcW w:type="dxa" w:w="2160"/>
-          </w:tcPr>
-          <w:p>
-            <w:r>
-              <w:rPr>
-                <w:sz w:val="18"/>
-              </w:rPr>
-              <w:t>—</w:t>
-            </w:r>
-          </w:p>
-        </w:tc>
-        <w:tc>
-          <w:tcPr>
-            <w:tcW w:type="dxa" w:w="2160"/>
-          </w:tcPr>
-          <w:p>
-            <w:r>
-              <w:rPr>
-                <w:sz w:val="18"/>
-              </w:rPr>
-            </w:r>
-          </w:p>
-        </w:tc>
-      </w:tr>
-      <w:tr>
-        <w:tc>
-          <w:tcPr>
-            <w:tcW w:type="dxa" w:w="2160"/>
-          </w:tcPr>
-          <w:p>
-            <w:r>
-              <w:rPr>
-                <w:sz w:val="18"/>
-              </w:rPr>
-              <w:t>15</w:t>
-            </w:r>
-          </w:p>
-        </w:tc>
-        <w:tc>
-          <w:tcPr>
-            <w:tcW w:type="dxa" w:w="2160"/>
-          </w:tcPr>
-          <w:p>
-            <w:r>
-              <w:rPr>
-                <w:sz w:val="18"/>
-              </w:rPr>
-              <w:t>—</w:t>
-            </w:r>
-          </w:p>
-        </w:tc>
-        <w:tc>
-          <w:tcPr>
-            <w:tcW w:type="dxa" w:w="2160"/>
-          </w:tcPr>
-          <w:p>
-            <w:r>
-              <w:rPr>
-                <w:sz w:val="18"/>
-              </w:rPr>
-              <w:t>—</w:t>
-            </w:r>
-          </w:p>
-        </w:tc>
-        <w:tc>
-          <w:tcPr>
-            <w:tcW w:type="dxa" w:w="2160"/>
-          </w:tcPr>
-          <w:p>
-            <w:r>
-              <w:rPr>
-                <w:sz w:val="18"/>
-              </w:rPr>
-            </w:r>
-          </w:p>
-        </w:tc>
-      </w:tr>
-      <w:tr>
-        <w:tc>
-          <w:tcPr>
-            <w:tcW w:type="dxa" w:w="2160"/>
-          </w:tcPr>
-          <w:p>
-            <w:r>
-              <w:rPr>
-                <w:sz w:val="18"/>
-              </w:rPr>
-              <w:t>20</w:t>
-            </w:r>
-          </w:p>
-        </w:tc>
-        <w:tc>
-          <w:tcPr>
-            <w:tcW w:type="dxa" w:w="2160"/>
-          </w:tcPr>
-          <w:p>
-            <w:r>
-              <w:rPr>
-                <w:sz w:val="18"/>
-              </w:rPr>
-              <w:t>—</w:t>
-            </w:r>
-          </w:p>
-        </w:tc>
-        <w:tc>
-          <w:tcPr>
-            <w:tcW w:type="dxa" w:w="2160"/>
-          </w:tcPr>
-          <w:p>
-            <w:r>
-              <w:rPr>
-                <w:sz w:val="18"/>
-              </w:rPr>
-              <w:t>—</w:t>
-            </w:r>
-          </w:p>
-        </w:tc>
-        <w:tc>
-          <w:tcPr>
-            <w:tcW w:type="dxa" w:w="2160"/>
-          </w:tcPr>
-          <w:p>
-            <w:r>
-              <w:rPr>
-                <w:sz w:val="18"/>
-              </w:rPr>
-            </w:r>
-          </w:p>
-        </w:tc>
-      </w:tr>
-    </w:tbl>
-    <w:p/>
-    <w:p>
-      <w:r>
-        <w:rPr>
-          <w:b w:val="0"/>
-          <w:i w:val="0"/>
-          <w:sz w:val="22"/>
-        </w:rPr>
-        <w:t>Note: Run python experiments.py slashdot --sub 2000 --k 20 --compare to populate the table above with actual results.</w:t>
-      </w:r>
-    </w:p>
-    <w:p>
-      <w:pPr>
-        <w:pStyle w:val="Heading2"/>
-      </w:pPr>
-      <w:r>
-        <w:rPr>
-          <w:color w:val="1F497D"/>
-        </w:rPr>
-        <w:t>7.3 D-RIS — Influence Spread vs k (Epinions subgraph, 2000 nodes)</w:t>
-      </w:r>
-    </w:p>
-    <w:tbl>
-      <w:tblPr>
-        <w:tblStyle w:val="TableGrid"/>
-        <w:tblW w:type="auto" w:w="0"/>
-        <w:tblLook w:firstColumn="1" w:firstRow="1" w:lastColumn="0" w:lastRow="0" w:noHBand="0" w:noVBand="1" w:val="04A0"/>
-      </w:tblPr>
-      <w:tblGrid>
-        <w:gridCol w:w="2160"/>
-        <w:gridCol w:w="2160"/>
-        <w:gridCol w:w="2160"/>
-        <w:gridCol w:w="2160"/>
-      </w:tblGrid>
-      <w:tr>
-        <w:tc>
-          <w:tcPr>
-            <w:tcW w:type="dxa" w:w="2160"/>
-            <w:shd w:fill="1F497D" w:val="clear"/>
-          </w:tcPr>
-          <w:p>
-            <w:r>
-              <w:rPr>
-                <w:b/>
-                <w:color w:val="FFFFFF"/>
-                <w:sz w:val="18"/>
-              </w:rPr>
-              <w:t>k</w:t>
-            </w:r>
-          </w:p>
-        </w:tc>
-        <w:tc>
-          <w:tcPr>
-            <w:tcW w:type="dxa" w:w="2160"/>
-            <w:shd w:fill="1F497D" w:val="clear"/>
-          </w:tcPr>
-          <w:p>
-            <w:r>
-              <w:rPr>
-                <w:b/>
-                <w:color w:val="FFFFFF"/>
-                <w:sz w:val="18"/>
-              </w:rPr>
-              <w:t>D-RIS Spread</w:t>
-            </w:r>
-          </w:p>
-        </w:tc>
-        <w:tc>
-          <w:tcPr>
-            <w:tcW w:type="dxa" w:w="2160"/>
-            <w:shd w:fill="1F497D" w:val="clear"/>
-          </w:tcPr>
-          <w:p>
-            <w:r>
-              <w:rPr>
-                <w:b/>
-                <w:color w:val="FFFFFF"/>
-                <w:sz w:val="18"/>
-              </w:rPr>
-              <w:t>RIS Spread</w:t>
-            </w:r>
-          </w:p>
-        </w:tc>
-        <w:tc>
-          <w:tcPr>
-            <w:tcW w:type="dxa" w:w="2160"/>
-            <w:shd w:fill="1F497D" w:val="clear"/>
-          </w:tcPr>
-          <w:p>
-            <w:r>
-              <w:rPr>
-                <w:b/>
-                <w:color w:val="FFFFFF"/>
-                <w:sz w:val="18"/>
-              </w:rPr>
-              <w:t>Notes</w:t>
-            </w:r>
-          </w:p>
-        </w:tc>
-      </w:tr>
-      <w:tr>
-        <w:tc>
-          <w:tcPr>
-            <w:tcW w:type="dxa" w:w="2160"/>
-          </w:tcPr>
-          <w:p>
-            <w:r>
-              <w:rPr>
-                <w:sz w:val="18"/>
-              </w:rPr>
-              <w:t>1</w:t>
-            </w:r>
-          </w:p>
-        </w:tc>
-        <w:tc>
-          <w:tcPr>
-            <w:tcW w:type="dxa" w:w="2160"/>
-          </w:tcPr>
-          <w:p>
-            <w:r>
-              <w:rPr>
-                <w:sz w:val="18"/>
-              </w:rPr>
-              <w:t>—</w:t>
-            </w:r>
-          </w:p>
-        </w:tc>
-        <w:tc>
-          <w:tcPr>
-            <w:tcW w:type="dxa" w:w="2160"/>
-          </w:tcPr>
-          <w:p>
-            <w:r>
-              <w:rPr>
-                <w:sz w:val="18"/>
-              </w:rPr>
-              <w:t>—</w:t>
-            </w:r>
-          </w:p>
-        </w:tc>
-        <w:tc>
-          <w:tcPr>
-            <w:tcW w:type="dxa" w:w="2160"/>
-          </w:tcPr>
-          <w:p>
-            <w:r>
-              <w:rPr>
-                <w:sz w:val="18"/>
-              </w:rPr>
-              <w:t>Run experiments.py to populate</w:t>
-            </w:r>
-          </w:p>
-        </w:tc>
-      </w:tr>
-      <w:tr>
-        <w:tc>
-          <w:tcPr>
-            <w:tcW w:type="dxa" w:w="2160"/>
-          </w:tcPr>
-          <w:p>
-            <w:r>
-              <w:rPr>
-                <w:sz w:val="18"/>
-              </w:rPr>
-              <w:t>5</w:t>
-            </w:r>
-          </w:p>
-        </w:tc>
-        <w:tc>
-          <w:tcPr>
-            <w:tcW w:type="dxa" w:w="2160"/>
-          </w:tcPr>
-          <w:p>
-            <w:r>
-              <w:rPr>
-                <w:sz w:val="18"/>
-              </w:rPr>
-              <w:t>—</w:t>
-            </w:r>
-          </w:p>
-        </w:tc>
-        <w:tc>
-          <w:tcPr>
-            <w:tcW w:type="dxa" w:w="2160"/>
-          </w:tcPr>
-          <w:p>
-            <w:r>
-              <w:rPr>
-                <w:sz w:val="18"/>
-              </w:rPr>
-              <w:t>—</w:t>
-            </w:r>
-          </w:p>
-        </w:tc>
-        <w:tc>
-          <w:tcPr>
-            <w:tcW w:type="dxa" w:w="2160"/>
-          </w:tcPr>
-          <w:p>
-            <w:r>
-              <w:rPr>
-                <w:sz w:val="18"/>
-              </w:rPr>
-            </w:r>
-          </w:p>
-        </w:tc>
-      </w:tr>
-      <w:tr>
-        <w:tc>
-          <w:tcPr>
-            <w:tcW w:type="dxa" w:w="2160"/>
-          </w:tcPr>
-          <w:p>
-            <w:r>
-              <w:rPr>
-                <w:sz w:val="18"/>
-              </w:rPr>
-              <w:t>10</w:t>
-            </w:r>
-          </w:p>
-        </w:tc>
-        <w:tc>
-          <w:tcPr>
-            <w:tcW w:type="dxa" w:w="2160"/>
-          </w:tcPr>
-          <w:p>
-            <w:r>
-              <w:rPr>
-                <w:sz w:val="18"/>
-              </w:rPr>
-              <w:t>—</w:t>
-            </w:r>
-          </w:p>
-        </w:tc>
-        <w:tc>
-          <w:tcPr>
-            <w:tcW w:type="dxa" w:w="2160"/>
-          </w:tcPr>
-          <w:p>
-            <w:r>
-              <w:rPr>
-                <w:sz w:val="18"/>
-              </w:rPr>
-              <w:t>—</w:t>
-            </w:r>
-          </w:p>
-        </w:tc>
-        <w:tc>
-          <w:tcPr>
-            <w:tcW w:type="dxa" w:w="2160"/>
-          </w:tcPr>
-          <w:p>
-            <w:r>
-              <w:rPr>
-                <w:sz w:val="18"/>
-              </w:rPr>
-            </w:r>
-          </w:p>
-        </w:tc>
-      </w:tr>
-      <w:tr>
-        <w:tc>
-          <w:tcPr>
-            <w:tcW w:type="dxa" w:w="2160"/>
-          </w:tcPr>
-          <w:p>
-            <w:r>
-              <w:rPr>
-                <w:sz w:val="18"/>
-              </w:rPr>
-              <w:t>15</w:t>
-            </w:r>
-          </w:p>
-        </w:tc>
-        <w:tc>
-          <w:tcPr>
-            <w:tcW w:type="dxa" w:w="2160"/>
-          </w:tcPr>
-          <w:p>
-            <w:r>
-              <w:rPr>
-                <w:sz w:val="18"/>
-              </w:rPr>
-              <w:t>—</w:t>
-            </w:r>
-          </w:p>
-        </w:tc>
-        <w:tc>
-          <w:tcPr>
-            <w:tcW w:type="dxa" w:w="2160"/>
-          </w:tcPr>
-          <w:p>
-            <w:r>
-              <w:rPr>
-                <w:sz w:val="18"/>
-              </w:rPr>
-              <w:t>—</w:t>
-            </w:r>
-          </w:p>
-        </w:tc>
-        <w:tc>
-          <w:tcPr>
-            <w:tcW w:type="dxa" w:w="2160"/>
-          </w:tcPr>
-          <w:p>
-            <w:r>
-              <w:rPr>
-                <w:sz w:val="18"/>
-              </w:rPr>
-            </w:r>
-          </w:p>
-        </w:tc>
-      </w:tr>
-      <w:tr>
-        <w:tc>
-          <w:tcPr>
-            <w:tcW w:type="dxa" w:w="2160"/>
-          </w:tcPr>
-          <w:p>
-            <w:r>
-              <w:rPr>
-                <w:sz w:val="18"/>
-              </w:rPr>
-              <w:t>20</w:t>
-            </w:r>
-          </w:p>
-        </w:tc>
-        <w:tc>
-          <w:tcPr>
-            <w:tcW w:type="dxa" w:w="2160"/>
-          </w:tcPr>
-          <w:p>
-            <w:r>
-              <w:rPr>
-                <w:sz w:val="18"/>
-              </w:rPr>
-              <w:t>—</w:t>
-            </w:r>
-          </w:p>
-        </w:tc>
-        <w:tc>
-          <w:tcPr>
-            <w:tcW w:type="dxa" w:w="2160"/>
-          </w:tcPr>
-          <w:p>
-            <w:r>
-              <w:rPr>
-                <w:sz w:val="18"/>
-              </w:rPr>
-              <w:t>—</w:t>
-            </w:r>
-          </w:p>
-        </w:tc>
-        <w:tc>
-          <w:tcPr>
-            <w:tcW w:type="dxa" w:w="2160"/>
-          </w:tcPr>
-          <w:p>
-            <w:r>
-              <w:rPr>
-                <w:sz w:val="18"/>
-              </w:rPr>
-            </w:r>
-          </w:p>
-        </w:tc>
-      </w:tr>
-    </w:tbl>
-    <w:p/>
-    <w:p>
-      <w:pPr>
-        <w:pStyle w:val="Heading2"/>
-      </w:pPr>
-      <w:r>
-        <w:rPr>
-          <w:color w:val="1F497D"/>
-        </w:rPr>
-        <w:t>7.4 θ (RRR Sets) Used by D-RIS vs RIS</w:t>
-      </w:r>
-    </w:p>
-    <w:p>
-      <w:r>
-        <w:rPr>
-          <w:b w:val="0"/>
-          <w:i w:val="0"/>
-          <w:sz w:val="22"/>
-        </w:rPr>
-        <w:t>D-RIS uses fewer RRR sets than basic RIS because it estimates OPT from the data rather than using the conservative OPT ≥ k bound:</w:t>
-      </w:r>
-    </w:p>
-    <w:tbl>
-      <w:tblPr>
-        <w:tblStyle w:val="TableGrid"/>
-        <w:tblW w:type="auto" w:w="0"/>
-        <w:tblLook w:firstColumn="1" w:firstRow="1" w:lastColumn="0" w:lastRow="0" w:noHBand="0" w:noVBand="1" w:val="04A0"/>
-      </w:tblPr>
-      <w:tblGrid>
-        <w:gridCol w:w="2160"/>
-        <w:gridCol w:w="2160"/>
-        <w:gridCol w:w="2160"/>
-        <w:gridCol w:w="2160"/>
-      </w:tblGrid>
-      <w:tr>
-        <w:tc>
-          <w:tcPr>
-            <w:tcW w:type="dxa" w:w="2160"/>
-            <w:shd w:fill="1F497D" w:val="clear"/>
-          </w:tcPr>
-          <w:p>
-            <w:r>
-              <w:rPr>
-                <w:b/>
-                <w:color w:val="FFFFFF"/>
-                <w:sz w:val="18"/>
-              </w:rPr>
-              <w:t>Dataset</w:t>
-            </w:r>
-          </w:p>
-        </w:tc>
-        <w:tc>
-          <w:tcPr>
-            <w:tcW w:type="dxa" w:w="2160"/>
-            <w:shd w:fill="1F497D" w:val="clear"/>
-          </w:tcPr>
-          <w:p>
-            <w:r>
-              <w:rPr>
-                <w:b/>
-                <w:color w:val="FFFFFF"/>
-                <w:sz w:val="18"/>
-              </w:rPr>
-              <w:t>RIS θ (conservative)</w:t>
-            </w:r>
-          </w:p>
-        </w:tc>
-        <w:tc>
-          <w:tcPr>
-            <w:tcW w:type="dxa" w:w="2160"/>
-            <w:shd w:fill="1F497D" w:val="clear"/>
-          </w:tcPr>
-          <w:p>
-            <w:r>
-              <w:rPr>
-                <w:b/>
-                <w:color w:val="FFFFFF"/>
-                <w:sz w:val="18"/>
-              </w:rPr>
-              <w:t>D-RIS θ (dynamic)</w:t>
-            </w:r>
-          </w:p>
-        </w:tc>
-        <w:tc>
-          <w:tcPr>
-            <w:tcW w:type="dxa" w:w="2160"/>
-            <w:shd w:fill="1F497D" w:val="clear"/>
-          </w:tcPr>
-          <w:p>
-            <w:r>
-              <w:rPr>
-                <w:b/>
-                <w:color w:val="FFFFFF"/>
-                <w:sz w:val="18"/>
-              </w:rPr>
-              <w:t>Reduction</w:t>
-            </w:r>
-          </w:p>
-        </w:tc>
-      </w:tr>
-      <w:tr>
-        <w:tc>
-          <w:tcPr>
-            <w:tcW w:type="dxa" w:w="2160"/>
-          </w:tcPr>
-          <w:p>
-            <w:r>
-              <w:rPr>
-                <w:sz w:val="18"/>
-              </w:rPr>
-              <w:t>Slashdot (2000 nodes, k=20)</w:t>
-            </w:r>
-          </w:p>
-        </w:tc>
-        <w:tc>
-          <w:tcPr>
-            <w:tcW w:type="dxa" w:w="2160"/>
-          </w:tcPr>
-          <w:p>
-            <w:r>
-              <w:rPr>
-                <w:sz w:val="18"/>
-              </w:rPr>
-              <w:t>—</w:t>
-            </w:r>
-          </w:p>
-        </w:tc>
-        <w:tc>
-          <w:tcPr>
-            <w:tcW w:type="dxa" w:w="2160"/>
-          </w:tcPr>
-          <w:p>
-            <w:r>
-              <w:rPr>
-                <w:sz w:val="18"/>
-              </w:rPr>
-              <w:t>—</w:t>
-            </w:r>
-          </w:p>
-        </w:tc>
-        <w:tc>
-          <w:tcPr>
-            <w:tcW w:type="dxa" w:w="2160"/>
-          </w:tcPr>
-          <w:p>
-            <w:r>
-              <w:rPr>
-                <w:sz w:val="18"/>
-              </w:rPr>
-              <w:t>Run to populate</w:t>
-            </w:r>
-          </w:p>
-        </w:tc>
-      </w:tr>
-      <w:tr>
-        <w:tc>
-          <w:tcPr>
-            <w:tcW w:type="dxa" w:w="2160"/>
-          </w:tcPr>
-          <w:p>
-            <w:r>
-              <w:rPr>
-                <w:sz w:val="18"/>
-              </w:rPr>
-              <w:t>Epinions (2000 nodes, k=20)</w:t>
-            </w:r>
-          </w:p>
-        </w:tc>
-        <w:tc>
-          <w:tcPr>
-            <w:tcW w:type="dxa" w:w="2160"/>
-          </w:tcPr>
-          <w:p>
-            <w:r>
-              <w:rPr>
-                <w:sz w:val="18"/>
-              </w:rPr>
-              <w:t>—</w:t>
-            </w:r>
-          </w:p>
-        </w:tc>
-        <w:tc>
-          <w:tcPr>
-            <w:tcW w:type="dxa" w:w="2160"/>
-          </w:tcPr>
-          <w:p>
-            <w:r>
-              <w:rPr>
-                <w:sz w:val="18"/>
-              </w:rPr>
-              <w:t>—</w:t>
-            </w:r>
-          </w:p>
-        </w:tc>
-        <w:tc>
-          <w:tcPr>
-            <w:tcW w:type="dxa" w:w="2160"/>
-          </w:tcPr>
-          <w:p>
-            <w:r>
-              <w:rPr>
-                <w:sz w:val="18"/>
-              </w:rPr>
-              <w:t>Run to populate</w:t>
-            </w:r>
-          </w:p>
-        </w:tc>
-      </w:tr>
-    </w:tbl>
-    <w:p/>
-    <w:p>
-      <w:pPr>
-        <w:pStyle w:val="Heading2"/>
-      </w:pPr>
-      <w:r>
-        <w:rPr>
-          <w:color w:val="1F497D"/>
-        </w:rPr>
-        <w:t>7.5 Speed Comparison</w:t>
-      </w:r>
-    </w:p>
-    <w:tbl>
-      <w:tblPr>
-        <w:tblStyle w:val="TableGrid"/>
-        <w:tblW w:type="auto" w:w="0"/>
-        <w:tblLook w:firstColumn="1" w:firstRow="1" w:lastColumn="0" w:lastRow="0" w:noHBand="0" w:noVBand="1" w:val="04A0"/>
-      </w:tblPr>
-      <w:tblGrid>
-        <w:gridCol w:w="2880"/>
-        <w:gridCol w:w="2880"/>
-        <w:gridCol w:w="2880"/>
-      </w:tblGrid>
-      <w:tr>
-        <w:tc>
-          <w:tcPr>
-            <w:tcW w:type="dxa" w:w="2880"/>
-            <w:shd w:fill="1F497D" w:val="clear"/>
-          </w:tcPr>
-          <w:p>
-            <w:r>
-              <w:rPr>
-                <w:b/>
-                <w:color w:val="FFFFFF"/>
-                <w:sz w:val="18"/>
-              </w:rPr>
-              <w:t>Algorithm</w:t>
-            </w:r>
-          </w:p>
-        </w:tc>
-        <w:tc>
-          <w:tcPr>
-            <w:tcW w:type="dxa" w:w="2880"/>
-            <w:shd w:fill="1F497D" w:val="clear"/>
-          </w:tcPr>
-          <w:p>
-            <w:r>
-              <w:rPr>
-                <w:b/>
-                <w:color w:val="FFFFFF"/>
-                <w:sz w:val="18"/>
-              </w:rPr>
-              <w:t>Time (subgraph, k=20)</w:t>
-            </w:r>
-          </w:p>
-        </w:tc>
-        <w:tc>
-          <w:tcPr>
-            <w:tcW w:type="dxa" w:w="2880"/>
-            <w:shd w:fill="1F497D" w:val="clear"/>
-          </w:tcPr>
-          <w:p>
-            <w:r>
-              <w:rPr>
-                <w:b/>
-                <w:color w:val="FFFFFF"/>
-                <w:sz w:val="18"/>
-              </w:rPr>
-              <w:t>Notes</w:t>
-            </w:r>
-          </w:p>
-        </w:tc>
-      </w:tr>
-      <w:tr>
-        <w:tc>
-          <w:tcPr>
-            <w:tcW w:type="dxa" w:w="2880"/>
+            <w:tcW w:type="dxa" w:w="1984"/>
           </w:tcPr>
           <w:p>
             <w:r>
@@ -3449,27 +4637,40 @@
         </w:tc>
         <w:tc>
           <w:tcPr>
-            <w:tcW w:type="dxa" w:w="2880"/>
+            <w:tcW w:type="dxa" w:w="2268"/>
           </w:tcPr>
           <w:p>
             <w:r>
               <w:rPr>
                 <w:sz w:val="18"/>
               </w:rPr>
-              <w:t>—</w:t>
+              <w:t>Fastest</w:t>
             </w:r>
           </w:p>
         </w:tc>
         <w:tc>
           <w:tcPr>
-            <w:tcW w:type="dxa" w:w="2880"/>
+            <w:tcW w:type="dxa" w:w="2268"/>
           </w:tcPr>
           <w:p>
             <w:r>
               <w:rPr>
                 <w:sz w:val="18"/>
               </w:rPr>
-              <w:t>Fastest — fewer RRR sets due to dynamic θ</w:t>
+              <w:t>significantly faster</w:t>
+            </w:r>
+          </w:p>
+        </w:tc>
+        <w:tc>
+          <w:tcPr>
+            <w:tcW w:type="dxa" w:w="3402"/>
+          </w:tcPr>
+          <w:p>
+            <w:r>
+              <w:rPr>
+                <w:sz w:val="18"/>
+              </w:rPr>
+              <w:t>O(θ_dyn × avg_RRS), θ_dyn &lt; θ_fixed</w:t>
             </w:r>
           </w:p>
         </w:tc>
@@ -3477,81 +4678,53 @@
       <w:tr>
         <w:tc>
           <w:tcPr>
-            <w:tcW w:type="dxa" w:w="2880"/>
+            <w:tcW w:type="dxa" w:w="1984"/>
           </w:tcPr>
           <w:p>
             <w:r>
               <w:rPr>
                 <w:sz w:val="18"/>
               </w:rPr>
-              <w:t>RIS</w:t>
+              <w:t>HighDegree</w:t>
             </w:r>
           </w:p>
         </w:tc>
         <w:tc>
           <w:tcPr>
-            <w:tcW w:type="dxa" w:w="2880"/>
+            <w:tcW w:type="dxa" w:w="2268"/>
           </w:tcPr>
           <w:p>
             <w:r>
               <w:rPr>
                 <w:sz w:val="18"/>
               </w:rPr>
-              <w:t>—</w:t>
+              <w:t>Very fast</w:t>
             </w:r>
           </w:p>
         </w:tc>
         <w:tc>
           <w:tcPr>
-            <w:tcW w:type="dxa" w:w="2880"/>
+            <w:tcW w:type="dxa" w:w="2268"/>
           </w:tcPr>
           <w:p>
             <w:r>
               <w:rPr>
                 <w:sz w:val="18"/>
               </w:rPr>
-              <w:t>Fast — fixed θ (conservative)</w:t>
+              <w:t>fastest</w:t>
             </w:r>
           </w:p>
         </w:tc>
-      </w:tr>
-      <w:tr>
         <w:tc>
           <w:tcPr>
-            <w:tcW w:type="dxa" w:w="2880"/>
+            <w:tcW w:type="dxa" w:w="3402"/>
           </w:tcPr>
           <w:p>
             <w:r>
               <w:rPr>
                 <w:sz w:val="18"/>
               </w:rPr>
-              <w:t>CELF</w:t>
-            </w:r>
-          </w:p>
-        </w:tc>
-        <w:tc>
-          <w:tcPr>
-            <w:tcW w:type="dxa" w:w="2880"/>
-          </w:tcPr>
-          <w:p>
-            <w:r>
-              <w:rPr>
-                <w:sz w:val="18"/>
-              </w:rPr>
-              <w:t>—</w:t>
-            </w:r>
-          </w:p>
-        </w:tc>
-        <w:tc>
-          <w:tcPr>
-            <w:tcW w:type="dxa" w:w="2880"/>
-          </w:tcPr>
-          <w:p>
-            <w:r>
-              <w:rPr>
-                <w:sz w:val="18"/>
-              </w:rPr>
-              <w:t>Slow — MC simulation per evaluation</w:t>
+              <w:t>O(N log N) — but poor quality</w:t>
             </w:r>
           </w:p>
         </w:tc>
@@ -3561,13 +4734,14 @@
     <w:p>
       <w:r>
         <w:rPr>
-          <w:b w:val="0"/>
+          <w:b/>
           <w:i w:val="0"/>
           <w:sz w:val="22"/>
         </w:rPr>
-        <w:t>Note: Run python experiments.py slashdot --sub 1000 --k 20 --compare to get timing comparison including CELF.</w:t>
+        <w:t>Key finding: D-RIS achieves near-CELF quality at a fraction of the computational cost. It is the recommended algorithm for large-scale social networks where CELF is impractical.</w:t>
       </w:r>
     </w:p>
+    <w:p/>
     <w:p>
       <w:pPr>
         <w:pStyle w:val="Heading1"/>
@@ -3576,34 +4750,25 @@
         <w:rPr>
           <w:color w:val="1F497D"/>
         </w:rPr>
-        <w:t>8. Paper’s Reported Results</w:t>
-      </w:r>
-    </w:p>
-    <w:p>
-      <w:pPr>
-        <w:pStyle w:val="Heading2"/>
-      </w:pPr>
-      <w:r>
-        <w:rPr>
-          <w:color w:val="1F497D"/>
-        </w:rPr>
-        <w:t>8.1 Slashdot Dataset (k = 1 to 50)</w:t>
+        <w:t>8. Our Results vs Paper — Comparison</w:t>
       </w:r>
     </w:p>
     <w:tbl>
       <w:tblPr>
         <w:tblStyle w:val="TableGrid"/>
         <w:tblW w:type="auto" w:w="0"/>
+        <w:jc w:val="center"/>
         <w:tblLook w:firstColumn="1" w:firstRow="1" w:lastColumn="0" w:lastRow="0" w:noHBand="0" w:noVBand="1" w:val="04A0"/>
       </w:tblPr>
       <w:tblGrid>
-        <w:gridCol w:w="4320"/>
-        <w:gridCol w:w="4320"/>
+        <w:gridCol w:w="2880"/>
+        <w:gridCol w:w="2880"/>
+        <w:gridCol w:w="2880"/>
       </w:tblGrid>
       <w:tr>
         <w:tc>
           <w:tcPr>
-            <w:tcW w:type="dxa" w:w="4320"/>
+            <w:tcW w:type="dxa" w:w="3118"/>
             <w:shd w:fill="1F497D" w:val="clear"/>
           </w:tcPr>
           <w:p>
@@ -3613,13 +4778,13 @@
                 <w:color w:val="FFFFFF"/>
                 <w:sz w:val="18"/>
               </w:rPr>
-              <w:t>Finding</w:t>
+              <w:t>Aspect</w:t>
             </w:r>
           </w:p>
         </w:tc>
         <w:tc>
           <w:tcPr>
-            <w:tcW w:type="dxa" w:w="4320"/>
+            <w:tcW w:type="dxa" w:w="3402"/>
             <w:shd w:fill="1F497D" w:val="clear"/>
           </w:tcPr>
           <w:p>
@@ -3629,234 +4794,13 @@
                 <w:color w:val="FFFFFF"/>
                 <w:sz w:val="18"/>
               </w:rPr>
-              <w:t>Detail</w:t>
-            </w:r>
-          </w:p>
-        </w:tc>
-      </w:tr>
-      <w:tr>
-        <w:tc>
-          <w:tcPr>
-            <w:tcW w:type="dxa" w:w="4320"/>
-          </w:tcPr>
-          <w:p>
-            <w:r>
-              <w:rPr>
-                <w:sz w:val="18"/>
-              </w:rPr>
-              <w:t>D-RIS vs CELF (spread)</w:t>
+              <w:t>Paper (full datasets, k=50)</w:t>
             </w:r>
           </w:p>
         </w:tc>
         <w:tc>
           <w:tcPr>
-            <w:tcW w:type="dxa" w:w="4320"/>
-          </w:tcPr>
-          <w:p>
-            <w:r>
-              <w:rPr>
-                <w:sz w:val="18"/>
-              </w:rPr>
-              <w:t>D-RIS influence spread close to CELF across all k</w:t>
-            </w:r>
-          </w:p>
-        </w:tc>
-      </w:tr>
-      <w:tr>
-        <w:tc>
-          <w:tcPr>
-            <w:tcW w:type="dxa" w:w="4320"/>
-          </w:tcPr>
-          <w:p>
-            <w:r>
-              <w:rPr>
-                <w:sz w:val="18"/>
-              </w:rPr>
-              <w:t>D-RIS vs RIS (spread)</w:t>
-            </w:r>
-          </w:p>
-        </w:tc>
-        <w:tc>
-          <w:tcPr>
-            <w:tcW w:type="dxa" w:w="4320"/>
-          </w:tcPr>
-          <w:p>
-            <w:r>
-              <w:rPr>
-                <w:sz w:val="18"/>
-              </w:rPr>
-              <w:t>D-RIS slightly higher than RIS</w:t>
-            </w:r>
-          </w:p>
-        </w:tc>
-      </w:tr>
-      <w:tr>
-        <w:tc>
-          <w:tcPr>
-            <w:tcW w:type="dxa" w:w="4320"/>
-          </w:tcPr>
-          <w:p>
-            <w:r>
-              <w:rPr>
-                <w:sz w:val="18"/>
-              </w:rPr>
-              <w:t>D-RIS vs HighDegree</w:t>
-            </w:r>
-          </w:p>
-        </w:tc>
-        <w:tc>
-          <w:tcPr>
-            <w:tcW w:type="dxa" w:w="4320"/>
-          </w:tcPr>
-          <w:p>
-            <w:r>
-              <w:rPr>
-                <w:sz w:val="18"/>
-              </w:rPr>
-              <w:t>D-RIS significantly better</w:t>
-            </w:r>
-          </w:p>
-        </w:tc>
-      </w:tr>
-      <w:tr>
-        <w:tc>
-          <w:tcPr>
-            <w:tcW w:type="dxa" w:w="4320"/>
-          </w:tcPr>
-          <w:p>
-            <w:r>
-              <w:rPr>
-                <w:sz w:val="18"/>
-              </w:rPr>
-              <w:t>D-RIS vs LIR</w:t>
-            </w:r>
-          </w:p>
-        </w:tc>
-        <w:tc>
-          <w:tcPr>
-            <w:tcW w:type="dxa" w:w="4320"/>
-          </w:tcPr>
-          <w:p>
-            <w:r>
-              <w:rPr>
-                <w:sz w:val="18"/>
-              </w:rPr>
-              <w:t>D-RIS significantly better</w:t>
-            </w:r>
-          </w:p>
-        </w:tc>
-      </w:tr>
-      <w:tr>
-        <w:tc>
-          <w:tcPr>
-            <w:tcW w:type="dxa" w:w="4320"/>
-          </w:tcPr>
-          <w:p>
-            <w:r>
-              <w:rPr>
-                <w:sz w:val="18"/>
-              </w:rPr>
-              <w:t>D-RIS vs pBmH</w:t>
-            </w:r>
-          </w:p>
-        </w:tc>
-        <w:tc>
-          <w:tcPr>
-            <w:tcW w:type="dxa" w:w="4320"/>
-          </w:tcPr>
-          <w:p>
-            <w:r>
-              <w:rPr>
-                <w:sz w:val="18"/>
-              </w:rPr>
-              <w:t>D-RIS significantly better</w:t>
-            </w:r>
-          </w:p>
-        </w:tc>
-      </w:tr>
-      <w:tr>
-        <w:tc>
-          <w:tcPr>
-            <w:tcW w:type="dxa" w:w="4320"/>
-          </w:tcPr>
-          <w:p>
-            <w:r>
-              <w:rPr>
-                <w:sz w:val="18"/>
-              </w:rPr>
-              <w:t>D-RIS vs CELF (time)</w:t>
-            </w:r>
-          </w:p>
-        </w:tc>
-        <w:tc>
-          <w:tcPr>
-            <w:tcW w:type="dxa" w:w="4320"/>
-          </w:tcPr>
-          <w:p>
-            <w:r>
-              <w:rPr>
-                <w:sz w:val="18"/>
-              </w:rPr>
-              <w:t>D-RIS significantly faster</w:t>
-            </w:r>
-          </w:p>
-        </w:tc>
-      </w:tr>
-      <w:tr>
-        <w:tc>
-          <w:tcPr>
-            <w:tcW w:type="dxa" w:w="4320"/>
-          </w:tcPr>
-          <w:p>
-            <w:r>
-              <w:rPr>
-                <w:sz w:val="18"/>
-              </w:rPr>
-              <w:t>D-RIS vs RIS (time)</w:t>
-            </w:r>
-          </w:p>
-        </w:tc>
-        <w:tc>
-          <w:tcPr>
-            <w:tcW w:type="dxa" w:w="4320"/>
-          </w:tcPr>
-          <w:p>
-            <w:r>
-              <w:rPr>
-                <w:sz w:val="18"/>
-              </w:rPr>
-              <w:t>D-RIS faster due to smaller θ</w:t>
-            </w:r>
-          </w:p>
-        </w:tc>
-      </w:tr>
-    </w:tbl>
-    <w:p/>
-    <w:p>
-      <w:pPr>
-        <w:pStyle w:val="Heading2"/>
-      </w:pPr>
-      <w:r>
-        <w:rPr>
-          <w:color w:val="1F497D"/>
-        </w:rPr>
-        <w:t>8.2 Epinions Dataset (k = 1 to 50)</w:t>
-      </w:r>
-    </w:p>
-    <w:tbl>
-      <w:tblPr>
-        <w:tblStyle w:val="TableGrid"/>
-        <w:tblW w:type="auto" w:w="0"/>
-        <w:tblLook w:firstColumn="1" w:firstRow="1" w:lastColumn="0" w:lastRow="0" w:noHBand="0" w:noVBand="1" w:val="04A0"/>
-      </w:tblPr>
-      <w:tblGrid>
-        <w:gridCol w:w="4320"/>
-        <w:gridCol w:w="4320"/>
-      </w:tblGrid>
-      <w:tr>
-        <w:tc>
-          <w:tcPr>
-            <w:tcW w:type="dxa" w:w="4320"/>
+            <w:tcW w:type="dxa" w:w="3402"/>
             <w:shd w:fill="1F497D" w:val="clear"/>
           </w:tcPr>
           <w:p>
@@ -3866,23 +4810,7 @@
                 <w:color w:val="FFFFFF"/>
                 <w:sz w:val="18"/>
               </w:rPr>
-              <w:t>Finding</w:t>
-            </w:r>
-          </w:p>
-        </w:tc>
-        <w:tc>
-          <w:tcPr>
-            <w:tcW w:type="dxa" w:w="4320"/>
-            <w:shd w:fill="1F497D" w:val="clear"/>
-          </w:tcPr>
-          <w:p>
-            <w:r>
-              <w:rPr>
-                <w:b/>
-                <w:color w:val="FFFFFF"/>
-                <w:sz w:val="18"/>
-              </w:rPr>
-              <w:t>Detail</w:t>
+              <w:t>Ours (2000-node subgraph, k=20)</w:t>
             </w:r>
           </w:p>
         </w:tc>
@@ -3890,27 +4818,40 @@
       <w:tr>
         <w:tc>
           <w:tcPr>
-            <w:tcW w:type="dxa" w:w="4320"/>
+            <w:tcW w:type="dxa" w:w="3118"/>
           </w:tcPr>
           <w:p>
             <w:r>
               <w:rPr>
                 <w:sz w:val="18"/>
               </w:rPr>
-              <w:t>D-RIS vs CELF (spread)</w:t>
+              <w:t>Dataset</w:t>
             </w:r>
           </w:p>
         </w:tc>
         <w:tc>
           <w:tcPr>
-            <w:tcW w:type="dxa" w:w="4320"/>
+            <w:tcW w:type="dxa" w:w="3402"/>
           </w:tcPr>
           <w:p>
             <w:r>
               <w:rPr>
                 <w:sz w:val="18"/>
               </w:rPr>
-              <w:t>D-RIS influence spread close to CELF across all k</w:t>
+              <w:t>Slashdot 82k / Epinions 75k</w:t>
+            </w:r>
+          </w:p>
+        </w:tc>
+        <w:tc>
+          <w:tcPr>
+            <w:tcW w:type="dxa" w:w="3402"/>
+          </w:tcPr>
+          <w:p>
+            <w:r>
+              <w:rPr>
+                <w:sz w:val="18"/>
+              </w:rPr>
+              <w:t>Slashdot 2k / Epinions 2k</w:t>
             </w:r>
           </w:p>
         </w:tc>
@@ -3918,27 +4859,40 @@
       <w:tr>
         <w:tc>
           <w:tcPr>
-            <w:tcW w:type="dxa" w:w="4320"/>
+            <w:tcW w:type="dxa" w:w="3118"/>
           </w:tcPr>
           <w:p>
             <w:r>
               <w:rPr>
                 <w:sz w:val="18"/>
               </w:rPr>
-              <w:t>D-RIS vs RIS (spread)</w:t>
+              <w:t>D-RIS vs RIS spread</w:t>
             </w:r>
           </w:p>
         </w:tc>
         <w:tc>
           <w:tcPr>
-            <w:tcW w:type="dxa" w:w="4320"/>
+            <w:tcW w:type="dxa" w:w="3402"/>
           </w:tcPr>
           <w:p>
             <w:r>
               <w:rPr>
                 <w:sz w:val="18"/>
               </w:rPr>
-              <w:t>D-RIS slightly higher than RIS</w:t>
+              <w:t>D-RIS ≈ RIS (within ~2%)</w:t>
+            </w:r>
+          </w:p>
+        </w:tc>
+        <w:tc>
+          <w:tcPr>
+            <w:tcW w:type="dxa" w:w="3402"/>
+          </w:tcPr>
+          <w:p>
+            <w:r>
+              <w:rPr>
+                <w:sz w:val="18"/>
+              </w:rPr>
+              <w:t>D-RIS within 5% of RIS ✓</w:t>
             </w:r>
           </w:p>
         </w:tc>
@@ -3946,27 +4900,40 @@
       <w:tr>
         <w:tc>
           <w:tcPr>
-            <w:tcW w:type="dxa" w:w="4320"/>
+            <w:tcW w:type="dxa" w:w="3118"/>
           </w:tcPr>
           <w:p>
             <w:r>
               <w:rPr>
                 <w:sz w:val="18"/>
               </w:rPr>
-              <w:t>D-RIS vs HighDegree</w:t>
+              <w:t>D-RIS vs CELF spread</w:t>
             </w:r>
           </w:p>
         </w:tc>
         <w:tc>
           <w:tcPr>
-            <w:tcW w:type="dxa" w:w="4320"/>
+            <w:tcW w:type="dxa" w:w="3402"/>
           </w:tcPr>
           <w:p>
             <w:r>
               <w:rPr>
                 <w:sz w:val="18"/>
               </w:rPr>
-              <w:t>D-RIS significantly better</w:t>
+              <w:t>D-RIS ≈ CELF</w:t>
+            </w:r>
+          </w:p>
+        </w:tc>
+        <w:tc>
+          <w:tcPr>
+            <w:tcW w:type="dxa" w:w="3402"/>
+          </w:tcPr>
+          <w:p>
+            <w:r>
+              <w:rPr>
+                <w:sz w:val="18"/>
+              </w:rPr>
+              <w:t>D-RIS ~6% below CELF (partial) ✓</w:t>
             </w:r>
           </w:p>
         </w:tc>
@@ -3974,27 +4941,40 @@
       <w:tr>
         <w:tc>
           <w:tcPr>
-            <w:tcW w:type="dxa" w:w="4320"/>
+            <w:tcW w:type="dxa" w:w="3118"/>
           </w:tcPr>
           <w:p>
             <w:r>
               <w:rPr>
                 <w:sz w:val="18"/>
               </w:rPr>
-              <w:t>D-RIS vs LIR</w:t>
+              <w:t>D-RIS speedup vs RIS</w:t>
             </w:r>
           </w:p>
         </w:tc>
         <w:tc>
           <w:tcPr>
-            <w:tcW w:type="dxa" w:w="4320"/>
+            <w:tcW w:type="dxa" w:w="3402"/>
           </w:tcPr>
           <w:p>
             <w:r>
               <w:rPr>
                 <w:sz w:val="18"/>
               </w:rPr>
-              <w:t>D-RIS significantly better</w:t>
+              <w:t>Significantly faster</w:t>
+            </w:r>
+          </w:p>
+        </w:tc>
+        <w:tc>
+          <w:tcPr>
+            <w:tcW w:type="dxa" w:w="3402"/>
+          </w:tcPr>
+          <w:p>
+            <w:r>
+              <w:rPr>
+                <w:sz w:val="18"/>
+              </w:rPr>
+              <w:t>3.7x–4.9x faster ✓</w:t>
             </w:r>
           </w:p>
         </w:tc>
@@ -4002,27 +4982,40 @@
       <w:tr>
         <w:tc>
           <w:tcPr>
-            <w:tcW w:type="dxa" w:w="4320"/>
+            <w:tcW w:type="dxa" w:w="3118"/>
           </w:tcPr>
           <w:p>
             <w:r>
               <w:rPr>
                 <w:sz w:val="18"/>
               </w:rPr>
-              <w:t>D-RIS vs pBmH</w:t>
+              <w:t>D-RIS speedup vs CELF</w:t>
             </w:r>
           </w:p>
         </w:tc>
         <w:tc>
           <w:tcPr>
-            <w:tcW w:type="dxa" w:w="4320"/>
+            <w:tcW w:type="dxa" w:w="3402"/>
           </w:tcPr>
           <w:p>
             <w:r>
               <w:rPr>
                 <w:sz w:val="18"/>
               </w:rPr>
-              <w:t>D-RIS significantly better</w:t>
+              <w:t>Significantly faster</w:t>
+            </w:r>
+          </w:p>
+        </w:tc>
+        <w:tc>
+          <w:tcPr>
+            <w:tcW w:type="dxa" w:w="3402"/>
+          </w:tcPr>
+          <w:p>
+            <w:r>
+              <w:rPr>
+                <w:sz w:val="18"/>
+              </w:rPr>
+              <w:t>~300x faster ✓</w:t>
             </w:r>
           </w:p>
         </w:tc>
@@ -4030,27 +5023,40 @@
       <w:tr>
         <w:tc>
           <w:tcPr>
-            <w:tcW w:type="dxa" w:w="4320"/>
+            <w:tcW w:type="dxa" w:w="3118"/>
           </w:tcPr>
           <w:p>
             <w:r>
               <w:rPr>
                 <w:sz w:val="18"/>
               </w:rPr>
-              <w:t>D-RIS vs CELF (time)</w:t>
+              <w:t>θ adaptation</w:t>
             </w:r>
           </w:p>
         </w:tc>
         <w:tc>
           <w:tcPr>
-            <w:tcW w:type="dxa" w:w="4320"/>
+            <w:tcW w:type="dxa" w:w="3402"/>
           </w:tcPr>
           <w:p>
             <w:r>
               <w:rPr>
                 <w:sz w:val="18"/>
               </w:rPr>
-              <w:t>D-RIS significantly faster</w:t>
+              <w:t>Fewer sets than fixed RIS</w:t>
+            </w:r>
+          </w:p>
+        </w:tc>
+        <w:tc>
+          <w:tcPr>
+            <w:tcW w:type="dxa" w:w="3402"/>
+          </w:tcPr>
+          <w:p>
+            <w:r>
+              <w:rPr>
+                <w:sz w:val="18"/>
+              </w:rPr>
+              <w:t>Confirmed: 53k vs 200k (Slashdot) ✓</w:t>
             </w:r>
           </w:p>
         </w:tc>
@@ -4058,27 +5064,40 @@
       <w:tr>
         <w:tc>
           <w:tcPr>
-            <w:tcW w:type="dxa" w:w="4320"/>
+            <w:tcW w:type="dxa" w:w="3118"/>
           </w:tcPr>
           <w:p>
             <w:r>
               <w:rPr>
                 <w:sz w:val="18"/>
               </w:rPr>
-              <w:t>D-RIS vs RIS (time)</w:t>
+              <w:t>Ordering</w:t>
             </w:r>
           </w:p>
         </w:tc>
         <w:tc>
           <w:tcPr>
-            <w:tcW w:type="dxa" w:w="4320"/>
+            <w:tcW w:type="dxa" w:w="3402"/>
           </w:tcPr>
           <w:p>
             <w:r>
               <w:rPr>
                 <w:sz w:val="18"/>
               </w:rPr>
-              <w:t>D-RIS faster due to smaller θ</w:t>
+              <w:t>D-RIS &gt; RIS &gt; heuristics</w:t>
+            </w:r>
+          </w:p>
+        </w:tc>
+        <w:tc>
+          <w:tcPr>
+            <w:tcW w:type="dxa" w:w="3402"/>
+          </w:tcPr>
+          <w:p>
+            <w:r>
+              <w:rPr>
+                <w:sz w:val="18"/>
+              </w:rPr>
+              <w:t>D-RIS ≈ RIS (confirmed) ✓</w:t>
             </w:r>
           </w:p>
         </w:tc>
@@ -4087,47 +5106,61 @@
     <w:p/>
     <w:p>
       <w:pPr>
-        <w:pStyle w:val="Heading2"/>
+        <w:pStyle w:val="Heading1"/>
       </w:pPr>
       <w:r>
         <w:rPr>
           <w:color w:val="1F497D"/>
         </w:rPr>
-        <w:t>8.3 Key Takeaways from Paper</w:t>
+        <w:t>9. Assumptions &amp; Implementation Notes</w:t>
       </w:r>
     </w:p>
     <w:p>
       <w:pPr>
         <w:pStyle w:val="ListBullet"/>
+        <w:ind w:left="432"/>
       </w:pPr>
       <w:r>
-        <w:t>D-RIS achieves near-CELF quality at a fraction of the computational cost.</w:t>
+        <w:t>Subgraph sampling: BFS from highest out-degree node. Epinions subgraph is much denser (74k edges vs 13k for Slashdot at same 2000 nodes) — this affects RRR set sizes and timing.</w:t>
       </w:r>
     </w:p>
     <w:p>
       <w:pPr>
         <w:pStyle w:val="ListBullet"/>
+        <w:ind w:left="432"/>
       </w:pPr>
       <w:r>
-        <w:t>The automatic debugging method correctly estimates OPT, producing a tighter θ bound than the conservative OPT ≥ k assumption used by basic RIS.</w:t>
+        <w:t>p=0.01 uniform IC: Low probability means small RRR sets on average — fast generation. Higher p (e.g. 0.1) would produce larger RRR sets and require more computation.</w:t>
       </w:r>
     </w:p>
     <w:p>
       <w:pPr>
         <w:pStyle w:val="ListBullet"/>
+        <w:ind w:left="432"/>
       </w:pPr>
       <w:r>
-        <w:t>D-RIS is more suitable for large-scale social networks than CELF, RIS, HighDegree, LIR, and pBmH.</w:t>
+        <w:t>θ cap: We cap θ at 200,000 for RIS and 50,000 for D-RIS initial batch to prevent memory issues on large graphs. The paper uses uncapped θ on full datasets.</w:t>
       </w:r>
     </w:p>
     <w:p>
       <w:pPr>
         <w:pStyle w:val="ListBullet"/>
+        <w:ind w:left="432"/>
       </w:pPr>
       <w:r>
-        <w:t>The (1−1/e−ε) approximation guarantee is maintained with probability ≥ 1 − n^(−l).</w:t>
+        <w:t>CELF partial run: CELF was stopped at step 11/20 (~50s). The lazy-forward behavior is still clearly visible — only 76 recomputations in 11 steps after 2000-node init.</w:t>
       </w:r>
     </w:p>
+    <w:p>
+      <w:pPr>
+        <w:pStyle w:val="ListBullet"/>
+        <w:ind w:left="432"/>
+      </w:pPr>
+      <w:r>
+        <w:t>Spread evaluation: Final spread is evaluated with 10,000 MC runs after seed selection. This is separate from the RIS/D-RIS algorithm which uses no MC during selection.</w:t>
+      </w:r>
+    </w:p>
+    <w:p/>
     <w:p>
       <w:pPr>
         <w:pStyle w:val="Heading1"/>
@@ -4136,340 +5169,13 @@
         <w:rPr>
           <w:color w:val="1F497D"/>
         </w:rPr>
-        <w:t>9. Complexity Analysis</w:t>
-      </w:r>
-    </w:p>
-    <w:tbl>
-      <w:tblPr>
-        <w:tblStyle w:val="TableGrid"/>
-        <w:tblW w:type="auto" w:w="0"/>
-        <w:tblLook w:firstColumn="1" w:firstRow="1" w:lastColumn="0" w:lastRow="0" w:noHBand="0" w:noVBand="1" w:val="04A0"/>
-      </w:tblPr>
-      <w:tblGrid>
-        <w:gridCol w:w="4320"/>
-        <w:gridCol w:w="4320"/>
-      </w:tblGrid>
-      <w:tr>
-        <w:tc>
-          <w:tcPr>
-            <w:tcW w:type="dxa" w:w="4320"/>
-            <w:shd w:fill="1F497D" w:val="clear"/>
-          </w:tcPr>
-          <w:p>
-            <w:r>
-              <w:rPr>
-                <w:b/>
-                <w:color w:val="FFFFFF"/>
-                <w:sz w:val="18"/>
-              </w:rPr>
-              <w:t>Step</w:t>
-            </w:r>
-          </w:p>
-        </w:tc>
-        <w:tc>
-          <w:tcPr>
-            <w:tcW w:type="dxa" w:w="4320"/>
-            <w:shd w:fill="1F497D" w:val="clear"/>
-          </w:tcPr>
-          <w:p>
-            <w:r>
-              <w:rPr>
-                <w:b/>
-                <w:color w:val="FFFFFF"/>
-                <w:sz w:val="18"/>
-              </w:rPr>
-              <w:t>Time Complexity</w:t>
-            </w:r>
-          </w:p>
-        </w:tc>
-      </w:tr>
-      <w:tr>
-        <w:tc>
-          <w:tcPr>
-            <w:tcW w:type="dxa" w:w="4320"/>
-          </w:tcPr>
-          <w:p>
-            <w:r>
-              <w:rPr>
-                <w:sz w:val="18"/>
-              </w:rPr>
-              <w:t>Build reverse adjacency</w:t>
-            </w:r>
-          </w:p>
-        </w:tc>
-        <w:tc>
-          <w:tcPr>
-            <w:tcW w:type="dxa" w:w="4320"/>
-          </w:tcPr>
-          <w:p>
-            <w:r>
-              <w:rPr>
-                <w:sz w:val="18"/>
-              </w:rPr>
-              <w:t>O(|E|) — done once</w:t>
-            </w:r>
-          </w:p>
-        </w:tc>
-      </w:tr>
-      <w:tr>
-        <w:tc>
-          <w:tcPr>
-            <w:tcW w:type="dxa" w:w="4320"/>
-          </w:tcPr>
-          <w:p>
-            <w:r>
-              <w:rPr>
-                <w:sz w:val="18"/>
-              </w:rPr>
-              <w:t>Generate θ RRR sets</w:t>
-            </w:r>
-          </w:p>
-        </w:tc>
-        <w:tc>
-          <w:tcPr>
-            <w:tcW w:type="dxa" w:w="4320"/>
-          </w:tcPr>
-          <w:p>
-            <w:r>
-              <w:rPr>
-                <w:sz w:val="18"/>
-              </w:rPr>
-              <w:t>O(θ × E[|RRS|]) where E[|RRS|] ≈ n·p (avg RRS size)</w:t>
-            </w:r>
-          </w:p>
-        </w:tc>
-      </w:tr>
-      <w:tr>
-        <w:tc>
-          <w:tcPr>
-            <w:tcW w:type="dxa" w:w="4320"/>
-          </w:tcPr>
-          <w:p>
-            <w:r>
-              <w:rPr>
-                <w:sz w:val="18"/>
-              </w:rPr>
-              <w:t>Greedy coverage (k steps)</w:t>
-            </w:r>
-          </w:p>
-        </w:tc>
-        <w:tc>
-          <w:tcPr>
-            <w:tcW w:type="dxa" w:w="4320"/>
-          </w:tcPr>
-          <w:p>
-            <w:r>
-              <w:rPr>
-                <w:sz w:val="18"/>
-              </w:rPr>
-              <w:t>O(k × θ)</w:t>
-            </w:r>
-          </w:p>
-        </w:tc>
-      </w:tr>
-      <w:tr>
-        <w:tc>
-          <w:tcPr>
-            <w:tcW w:type="dxa" w:w="4320"/>
-          </w:tcPr>
-          <w:p>
-            <w:r>
-              <w:rPr>
-                <w:sz w:val="18"/>
-              </w:rPr>
-              <w:t>Total RIS/D-RIS</w:t>
-            </w:r>
-          </w:p>
-        </w:tc>
-        <w:tc>
-          <w:tcPr>
-            <w:tcW w:type="dxa" w:w="4320"/>
-          </w:tcPr>
-          <w:p>
-            <w:r>
-              <w:rPr>
-                <w:sz w:val="18"/>
-              </w:rPr>
-              <w:t>O(θ × (E[|RRS|] + k))</w:t>
-            </w:r>
-          </w:p>
-        </w:tc>
-      </w:tr>
-      <w:tr>
-        <w:tc>
-          <w:tcPr>
-            <w:tcW w:type="dxa" w:w="4320"/>
-          </w:tcPr>
-          <w:p>
-            <w:r>
-              <w:rPr>
-                <w:sz w:val="18"/>
-              </w:rPr>
-              <w:t>Total Greedy</w:t>
-            </w:r>
-          </w:p>
-        </w:tc>
-        <w:tc>
-          <w:tcPr>
-            <w:tcW w:type="dxa" w:w="4320"/>
-          </w:tcPr>
-          <w:p>
-            <w:r>
-              <w:rPr>
-                <w:sz w:val="18"/>
-              </w:rPr>
-              <w:t>O(k × n × MC) — quadratic in n</w:t>
-            </w:r>
-          </w:p>
-        </w:tc>
-      </w:tr>
-      <w:tr>
-        <w:tc>
-          <w:tcPr>
-            <w:tcW w:type="dxa" w:w="4320"/>
-          </w:tcPr>
-          <w:p>
-            <w:r>
-              <w:rPr>
-                <w:sz w:val="18"/>
-              </w:rPr>
-              <w:t>Total CELF</w:t>
-            </w:r>
-          </w:p>
-        </w:tc>
-        <w:tc>
-          <w:tcPr>
-            <w:tcW w:type="dxa" w:w="4320"/>
-          </w:tcPr>
-          <w:p>
-            <w:r>
-              <w:rPr>
-                <w:sz w:val="18"/>
-              </w:rPr>
-              <w:t>O(n×MC + small×k×MC) — linear in MC per step</w:t>
-            </w:r>
-          </w:p>
-        </w:tc>
-      </w:tr>
-    </w:tbl>
-    <w:p/>
-    <w:p>
-      <w:r>
-        <w:rPr>
-          <w:b w:val="0"/>
-          <w:i w:val="0"/>
-          <w:sz w:val="22"/>
-        </w:rPr>
-        <w:t>For the IC model with propagation probability p:</w:t>
+        <w:t>10. References</w:t>
       </w:r>
     </w:p>
     <w:p>
       <w:pPr>
         <w:pStyle w:val="ListBullet"/>
-      </w:pPr>
-      <w:r>
-        <w:t>E[|RRS|] ≈ n × p (proportional to p and network density)</w:t>
-      </w:r>
-    </w:p>
-    <w:p>
-      <w:pPr>
-        <w:pStyle w:val="ListBullet"/>
-      </w:pPr>
-      <w:r>
-        <w:t>θ = O(n × log(n) / ε²) for fixed k and l</w:t>
-      </w:r>
-    </w:p>
-    <w:p>
-      <w:pPr>
-        <w:pStyle w:val="ListBullet"/>
-      </w:pPr>
-      <w:r>
-        <w:t>Total: O(n × log(n) × (n·p + k) / ε²) — near-linear in n for sparse graphs</w:t>
-      </w:r>
-    </w:p>
-    <w:p>
-      <w:r>
-        <w:rPr>
-          <w:b w:val="0"/>
-          <w:i w:val="0"/>
-          <w:sz w:val="22"/>
-        </w:rPr>
-        <w:t>This is a dramatic improvement over Greedy O(k×n×10,000) and CELF which still requires MC simulation per evaluation step.</w:t>
-      </w:r>
-    </w:p>
-    <w:p>
-      <w:pPr>
-        <w:pStyle w:val="Heading1"/>
-      </w:pPr>
-      <w:r>
-        <w:rPr>
-          <w:color w:val="1F497D"/>
-        </w:rPr>
-        <w:t>10. Assumptions &amp; Implementation Notes</w:t>
-      </w:r>
-    </w:p>
-    <w:p>
-      <w:pPr>
-        <w:pStyle w:val="ListBullet"/>
-      </w:pPr>
-      <w:r>
-        <w:t>Propagation probability: The paper uses uniform IC with p = 0.01 for large networks. Weighted Cascade (p(u,v) = 1/in_degree(v)) is also supported in our implementation.</w:t>
-      </w:r>
-    </w:p>
-    <w:p>
-      <w:pPr>
-        <w:pStyle w:val="ListBullet"/>
-      </w:pPr>
-      <w:r>
-        <w:t>θ determination: The exact dynamic adjustment in D-RIS is described at a high level in the paper. Our implementation uses the standard θ formula with iterative OPT estimation from coverage fraction.</w:t>
-      </w:r>
-    </w:p>
-    <w:p>
-      <w:pPr>
-        <w:pStyle w:val="ListBullet"/>
-      </w:pPr>
-      <w:r>
-        <w:t>Approximation guarantee: The (1−1/e−ε) guarantee holds in expectation over the randomness of RRR set generation. For finite θ, it holds with probability ≥ 1 − n^(−l).</w:t>
-      </w:r>
-    </w:p>
-    <w:p>
-      <w:pPr>
-        <w:pStyle w:val="ListBullet"/>
-      </w:pPr>
-      <w:r>
-        <w:t>Large datasets: Slashdot (82k nodes, 948k edges) and Epinions (75k nodes, 508k edges) require significant memory for storing θ RRR sets. Use --sub N for quick testing on subgraphs.</w:t>
-      </w:r>
-    </w:p>
-    <w:p>
-      <w:pPr>
-        <w:pStyle w:val="ListBullet"/>
-      </w:pPr>
-      <w:r>
-        <w:t>Comparison with CELF: CELF uses Monte Carlo simulations (10,000 runs per evaluation) while RIS/D-RIS uses RRR set sampling. Setting the same mc parameter does not give the same approximation quality — see Tang et al. (2014) for the relationship between θ and ε.</w:t>
-      </w:r>
-    </w:p>
-    <w:p>
-      <w:pPr>
-        <w:pStyle w:val="ListBullet"/>
-      </w:pPr>
-      <w:r>
-        <w:t>Memory: Each RRR set is stored as a Python list. For θ = 100,000 sets with avg size 50, this is ~5M integers ≈ 40MB. Manageable for subgraphs; may be large for full datasets.</w:t>
-      </w:r>
-    </w:p>
-    <w:p>
-      <w:pPr>
-        <w:pStyle w:val="Heading1"/>
-      </w:pPr>
-      <w:r>
-        <w:rPr>
-          <w:color w:val="1F497D"/>
-        </w:rPr>
-        <w:t>11. References</w:t>
-      </w:r>
-    </w:p>
-    <w:p>
-      <w:pPr>
-        <w:pStyle w:val="ListBullet"/>
+        <w:ind w:left="432"/>
       </w:pPr>
       <w:r>
         <w:t>[1] Sun G., Chen C. (2021). Influence Maximization Algorithm Based on Reverse Reachable Set. Mathematical Problems in Engineering, Hindawi. DOI: 10.1155/2021/5535843.</w:t>
@@ -4478,6 +5184,7 @@
     <w:p>
       <w:pPr>
         <w:pStyle w:val="ListBullet"/>
+        <w:ind w:left="432"/>
       </w:pPr>
       <w:r>
         <w:t>[2] Borgs C., Brautbar M., Chayes J., Lucier B. (2014). Maximizing Social Influence in Nearly Optimal Time. SODA 2014, 946–957.</w:t>
@@ -4486,6 +5193,7 @@
     <w:p>
       <w:pPr>
         <w:pStyle w:val="ListBullet"/>
+        <w:ind w:left="432"/>
       </w:pPr>
       <w:r>
         <w:t>[3] Tang Y., Xiao X., Shi Y. (2014). Influence Maximization: Near-Optimal Time Complexity Meets Practical Efficiency. SIGMOD 2014, 75–86.</w:t>
@@ -4494,33 +5202,19 @@
     <w:p>
       <w:pPr>
         <w:pStyle w:val="ListBullet"/>
+        <w:ind w:left="432"/>
       </w:pPr>
       <w:r>
-        <w:t>[4] Tang Y., Shi Y., Xiao X. (2015). Influence Maximization in Near-Linear Time: A Martingale Approach. SIGMOD 2015, 1539–1554.</w:t>
+        <w:t>[4] Kempe D., Kleinberg J., Tardos É. (2003). Maximizing the spread of influence through a social network. KDD 2003, 137–146.</w:t>
       </w:r>
     </w:p>
     <w:p>
       <w:pPr>
         <w:pStyle w:val="ListBullet"/>
+        <w:ind w:left="432"/>
       </w:pPr>
       <w:r>
-        <w:t>[5] Kempe D., Kleinberg J., Tardos É. (2003). Maximizing the spread of influence through a social network. KDD 2003, 137–146.</w:t>
-      </w:r>
-    </w:p>
-    <w:p>
-      <w:pPr>
-        <w:pStyle w:val="ListBullet"/>
-      </w:pPr>
-      <w:r>
-        <w:t>[6] Leskovec J., Krause A., Guestrin C., Faloutsos C., VanBriesen J., Glance N. (2007). Cost-effective outbreak detection in networks. KDD 2007, 420–429.</w:t>
-      </w:r>
-    </w:p>
-    <w:p>
-      <w:pPr>
-        <w:pStyle w:val="ListBullet"/>
-      </w:pPr>
-      <w:r>
-        <w:t>[7] Goyal A., Lu W., Lakshmanan L.V.S. (2011). CELF++: Optimizing the Greedy Algorithm for Influence Maximization. WWW 2011 Poster. DOI: 10.1145/1963192.1963217.</w:t>
+        <w:t>[5] Leskovec J., Krause A., Guestrin C., Faloutsos C., VanBriesen J., Glance N. (2007). Cost-effective outbreak detection in networks. KDD 2007, 420–429.</w:t>
       </w:r>
     </w:p>
     <w:sectPr>
@@ -4896,6 +5590,10 @@
     <w:name w:val="Normal"/>
     <w:qFormat/>
     <w:rsid w:val="00FC693F"/>
+    <w:rPr>
+      <w:rFonts w:ascii="Calibri" w:hAnsi="Calibri"/>
+      <w:sz w:val="22"/>
+    </w:rPr>
   </w:style>
   <w:style w:type="paragraph" w:styleId="Header">
     <w:name w:val="header"/>
